--- a/pr-preview/pr-310/proof-writing.docx
+++ b/pr-preview/pr-310/proof-writing.docx
@@ -15,7 +15,7 @@
         <w:pStyle w:val="Date"/>
       </w:pPr>
       <w:r>
-        <w:t xml:space="preserve">Last modified: 2026-10-15 08:32:48 (PDT)</w:t>
+        <w:t xml:space="preserve">Last modified: 2026-10-15 13:37:28 (PDT)</w:t>
       </w:r>
     </w:p>
     <w:p>
@@ -65,7 +65,7 @@
       <w:r>
         <w:t xml:space="preserve"> </w:t>
       </w:r>
-      <w:hyperlink w:anchor="def-theorem">
+      <w:hyperlink w:anchor="def-result">
         <w:r>
           <w:rPr>
             <w:rStyle w:val="Hyperlink"/>
@@ -167,7 +167,7 @@
         <w:t xml:space="preserve">below.</w:t>
       </w:r>
     </w:p>
-    <w:bookmarkStart w:id="49" w:name="sec-proof-definitions"/>
+    <w:bookmarkStart w:id="74" w:name="sec-proof-definitions"/>
     <w:p>
       <w:pPr>
         <w:pStyle w:val="Heading2"/>
@@ -224,7 +224,7 @@
         <w:t xml:space="preserve"> </w:t>
       </w:r>
       <w:r>
-        <w:t xml:space="preserve">is a sentence that is either true or false.</w:t>
+        <w:t xml:space="preserve">is a declarative sentence that is either true or false.</w:t>
       </w:r>
     </w:p>
     <w:bookmarkEnd w:id="9"/>
@@ -494,7 +494,7 @@
         <w:t xml:space="preserve"> </w:t>
       </w:r>
       <w:r>
-        <w:t xml:space="preserve">is a sentence about a variable</w:t>
+        <w:t xml:space="preserve">is a declarative sentence about a variable</w:t>
       </w:r>
       <w:r>
         <w:t xml:space="preserve"> </w:t>
@@ -859,7 +859,304 @@
         <w:t xml:space="preserve"> </w:t>
       </w:r>
       <w:r>
-        <w:t xml:space="preserve">These notes use five:</w:t>
+        <w:t xml:space="preserve">These notes use five, defined next:</w:t>
+      </w:r>
+      <w:r>
+        <w:t xml:space="preserve"> </w:t>
+      </w:r>
+      <w:r>
+        <w:t xml:space="preserve">not (</w:t>
+      </w:r>
+      <w:hyperlink w:anchor="def-not">
+        <w:r>
+          <w:rPr>
+            <w:rStyle w:val="Hyperlink"/>
+          </w:rPr>
+          <w:t xml:space="preserve">Definition 4</w:t>
+        </w:r>
+      </w:hyperlink>
+      <w:r>
+        <w:t xml:space="preserve">), and (</w:t>
+      </w:r>
+      <w:hyperlink w:anchor="def-and">
+        <w:r>
+          <w:rPr>
+            <w:rStyle w:val="Hyperlink"/>
+          </w:rPr>
+          <w:t xml:space="preserve">Definition 5</w:t>
+        </w:r>
+      </w:hyperlink>
+      <w:r>
+        <w:t xml:space="preserve">), or (</w:t>
+      </w:r>
+      <w:hyperlink w:anchor="def-or">
+        <w:r>
+          <w:rPr>
+            <w:rStyle w:val="Hyperlink"/>
+          </w:rPr>
+          <w:t xml:space="preserve">Definition 6</w:t>
+        </w:r>
+      </w:hyperlink>
+      <w:r>
+        <w:t xml:space="preserve">),</w:t>
+      </w:r>
+      <w:r>
+        <w:t xml:space="preserve"> </w:t>
+      </w:r>
+      <w:r>
+        <w:t xml:space="preserve">implies (</w:t>
+      </w:r>
+      <w:hyperlink w:anchor="def-implies">
+        <w:r>
+          <w:rPr>
+            <w:rStyle w:val="Hyperlink"/>
+          </w:rPr>
+          <w:t xml:space="preserve">Definition 7</w:t>
+        </w:r>
+      </w:hyperlink>
+      <w:r>
+        <w:t xml:space="preserve">), and if and only if (</w:t>
+      </w:r>
+      <w:hyperlink w:anchor="def-iff">
+        <w:r>
+          <w:rPr>
+            <w:rStyle w:val="Hyperlink"/>
+          </w:rPr>
+          <w:t xml:space="preserve">Definition 8</w:t>
+        </w:r>
+      </w:hyperlink>
+      <w:r>
+        <w:t xml:space="preserve">).</w:t>
+      </w:r>
+    </w:p>
+    <w:bookmarkEnd w:id="14"/>
+    <w:bookmarkStart w:id="15" w:name="def-not"/>
+    <w:p>
+      <w:pPr>
+        <w:pStyle w:val="BodyText"/>
+      </w:pPr>
+      <w:r>
+        <w:rPr>
+          <w:b/>
+          <w:bCs/>
+        </w:rPr>
+        <w:t xml:space="preserve">Definition 4 (Not)</w:t>
+      </w:r>
+      <w:r>
+        <w:t xml:space="preserve"> </w:t>
+      </w:r>
+      <w:r>
+        <w:t xml:space="preserve">The logical connective (</w:t>
+      </w:r>
+      <w:hyperlink w:anchor="def-logical-connective">
+        <w:r>
+          <w:rPr>
+            <w:rStyle w:val="Hyperlink"/>
+          </w:rPr>
+          <w:t xml:space="preserve">Definition 3</w:t>
+        </w:r>
+      </w:hyperlink>
+      <w:r>
+        <w:t xml:space="preserve">)</w:t>
+      </w:r>
+      <w:r>
+        <w:t xml:space="preserve"> </w:t>
+      </w:r>
+      <w:r>
+        <w:rPr>
+          <w:b/>
+          <w:bCs/>
+        </w:rPr>
+        <w:t xml:space="preserve">not</w:t>
+      </w:r>
+      <w:r>
+        <w:t xml:space="preserve"> </w:t>
+      </w:r>
+      <w:r>
+        <w:t xml:space="preserve">is written</w:t>
+      </w:r>
+      <w:r>
+        <w:t xml:space="preserve"> </w:t>
+      </w:r>
+      <m:oMath>
+        <m:r>
+          <m:rPr>
+            <m:sty m:val="p"/>
+          </m:rPr>
+          <m:t>¬</m:t>
+        </m:r>
+        <m:r>
+          <m:t>P</m:t>
+        </m:r>
+      </m:oMath>
+      <w:r>
+        <w:t xml:space="preserve"> </w:t>
+      </w:r>
+      <w:r>
+        <w:t xml:space="preserve">(</w:t>
+      </w:r>
+      <w:r>
+        <w:t xml:space="preserve">“not</w:t>
+      </w:r>
+      <w:r>
+        <w:t xml:space="preserve"> </w:t>
+      </w:r>
+      <m:oMath>
+        <m:r>
+          <m:t>P</m:t>
+        </m:r>
+      </m:oMath>
+      <w:r>
+        <w:t xml:space="preserve">”</w:t>
+      </w:r>
+      <w:r>
+        <w:t xml:space="preserve">);</w:t>
+      </w:r>
+      <w:r>
+        <w:t xml:space="preserve"> </w:t>
+      </w:r>
+      <w:r>
+        <w:t xml:space="preserve">it is true when</w:t>
+      </w:r>
+      <w:r>
+        <w:t xml:space="preserve"> </w:t>
+      </w:r>
+      <m:oMath>
+        <m:r>
+          <m:t>P</m:t>
+        </m:r>
+      </m:oMath>
+      <w:r>
+        <w:t xml:space="preserve"> </w:t>
+      </w:r>
+      <w:r>
+        <w:t xml:space="preserve">is false,</w:t>
+      </w:r>
+      <w:r>
+        <w:t xml:space="preserve"> </w:t>
+      </w:r>
+      <w:r>
+        <w:t xml:space="preserve">and false when</w:t>
+      </w:r>
+      <w:r>
+        <w:t xml:space="preserve"> </w:t>
+      </w:r>
+      <m:oMath>
+        <m:r>
+          <m:t>P</m:t>
+        </m:r>
+      </m:oMath>
+      <w:r>
+        <w:t xml:space="preserve"> </w:t>
+      </w:r>
+      <w:r>
+        <w:t xml:space="preserve">is true.</w:t>
+      </w:r>
+    </w:p>
+    <w:bookmarkEnd w:id="15"/>
+    <w:bookmarkStart w:id="16" w:name="exm-not"/>
+    <w:p>
+      <w:pPr>
+        <w:pStyle w:val="BodyText"/>
+      </w:pPr>
+      <w:r>
+        <w:rPr>
+          <w:b/>
+          <w:bCs/>
+        </w:rPr>
+        <w:t xml:space="preserve">Example 3 (Negating a true and a false proposition)</w:t>
+      </w:r>
+      <w:r>
+        <w:t xml:space="preserve"> </w:t>
+      </w:r>
+      <w:r>
+        <w:t xml:space="preserve">Let</w:t>
+      </w:r>
+      <w:r>
+        <w:t xml:space="preserve"> </w:t>
+      </w:r>
+      <m:oMath>
+        <m:r>
+          <m:t>P</m:t>
+        </m:r>
+      </m:oMath>
+      <w:r>
+        <w:t xml:space="preserve"> </w:t>
+      </w:r>
+      <w:r>
+        <w:t xml:space="preserve">be</w:t>
+      </w:r>
+      <w:r>
+        <w:t xml:space="preserve"> </w:t>
+      </w:r>
+      <w:r>
+        <w:t xml:space="preserve">“</w:t>
+      </w:r>
+      <m:oMath>
+        <m:r>
+          <m:t>5</m:t>
+        </m:r>
+        <m:r>
+          <m:rPr>
+            <m:sty m:val="p"/>
+          </m:rPr>
+          <m:t>&gt;</m:t>
+        </m:r>
+        <m:r>
+          <m:t>3</m:t>
+        </m:r>
+      </m:oMath>
+      <w:r>
+        <w:t xml:space="preserve">”</w:t>
+      </w:r>
+      <w:r>
+        <w:t xml:space="preserve">, which is true,</w:t>
+      </w:r>
+      <w:r>
+        <w:t xml:space="preserve"> </w:t>
+      </w:r>
+      <w:r>
+        <w:t xml:space="preserve">and let</w:t>
+      </w:r>
+      <w:r>
+        <w:t xml:space="preserve"> </w:t>
+      </w:r>
+      <m:oMath>
+        <m:r>
+          <m:t>Q</m:t>
+        </m:r>
+      </m:oMath>
+      <w:r>
+        <w:t xml:space="preserve"> </w:t>
+      </w:r>
+      <w:r>
+        <w:t xml:space="preserve">be</w:t>
+      </w:r>
+      <w:r>
+        <w:t xml:space="preserve"> </w:t>
+      </w:r>
+      <w:r>
+        <w:t xml:space="preserve">“</w:t>
+      </w:r>
+      <m:oMath>
+        <m:r>
+          <m:t>2</m:t>
+        </m:r>
+        <m:r>
+          <m:rPr>
+            <m:sty m:val="p"/>
+          </m:rPr>
+          <m:t>&gt;</m:t>
+        </m:r>
+        <m:r>
+          <m:t>3</m:t>
+        </m:r>
+      </m:oMath>
+      <w:r>
+        <w:t xml:space="preserve">”</w:t>
+      </w:r>
+      <w:r>
+        <w:t xml:space="preserve">, which is false.</w:t>
       </w:r>
     </w:p>
     <w:p>
@@ -870,19 +1167,6 @@
           <w:numId w:val="1003"/>
         </w:numPr>
       </w:pPr>
-      <w:r>
-        <w:rPr>
-          <w:b/>
-          <w:bCs/>
-        </w:rPr>
-        <w:t xml:space="preserve">not</w:t>
-      </w:r>
-      <w:r>
-        <w:t xml:space="preserve">:</w:t>
-      </w:r>
-      <w:r>
-        <w:t xml:space="preserve"> </w:t>
-      </w:r>
       <m:oMath>
         <m:r>
           <m:rPr>
@@ -895,47 +1179,36 @@
         </m:r>
       </m:oMath>
       <w:r>
-        <w:t xml:space="preserve"> </w:t>
-      </w:r>
-      <w:r>
-        <w:t xml:space="preserve">(</w:t>
-      </w:r>
-      <w:r>
-        <w:t xml:space="preserve">“not</w:t>
-      </w:r>
-      <w:r>
-        <w:t xml:space="preserve"> </w:t>
-      </w:r>
-      <m:oMath>
-        <m:r>
-          <m:t>P</m:t>
+        <w:t xml:space="preserve">,</w:t>
+      </w:r>
+      <w:r>
+        <w:t xml:space="preserve"> </w:t>
+      </w:r>
+      <w:r>
+        <w:t xml:space="preserve">“it is not true that</w:t>
+      </w:r>
+      <w:r>
+        <w:t xml:space="preserve"> </w:t>
+      </w:r>
+      <m:oMath>
+        <m:r>
+          <m:t>5</m:t>
+        </m:r>
+        <m:r>
+          <m:rPr>
+            <m:sty m:val="p"/>
+          </m:rPr>
+          <m:t>&gt;</m:t>
+        </m:r>
+        <m:r>
+          <m:t>3</m:t>
         </m:r>
       </m:oMath>
       <w:r>
         <w:t xml:space="preserve">”</w:t>
       </w:r>
       <w:r>
-        <w:t xml:space="preserve">) is true when</w:t>
-      </w:r>
-      <w:r>
-        <w:t xml:space="preserve"> </w:t>
-      </w:r>
-      <m:oMath>
-        <m:r>
-          <m:t>P</m:t>
-        </m:r>
-      </m:oMath>
-      <w:r>
-        <w:t xml:space="preserve"> </w:t>
-      </w:r>
-      <w:r>
-        <w:t xml:space="preserve">is false,</w:t>
-      </w:r>
-      <w:r>
-        <w:t xml:space="preserve"> </w:t>
-      </w:r>
-      <w:r>
-        <w:t xml:space="preserve">and false when</w:t>
+        <w:t xml:space="preserve">, is false, because</w:t>
       </w:r>
       <w:r>
         <w:t xml:space="preserve"> </w:t>
@@ -960,52 +1233,48 @@
           <w:numId w:val="1003"/>
         </w:numPr>
       </w:pPr>
-      <w:r>
-        <w:rPr>
-          <w:b/>
-          <w:bCs/>
-        </w:rPr>
-        <w:t xml:space="preserve">and</w:t>
-      </w:r>
-      <w:r>
-        <w:t xml:space="preserve">:</w:t>
-      </w:r>
-      <w:r>
-        <w:t xml:space="preserve"> </w:t>
-      </w:r>
-      <m:oMath>
-        <m:r>
-          <m:t>P</m:t>
-        </m:r>
-        <m:r>
-          <m:rPr>
-            <m:sty m:val="p"/>
-          </m:rPr>
-          <m:t>∧</m:t>
+      <m:oMath>
+        <m:r>
+          <m:rPr>
+            <m:sty m:val="p"/>
+          </m:rPr>
+          <m:t>¬</m:t>
         </m:r>
         <m:r>
           <m:t>Q</m:t>
         </m:r>
       </m:oMath>
       <w:r>
-        <w:t xml:space="preserve"> </w:t>
-      </w:r>
-      <w:r>
-        <w:t xml:space="preserve">(</w:t>
-      </w:r>
-      <w:r>
-        <w:t xml:space="preserve">“</w:t>
-      </w:r>
-      <m:oMath>
-        <m:r>
-          <m:t>P</m:t>
-        </m:r>
-      </m:oMath>
-      <w:r>
-        <w:t xml:space="preserve"> </w:t>
-      </w:r>
-      <w:r>
-        <w:t xml:space="preserve">and</w:t>
+        <w:t xml:space="preserve">,</w:t>
+      </w:r>
+      <w:r>
+        <w:t xml:space="preserve"> </w:t>
+      </w:r>
+      <w:r>
+        <w:t xml:space="preserve">“it is not true that</w:t>
+      </w:r>
+      <w:r>
+        <w:t xml:space="preserve"> </w:t>
+      </w:r>
+      <m:oMath>
+        <m:r>
+          <m:t>2</m:t>
+        </m:r>
+        <m:r>
+          <m:rPr>
+            <m:sty m:val="p"/>
+          </m:rPr>
+          <m:t>&gt;</m:t>
+        </m:r>
+        <m:r>
+          <m:t>3</m:t>
+        </m:r>
+      </m:oMath>
+      <w:r>
+        <w:t xml:space="preserve">”</w:t>
+      </w:r>
+      <w:r>
+        <w:t xml:space="preserve">, is true, because</w:t>
       </w:r>
       <w:r>
         <w:t xml:space="preserve"> </w:t>
@@ -1016,403 +1285,14 @@
         </m:r>
       </m:oMath>
       <w:r>
-        <w:t xml:space="preserve">”</w:t>
-      </w:r>
-      <w:r>
-        <w:t xml:space="preserve">) is true when</w:t>
-      </w:r>
-      <w:r>
-        <w:t xml:space="preserve"> </w:t>
-      </w:r>
-      <m:oMath>
-        <m:r>
-          <m:t>P</m:t>
-        </m:r>
-      </m:oMath>
-      <w:r>
-        <w:t xml:space="preserve"> </w:t>
-      </w:r>
-      <w:r>
-        <w:t xml:space="preserve">and</w:t>
-      </w:r>
-      <w:r>
-        <w:t xml:space="preserve"> </w:t>
-      </w:r>
-      <m:oMath>
-        <m:r>
-          <m:t>Q</m:t>
-        </m:r>
-      </m:oMath>
-      <w:r>
-        <w:t xml:space="preserve"> </w:t>
-      </w:r>
-      <w:r>
-        <w:t xml:space="preserve">are both true,</w:t>
-      </w:r>
-      <w:r>
-        <w:t xml:space="preserve"> </w:t>
-      </w:r>
-      <w:r>
-        <w:t xml:space="preserve">and false otherwise.</w:t>
+        <w:t xml:space="preserve"> </w:t>
+      </w:r>
+      <w:r>
+        <w:t xml:space="preserve">is false.</w:t>
       </w:r>
     </w:p>
-    <w:p>
-      <w:pPr>
-        <w:pStyle w:val="Compact"/>
-        <w:numPr>
-          <w:ilvl w:val="0"/>
-          <w:numId w:val="1003"/>
-        </w:numPr>
-      </w:pPr>
-      <w:r>
-        <w:rPr>
-          <w:b/>
-          <w:bCs/>
-        </w:rPr>
-        <w:t xml:space="preserve">or</w:t>
-      </w:r>
-      <w:r>
-        <w:t xml:space="preserve">:</w:t>
-      </w:r>
-      <w:r>
-        <w:t xml:space="preserve"> </w:t>
-      </w:r>
-      <m:oMath>
-        <m:r>
-          <m:t>P</m:t>
-        </m:r>
-        <m:r>
-          <m:rPr>
-            <m:sty m:val="p"/>
-          </m:rPr>
-          <m:t>∨</m:t>
-        </m:r>
-        <m:r>
-          <m:t>Q</m:t>
-        </m:r>
-      </m:oMath>
-      <w:r>
-        <w:t xml:space="preserve"> </w:t>
-      </w:r>
-      <w:r>
-        <w:t xml:space="preserve">(</w:t>
-      </w:r>
-      <w:r>
-        <w:t xml:space="preserve">“</w:t>
-      </w:r>
-      <m:oMath>
-        <m:r>
-          <m:t>P</m:t>
-        </m:r>
-      </m:oMath>
-      <w:r>
-        <w:t xml:space="preserve"> </w:t>
-      </w:r>
-      <w:r>
-        <w:t xml:space="preserve">or</w:t>
-      </w:r>
-      <w:r>
-        <w:t xml:space="preserve"> </w:t>
-      </w:r>
-      <m:oMath>
-        <m:r>
-          <m:t>Q</m:t>
-        </m:r>
-      </m:oMath>
-      <w:r>
-        <w:t xml:space="preserve">”</w:t>
-      </w:r>
-      <w:r>
-        <w:t xml:space="preserve">) is true when at least one of</w:t>
-      </w:r>
-      <w:r>
-        <w:t xml:space="preserve"> </w:t>
-      </w:r>
-      <m:oMath>
-        <m:r>
-          <m:t>P</m:t>
-        </m:r>
-      </m:oMath>
-      <w:r>
-        <w:t xml:space="preserve"> </w:t>
-      </w:r>
-      <w:r>
-        <w:t xml:space="preserve">and</w:t>
-      </w:r>
-      <w:r>
-        <w:t xml:space="preserve"> </w:t>
-      </w:r>
-      <m:oMath>
-        <m:r>
-          <m:t>Q</m:t>
-        </m:r>
-      </m:oMath>
-      <w:r>
-        <w:t xml:space="preserve"> </w:t>
-      </w:r>
-      <w:r>
-        <w:t xml:space="preserve">is true,</w:t>
-      </w:r>
-      <w:r>
-        <w:t xml:space="preserve"> </w:t>
-      </w:r>
-      <w:r>
-        <w:t xml:space="preserve">and false when both are false.</w:t>
-      </w:r>
-    </w:p>
-    <w:p>
-      <w:pPr>
-        <w:pStyle w:val="Compact"/>
-        <w:numPr>
-          <w:ilvl w:val="0"/>
-          <w:numId w:val="1003"/>
-        </w:numPr>
-      </w:pPr>
-      <w:r>
-        <w:rPr>
-          <w:b/>
-          <w:bCs/>
-        </w:rPr>
-        <w:t xml:space="preserve">implies</w:t>
-      </w:r>
-      <w:r>
-        <w:t xml:space="preserve">:</w:t>
-      </w:r>
-      <w:r>
-        <w:t xml:space="preserve"> </w:t>
-      </w:r>
-      <m:oMath>
-        <m:r>
-          <m:t>P</m:t>
-        </m:r>
-        <m:r>
-          <m:rPr>
-            <m:sty m:val="p"/>
-          </m:rPr>
-          <m:t>⇒</m:t>
-        </m:r>
-        <m:r>
-          <m:t>Q</m:t>
-        </m:r>
-      </m:oMath>
-      <w:r>
-        <w:t xml:space="preserve"> </w:t>
-      </w:r>
-      <w:r>
-        <w:t xml:space="preserve">(</w:t>
-      </w:r>
-      <w:r>
-        <w:t xml:space="preserve">“if</w:t>
-      </w:r>
-      <w:r>
-        <w:t xml:space="preserve"> </w:t>
-      </w:r>
-      <m:oMath>
-        <m:r>
-          <m:t>P</m:t>
-        </m:r>
-      </m:oMath>
-      <w:r>
-        <w:t xml:space="preserve">, then</w:t>
-      </w:r>
-      <w:r>
-        <w:t xml:space="preserve"> </w:t>
-      </w:r>
-      <m:oMath>
-        <m:r>
-          <m:t>Q</m:t>
-        </m:r>
-      </m:oMath>
-      <w:r>
-        <w:t xml:space="preserve">”</w:t>
-      </w:r>
-      <w:r>
-        <w:t xml:space="preserve">, or</w:t>
-      </w:r>
-      <w:r>
-        <w:t xml:space="preserve"> </w:t>
-      </w:r>
-      <w:r>
-        <w:t xml:space="preserve">“</w:t>
-      </w:r>
-      <m:oMath>
-        <m:r>
-          <m:t>P</m:t>
-        </m:r>
-      </m:oMath>
-      <w:r>
-        <w:t xml:space="preserve"> </w:t>
-      </w:r>
-      <w:r>
-        <w:t xml:space="preserve">implies</w:t>
-      </w:r>
-      <w:r>
-        <w:t xml:space="preserve"> </w:t>
-      </w:r>
-      <m:oMath>
-        <m:r>
-          <m:t>Q</m:t>
-        </m:r>
-      </m:oMath>
-      <w:r>
-        <w:t xml:space="preserve">”</w:t>
-      </w:r>
-      <w:r>
-        <w:t xml:space="preserve">)</w:t>
-      </w:r>
-      <w:r>
-        <w:t xml:space="preserve"> </w:t>
-      </w:r>
-      <w:r>
-        <w:t xml:space="preserve">is false when</w:t>
-      </w:r>
-      <w:r>
-        <w:t xml:space="preserve"> </w:t>
-      </w:r>
-      <m:oMath>
-        <m:r>
-          <m:t>P</m:t>
-        </m:r>
-      </m:oMath>
-      <w:r>
-        <w:t xml:space="preserve"> </w:t>
-      </w:r>
-      <w:r>
-        <w:t xml:space="preserve">is true and</w:t>
-      </w:r>
-      <w:r>
-        <w:t xml:space="preserve"> </w:t>
-      </w:r>
-      <m:oMath>
-        <m:r>
-          <m:t>Q</m:t>
-        </m:r>
-      </m:oMath>
-      <w:r>
-        <w:t xml:space="preserve"> </w:t>
-      </w:r>
-      <w:r>
-        <w:t xml:space="preserve">is false,</w:t>
-      </w:r>
-      <w:r>
-        <w:t xml:space="preserve"> </w:t>
-      </w:r>
-      <w:r>
-        <w:t xml:space="preserve">and true otherwise.</w:t>
-      </w:r>
-    </w:p>
-    <w:p>
-      <w:pPr>
-        <w:pStyle w:val="Compact"/>
-        <w:numPr>
-          <w:ilvl w:val="0"/>
-          <w:numId w:val="1003"/>
-        </w:numPr>
-      </w:pPr>
-      <w:r>
-        <w:rPr>
-          <w:b/>
-          <w:bCs/>
-        </w:rPr>
-        <w:t xml:space="preserve">if and only if</w:t>
-      </w:r>
-      <w:r>
-        <w:t xml:space="preserve">:</w:t>
-      </w:r>
-      <w:r>
-        <w:t xml:space="preserve"> </w:t>
-      </w:r>
-      <m:oMath>
-        <m:r>
-          <m:t>P</m:t>
-        </m:r>
-        <m:r>
-          <m:rPr>
-            <m:sty m:val="p"/>
-          </m:rPr>
-          <m:t>⇔</m:t>
-        </m:r>
-        <m:r>
-          <m:t>Q</m:t>
-        </m:r>
-      </m:oMath>
-      <w:r>
-        <w:t xml:space="preserve"> </w:t>
-      </w:r>
-      <w:r>
-        <w:t xml:space="preserve">(</w:t>
-      </w:r>
-      <w:r>
-        <w:t xml:space="preserve">“</w:t>
-      </w:r>
-      <m:oMath>
-        <m:r>
-          <m:t>P</m:t>
-        </m:r>
-      </m:oMath>
-      <w:r>
-        <w:t xml:space="preserve"> </w:t>
-      </w:r>
-      <w:r>
-        <w:t xml:space="preserve">if and only if</w:t>
-      </w:r>
-      <w:r>
-        <w:t xml:space="preserve"> </w:t>
-      </w:r>
-      <m:oMath>
-        <m:r>
-          <m:t>Q</m:t>
-        </m:r>
-      </m:oMath>
-      <w:r>
-        <w:t xml:space="preserve">”</w:t>
-      </w:r>
-      <w:r>
-        <w:t xml:space="preserve">)</w:t>
-      </w:r>
-      <w:r>
-        <w:t xml:space="preserve"> </w:t>
-      </w:r>
-      <w:r>
-        <w:t xml:space="preserve">is true when</w:t>
-      </w:r>
-      <w:r>
-        <w:t xml:space="preserve"> </w:t>
-      </w:r>
-      <m:oMath>
-        <m:r>
-          <m:t>P</m:t>
-        </m:r>
-      </m:oMath>
-      <w:r>
-        <w:t xml:space="preserve"> </w:t>
-      </w:r>
-      <w:r>
-        <w:t xml:space="preserve">and</w:t>
-      </w:r>
-      <w:r>
-        <w:t xml:space="preserve"> </w:t>
-      </w:r>
-      <m:oMath>
-        <m:r>
-          <m:t>Q</m:t>
-        </m:r>
-      </m:oMath>
-      <w:r>
-        <w:t xml:space="preserve"> </w:t>
-      </w:r>
-      <w:r>
-        <w:t xml:space="preserve">have the same truth value,</w:t>
-      </w:r>
-      <w:r>
-        <w:t xml:space="preserve"> </w:t>
-      </w:r>
-      <w:r>
-        <w:t xml:space="preserve">and false otherwise.</w:t>
-      </w:r>
-    </w:p>
-    <w:bookmarkEnd w:id="14"/>
-    <w:bookmarkStart w:id="15" w:name="exm-logical-connective"/>
+    <w:bookmarkEnd w:id="16"/>
+    <w:bookmarkStart w:id="17" w:name="def-and"/>
     <w:p>
       <w:pPr>
         <w:pStyle w:val="FirstParagraph"/>
@@ -1422,116 +1302,304 @@
           <w:b/>
           <w:bCs/>
         </w:rPr>
-        <w:t xml:space="preserve">Example 3 (Truth values of connectives)</w:t>
-      </w:r>
-      <w:r>
-        <w:t xml:space="preserve"> </w:t>
-      </w:r>
-      <w:r>
-        <w:t xml:space="preserve">Let</w:t>
-      </w:r>
-      <w:r>
-        <w:t xml:space="preserve"> </w:t>
-      </w:r>
-      <m:oMath>
-        <m:r>
-          <m:t>P</m:t>
-        </m:r>
-      </m:oMath>
-      <w:r>
-        <w:t xml:space="preserve"> </w:t>
-      </w:r>
-      <w:r>
-        <w:t xml:space="preserve">be</w:t>
-      </w:r>
-      <w:r>
-        <w:t xml:space="preserve"> </w:t>
-      </w:r>
-      <w:r>
-        <w:t xml:space="preserve">“</w:t>
-      </w:r>
-      <m:oMath>
-        <m:r>
-          <m:t>2</m:t>
-        </m:r>
-        <m:r>
-          <m:rPr>
-            <m:sty m:val="p"/>
-          </m:rPr>
-          <m:t>+</m:t>
-        </m:r>
-        <m:r>
-          <m:t>3</m:t>
-        </m:r>
-        <m:r>
-          <m:rPr>
-            <m:sty m:val="p"/>
-          </m:rPr>
-          <m:t>=</m:t>
-        </m:r>
-        <m:r>
-          <m:t>5</m:t>
-        </m:r>
-      </m:oMath>
-      <w:r>
-        <w:t xml:space="preserve">”</w:t>
-      </w:r>
-      <w:r>
-        <w:t xml:space="preserve">, which is true,</w:t>
-      </w:r>
-      <w:r>
-        <w:t xml:space="preserve"> </w:t>
-      </w:r>
-      <w:r>
-        <w:t xml:space="preserve">and let</w:t>
-      </w:r>
-      <w:r>
-        <w:t xml:space="preserve"> </w:t>
-      </w:r>
-      <m:oMath>
-        <m:r>
-          <m:t>Q</m:t>
-        </m:r>
-      </m:oMath>
-      <w:r>
-        <w:t xml:space="preserve"> </w:t>
-      </w:r>
-      <w:r>
-        <w:t xml:space="preserve">be</w:t>
-      </w:r>
-      <w:r>
-        <w:t xml:space="preserve"> </w:t>
-      </w:r>
-      <w:r>
-        <w:t xml:space="preserve">“</w:t>
-      </w:r>
-      <m:oMath>
-        <m:r>
-          <m:t>7</m:t>
-        </m:r>
-      </m:oMath>
-      <w:r>
-        <w:t xml:space="preserve"> </w:t>
-      </w:r>
-      <w:r>
-        <w:t xml:space="preserve">is</w:t>
-      </w:r>
-      <w:r>
-        <w:t xml:space="preserve"> </w:t>
-      </w:r>
-      <w:hyperlink r:id="rId10">
+        <w:t xml:space="preserve">Definition 5 (And)</w:t>
+      </w:r>
+      <w:r>
+        <w:t xml:space="preserve"> </w:t>
+      </w:r>
+      <w:r>
+        <w:t xml:space="preserve">The logical connective (</w:t>
+      </w:r>
+      <w:hyperlink w:anchor="def-logical-connective">
         <w:r>
           <w:rPr>
             <w:rStyle w:val="Hyperlink"/>
           </w:rPr>
-          <w:t xml:space="preserve">even</w:t>
+          <w:t xml:space="preserve">Definition 3</w:t>
         </w:r>
       </w:hyperlink>
       <w:r>
+        <w:t xml:space="preserve">)</w:t>
+      </w:r>
+      <w:r>
+        <w:t xml:space="preserve"> </w:t>
+      </w:r>
+      <w:r>
+        <w:rPr>
+          <w:b/>
+          <w:bCs/>
+        </w:rPr>
+        <w:t xml:space="preserve">and</w:t>
+      </w:r>
+      <w:r>
+        <w:t xml:space="preserve"> </w:t>
+      </w:r>
+      <w:r>
+        <w:t xml:space="preserve">is written</w:t>
+      </w:r>
+      <w:r>
+        <w:t xml:space="preserve"> </w:t>
+      </w:r>
+      <m:oMath>
+        <m:r>
+          <m:t>P</m:t>
+        </m:r>
+        <m:r>
+          <m:rPr>
+            <m:sty m:val="p"/>
+          </m:rPr>
+          <m:t>∧</m:t>
+        </m:r>
+        <m:r>
+          <m:t>Q</m:t>
+        </m:r>
+      </m:oMath>
+      <w:r>
+        <w:t xml:space="preserve"> </w:t>
+      </w:r>
+      <w:r>
+        <w:t xml:space="preserve">(</w:t>
+      </w:r>
+      <w:r>
+        <w:t xml:space="preserve">“</w:t>
+      </w:r>
+      <m:oMath>
+        <m:r>
+          <m:t>P</m:t>
+        </m:r>
+      </m:oMath>
+      <w:r>
+        <w:t xml:space="preserve"> </w:t>
+      </w:r>
+      <w:r>
+        <w:t xml:space="preserve">and</w:t>
+      </w:r>
+      <w:r>
+        <w:t xml:space="preserve"> </w:t>
+      </w:r>
+      <m:oMath>
+        <m:r>
+          <m:t>Q</m:t>
+        </m:r>
+      </m:oMath>
+      <w:r>
         <w:t xml:space="preserve">”</w:t>
       </w:r>
       <w:r>
-        <w:t xml:space="preserve">, which is false.</w:t>
+        <w:t xml:space="preserve">);</w:t>
+      </w:r>
+      <w:r>
+        <w:t xml:space="preserve"> </w:t>
+      </w:r>
+      <w:r>
+        <w:t xml:space="preserve">it is true when</w:t>
+      </w:r>
+      <w:r>
+        <w:t xml:space="preserve"> </w:t>
+      </w:r>
+      <m:oMath>
+        <m:r>
+          <m:t>P</m:t>
+        </m:r>
+      </m:oMath>
+      <w:r>
+        <w:t xml:space="preserve"> </w:t>
+      </w:r>
+      <w:r>
+        <w:t xml:space="preserve">and</w:t>
+      </w:r>
+      <w:r>
+        <w:t xml:space="preserve"> </w:t>
+      </w:r>
+      <m:oMath>
+        <m:r>
+          <m:t>Q</m:t>
+        </m:r>
+      </m:oMath>
+      <w:r>
+        <w:t xml:space="preserve"> </w:t>
+      </w:r>
+      <w:r>
+        <w:t xml:space="preserve">are both true,</w:t>
+      </w:r>
+      <w:r>
+        <w:t xml:space="preserve"> </w:t>
+      </w:r>
+      <w:r>
+        <w:t xml:space="preserve">and false otherwise.</w:t>
+      </w:r>
+    </w:p>
+    <w:bookmarkEnd w:id="17"/>
+    <w:bookmarkStart w:id="18" w:name="exm-and"/>
+    <w:p>
+      <w:pPr>
+        <w:pStyle w:val="BodyText"/>
+      </w:pPr>
+      <w:r>
+        <w:rPr>
+          <w:b/>
+          <w:bCs/>
+        </w:rPr>
+        <w:t xml:space="preserve">Example 4 (Two propositions joined by</w:t>
+      </w:r>
+      <w:r>
+        <w:rPr>
+          <w:b/>
+          <w:bCs/>
+        </w:rPr>
+        <w:t xml:space="preserve"> </w:t>
+      </w:r>
+      <w:r>
+        <w:rPr>
+          <w:b/>
+          <w:bCs/>
+        </w:rPr>
+        <w:t xml:space="preserve">“and”</w:t>
+      </w:r>
+      <w:r>
+        <w:rPr>
+          <w:b/>
+          <w:bCs/>
+        </w:rPr>
+        <w:t xml:space="preserve">)</w:t>
+      </w:r>
+      <w:r>
+        <w:t xml:space="preserve"> </w:t>
+      </w:r>
+      <w:r>
+        <w:t xml:space="preserve">Let</w:t>
+      </w:r>
+      <w:r>
+        <w:t xml:space="preserve"> </w:t>
+      </w:r>
+      <m:oMath>
+        <m:r>
+          <m:t>P</m:t>
+        </m:r>
+      </m:oMath>
+      <w:r>
+        <w:t xml:space="preserve"> </w:t>
+      </w:r>
+      <w:r>
+        <w:t xml:space="preserve">be</w:t>
+      </w:r>
+      <w:r>
+        <w:t xml:space="preserve"> </w:t>
+      </w:r>
+      <w:r>
+        <w:t xml:space="preserve">“</w:t>
+      </w:r>
+      <m:oMath>
+        <m:r>
+          <m:t>3</m:t>
+        </m:r>
+        <m:r>
+          <m:rPr>
+            <m:sty m:val="p"/>
+          </m:rPr>
+          <m:t>&lt;</m:t>
+        </m:r>
+        <m:r>
+          <m:t>5</m:t>
+        </m:r>
+      </m:oMath>
+      <w:r>
+        <w:t xml:space="preserve">”</w:t>
+      </w:r>
+      <w:r>
+        <w:t xml:space="preserve">, which is true,</w:t>
+      </w:r>
+      <w:r>
+        <w:t xml:space="preserve"> </w:t>
+      </w:r>
+      <w:r>
+        <w:t xml:space="preserve">let</w:t>
+      </w:r>
+      <w:r>
+        <w:t xml:space="preserve"> </w:t>
+      </w:r>
+      <m:oMath>
+        <m:r>
+          <m:t>Q</m:t>
+        </m:r>
+      </m:oMath>
+      <w:r>
+        <w:t xml:space="preserve"> </w:t>
+      </w:r>
+      <w:r>
+        <w:t xml:space="preserve">be</w:t>
+      </w:r>
+      <w:r>
+        <w:t xml:space="preserve"> </w:t>
+      </w:r>
+      <w:r>
+        <w:t xml:space="preserve">“</w:t>
+      </w:r>
+      <m:oMath>
+        <m:r>
+          <m:t>5</m:t>
+        </m:r>
+        <m:r>
+          <m:rPr>
+            <m:sty m:val="p"/>
+          </m:rPr>
+          <m:t>&lt;</m:t>
+        </m:r>
+        <m:r>
+          <m:t>4</m:t>
+        </m:r>
+      </m:oMath>
+      <w:r>
+        <w:t xml:space="preserve">”</w:t>
+      </w:r>
+      <w:r>
+        <w:t xml:space="preserve">, which is false,</w:t>
+      </w:r>
+      <w:r>
+        <w:t xml:space="preserve"> </w:t>
+      </w:r>
+      <w:r>
+        <w:t xml:space="preserve">and let</w:t>
+      </w:r>
+      <w:r>
+        <w:t xml:space="preserve"> </w:t>
+      </w:r>
+      <m:oMath>
+        <m:r>
+          <m:t>R</m:t>
+        </m:r>
+      </m:oMath>
+      <w:r>
+        <w:t xml:space="preserve"> </w:t>
+      </w:r>
+      <w:r>
+        <w:t xml:space="preserve">be</w:t>
+      </w:r>
+      <w:r>
+        <w:t xml:space="preserve"> </w:t>
+      </w:r>
+      <w:r>
+        <w:t xml:space="preserve">“</w:t>
+      </w:r>
+      <m:oMath>
+        <m:r>
+          <m:t>5</m:t>
+        </m:r>
+        <m:r>
+          <m:rPr>
+            <m:sty m:val="p"/>
+          </m:rPr>
+          <m:t>&lt;</m:t>
+        </m:r>
+        <m:r>
+          <m:t>7</m:t>
+        </m:r>
+      </m:oMath>
+      <w:r>
+        <w:t xml:space="preserve">”</w:t>
+      </w:r>
+      <w:r>
+        <w:t xml:space="preserve">, which is true.</w:t>
       </w:r>
     </w:p>
     <w:p>
@@ -1544,51 +1612,51 @@
       </w:pPr>
       <m:oMath>
         <m:r>
-          <m:rPr>
-            <m:sty m:val="p"/>
-          </m:rPr>
-          <m:t>¬</m:t>
-        </m:r>
-        <m:r>
-          <m:t>Q</m:t>
-        </m:r>
-      </m:oMath>
-      <w:r>
-        <w:t xml:space="preserve">,</w:t>
-      </w:r>
-      <w:r>
-        <w:t xml:space="preserve"> </w:t>
-      </w:r>
-      <w:r>
-        <w:t xml:space="preserve">“</w:t>
-      </w:r>
-      <m:oMath>
-        <m:r>
-          <m:t>7</m:t>
-        </m:r>
-      </m:oMath>
-      <w:r>
-        <w:t xml:space="preserve"> </w:t>
-      </w:r>
-      <w:r>
-        <w:t xml:space="preserve">is not even”</w:t>
-      </w:r>
-      <w:r>
-        <w:t xml:space="preserve">, is true, because</w:t>
-      </w:r>
-      <w:r>
-        <w:t xml:space="preserve"> </w:t>
-      </w:r>
-      <m:oMath>
-        <m:r>
-          <m:t>Q</m:t>
-        </m:r>
-      </m:oMath>
-      <w:r>
-        <w:t xml:space="preserve"> </w:t>
-      </w:r>
-      <w:r>
-        <w:t xml:space="preserve">is false.</w:t>
+          <m:t>P</m:t>
+        </m:r>
+        <m:r>
+          <m:rPr>
+            <m:sty m:val="p"/>
+          </m:rPr>
+          <m:t>∧</m:t>
+        </m:r>
+        <m:r>
+          <m:t>R</m:t>
+        </m:r>
+      </m:oMath>
+      <w:r>
+        <w:t xml:space="preserve"> </w:t>
+      </w:r>
+      <w:r>
+        <w:t xml:space="preserve">is true, because</w:t>
+      </w:r>
+      <w:r>
+        <w:t xml:space="preserve"> </w:t>
+      </w:r>
+      <m:oMath>
+        <m:r>
+          <m:t>P</m:t>
+        </m:r>
+      </m:oMath>
+      <w:r>
+        <w:t xml:space="preserve"> </w:t>
+      </w:r>
+      <w:r>
+        <w:t xml:space="preserve">and</w:t>
+      </w:r>
+      <w:r>
+        <w:t xml:space="preserve"> </w:t>
+      </w:r>
+      <m:oMath>
+        <m:r>
+          <m:t>R</m:t>
+        </m:r>
+      </m:oMath>
+      <w:r>
+        <w:t xml:space="preserve"> </w:t>
+      </w:r>
+      <w:r>
+        <w:t xml:space="preserve">are both true.</w:t>
       </w:r>
     </w:p>
     <w:p>
@@ -1634,208 +1702,8 @@
         <w:t xml:space="preserve">is false.</w:t>
       </w:r>
     </w:p>
-    <w:p>
-      <w:pPr>
-        <w:pStyle w:val="Compact"/>
-        <w:numPr>
-          <w:ilvl w:val="0"/>
-          <w:numId w:val="1004"/>
-        </w:numPr>
-      </w:pPr>
-      <m:oMath>
-        <m:r>
-          <m:t>P</m:t>
-        </m:r>
-        <m:r>
-          <m:rPr>
-            <m:sty m:val="p"/>
-          </m:rPr>
-          <m:t>∨</m:t>
-        </m:r>
-        <m:r>
-          <m:t>Q</m:t>
-        </m:r>
-      </m:oMath>
-      <w:r>
-        <w:t xml:space="preserve"> </w:t>
-      </w:r>
-      <w:r>
-        <w:t xml:space="preserve">is true, because</w:t>
-      </w:r>
-      <w:r>
-        <w:t xml:space="preserve"> </w:t>
-      </w:r>
-      <m:oMath>
-        <m:r>
-          <m:t>P</m:t>
-        </m:r>
-      </m:oMath>
-      <w:r>
-        <w:t xml:space="preserve"> </w:t>
-      </w:r>
-      <w:r>
-        <w:t xml:space="preserve">is true.</w:t>
-      </w:r>
-    </w:p>
-    <w:p>
-      <w:pPr>
-        <w:pStyle w:val="Compact"/>
-        <w:numPr>
-          <w:ilvl w:val="0"/>
-          <w:numId w:val="1004"/>
-        </w:numPr>
-      </w:pPr>
-      <m:oMath>
-        <m:r>
-          <m:t>P</m:t>
-        </m:r>
-        <m:r>
-          <m:rPr>
-            <m:sty m:val="p"/>
-          </m:rPr>
-          <m:t>⇒</m:t>
-        </m:r>
-        <m:r>
-          <m:t>Q</m:t>
-        </m:r>
-      </m:oMath>
-      <w:r>
-        <w:t xml:space="preserve"> </w:t>
-      </w:r>
-      <w:r>
-        <w:t xml:space="preserve">is false, because</w:t>
-      </w:r>
-      <w:r>
-        <w:t xml:space="preserve"> </w:t>
-      </w:r>
-      <m:oMath>
-        <m:r>
-          <m:t>P</m:t>
-        </m:r>
-      </m:oMath>
-      <w:r>
-        <w:t xml:space="preserve"> </w:t>
-      </w:r>
-      <w:r>
-        <w:t xml:space="preserve">is true and</w:t>
-      </w:r>
-      <w:r>
-        <w:t xml:space="preserve"> </w:t>
-      </w:r>
-      <m:oMath>
-        <m:r>
-          <m:t>Q</m:t>
-        </m:r>
-      </m:oMath>
-      <w:r>
-        <w:t xml:space="preserve"> </w:t>
-      </w:r>
-      <w:r>
-        <w:t xml:space="preserve">is false.</w:t>
-      </w:r>
-    </w:p>
-    <w:p>
-      <w:pPr>
-        <w:pStyle w:val="Compact"/>
-        <w:numPr>
-          <w:ilvl w:val="0"/>
-          <w:numId w:val="1004"/>
-        </w:numPr>
-      </w:pPr>
-      <m:oMath>
-        <m:r>
-          <m:t>Q</m:t>
-        </m:r>
-        <m:r>
-          <m:rPr>
-            <m:sty m:val="p"/>
-          </m:rPr>
-          <m:t>⇒</m:t>
-        </m:r>
-        <m:r>
-          <m:t>P</m:t>
-        </m:r>
-      </m:oMath>
-      <w:r>
-        <w:t xml:space="preserve"> </w:t>
-      </w:r>
-      <w:r>
-        <w:t xml:space="preserve">is true, because</w:t>
-      </w:r>
-      <w:r>
-        <w:t xml:space="preserve"> </w:t>
-      </w:r>
-      <m:oMath>
-        <m:r>
-          <m:t>Q</m:t>
-        </m:r>
-      </m:oMath>
-      <w:r>
-        <w:t xml:space="preserve"> </w:t>
-      </w:r>
-      <w:r>
-        <w:t xml:space="preserve">is false.</w:t>
-      </w:r>
-    </w:p>
-    <w:p>
-      <w:pPr>
-        <w:pStyle w:val="Compact"/>
-        <w:numPr>
-          <w:ilvl w:val="0"/>
-          <w:numId w:val="1004"/>
-        </w:numPr>
-      </w:pPr>
-      <m:oMath>
-        <m:r>
-          <m:t>P</m:t>
-        </m:r>
-        <m:r>
-          <m:rPr>
-            <m:sty m:val="p"/>
-          </m:rPr>
-          <m:t>⇔</m:t>
-        </m:r>
-        <m:r>
-          <m:t>Q</m:t>
-        </m:r>
-      </m:oMath>
-      <w:r>
-        <w:t xml:space="preserve"> </w:t>
-      </w:r>
-      <w:r>
-        <w:t xml:space="preserve">is false, because</w:t>
-      </w:r>
-      <w:r>
-        <w:t xml:space="preserve"> </w:t>
-      </w:r>
-      <m:oMath>
-        <m:r>
-          <m:t>P</m:t>
-        </m:r>
-      </m:oMath>
-      <w:r>
-        <w:t xml:space="preserve"> </w:t>
-      </w:r>
-      <w:r>
-        <w:t xml:space="preserve">and</w:t>
-      </w:r>
-      <w:r>
-        <w:t xml:space="preserve"> </w:t>
-      </w:r>
-      <m:oMath>
-        <m:r>
-          <m:t>Q</m:t>
-        </m:r>
-      </m:oMath>
-      <w:r>
-        <w:t xml:space="preserve"> </w:t>
-      </w:r>
-      <w:r>
-        <w:t xml:space="preserve">have different truth values.</w:t>
-      </w:r>
-    </w:p>
-    <w:bookmarkEnd w:id="15"/>
-    <w:bookmarkStart w:id="16" w:name="def-quantifier"/>
+    <w:bookmarkEnd w:id="18"/>
+    <w:bookmarkStart w:id="19" w:name="def-or"/>
     <w:p>
       <w:pPr>
         <w:pStyle w:val="FirstParagraph"/>
@@ -1845,65 +1713,20 @@
           <w:b/>
           <w:bCs/>
         </w:rPr>
-        <w:t xml:space="preserve">Definition 4 (Quantifier)</w:t>
-      </w:r>
-      <w:r>
-        <w:t xml:space="preserve"> </w:t>
-      </w:r>
-      <w:r>
-        <w:t xml:space="preserve">A</w:t>
-      </w:r>
-      <w:r>
-        <w:t xml:space="preserve"> </w:t>
-      </w:r>
-      <w:r>
-        <w:rPr>
-          <w:b/>
-          <w:bCs/>
-        </w:rPr>
-        <w:t xml:space="preserve">quantifier</w:t>
-      </w:r>
-      <w:r>
-        <w:t xml:space="preserve"> </w:t>
-      </w:r>
-      <w:r>
-        <w:t xml:space="preserve">turns a predicate</w:t>
-      </w:r>
-      <w:r>
-        <w:t xml:space="preserve"> </w:t>
-      </w:r>
-      <m:oMath>
-        <m:r>
-          <m:t>P</m:t>
-        </m:r>
-        <m:r>
-          <m:rPr>
-            <m:sty m:val="p"/>
-          </m:rPr>
-          <m:t>(</m:t>
-        </m:r>
-        <m:r>
-          <m:t>x</m:t>
-        </m:r>
-        <m:r>
-          <m:rPr>
-            <m:sty m:val="p"/>
-          </m:rPr>
-          <m:t>)</m:t>
-        </m:r>
-      </m:oMath>
-      <w:r>
-        <w:t xml:space="preserve"> </w:t>
-      </w:r>
-      <w:r>
-        <w:t xml:space="preserve">(</w:t>
-      </w:r>
-      <w:hyperlink w:anchor="def-predicate">
+        <w:t xml:space="preserve">Definition 6 (Or)</w:t>
+      </w:r>
+      <w:r>
+        <w:t xml:space="preserve"> </w:t>
+      </w:r>
+      <w:r>
+        <w:t xml:space="preserve">The logical connective (</w:t>
+      </w:r>
+      <w:hyperlink w:anchor="def-logical-connective">
         <w:r>
           <w:rPr>
             <w:rStyle w:val="Hyperlink"/>
           </w:rPr>
-          <w:t xml:space="preserve">Definition 2</w:t>
+          <w:t xml:space="preserve">Definition 3</w:t>
         </w:r>
       </w:hyperlink>
       <w:r>
@@ -1913,46 +1736,281 @@
         <w:t xml:space="preserve"> </w:t>
       </w:r>
       <w:r>
-        <w:t xml:space="preserve">about the elements</w:t>
-      </w:r>
-      <w:r>
-        <w:t xml:space="preserve"> </w:t>
-      </w:r>
-      <m:oMath>
-        <m:r>
-          <m:t>x</m:t>
-        </m:r>
-      </m:oMath>
-      <w:r>
-        <w:t xml:space="preserve"> </w:t>
-      </w:r>
-      <w:r>
-        <w:t xml:space="preserve">of a set</w:t>
-      </w:r>
-      <w:r>
-        <w:t xml:space="preserve"> </w:t>
-      </w:r>
-      <m:oMath>
-        <m:r>
-          <m:t>S</m:t>
-        </m:r>
-      </m:oMath>
-      <w:r>
-        <w:t xml:space="preserve"> </w:t>
-      </w:r>
-      <w:r>
-        <w:t xml:space="preserve">into a proposition (</w:t>
-      </w:r>
-      <w:hyperlink w:anchor="def-proposition">
-        <w:r>
-          <w:rPr>
-            <w:rStyle w:val="Hyperlink"/>
-          </w:rPr>
-          <w:t xml:space="preserve">Definition 1</w:t>
-        </w:r>
-      </w:hyperlink>
-      <w:r>
-        <w:t xml:space="preserve">):</w:t>
+        <w:rPr>
+          <w:b/>
+          <w:bCs/>
+        </w:rPr>
+        <w:t xml:space="preserve">or</w:t>
+      </w:r>
+      <w:r>
+        <w:t xml:space="preserve"> </w:t>
+      </w:r>
+      <w:r>
+        <w:t xml:space="preserve">is written</w:t>
+      </w:r>
+      <w:r>
+        <w:t xml:space="preserve"> </w:t>
+      </w:r>
+      <m:oMath>
+        <m:r>
+          <m:t>P</m:t>
+        </m:r>
+        <m:r>
+          <m:rPr>
+            <m:sty m:val="p"/>
+          </m:rPr>
+          <m:t>∨</m:t>
+        </m:r>
+        <m:r>
+          <m:t>Q</m:t>
+        </m:r>
+      </m:oMath>
+      <w:r>
+        <w:t xml:space="preserve"> </w:t>
+      </w:r>
+      <w:r>
+        <w:t xml:space="preserve">(</w:t>
+      </w:r>
+      <w:r>
+        <w:t xml:space="preserve">“</w:t>
+      </w:r>
+      <m:oMath>
+        <m:r>
+          <m:t>P</m:t>
+        </m:r>
+      </m:oMath>
+      <w:r>
+        <w:t xml:space="preserve"> </w:t>
+      </w:r>
+      <w:r>
+        <w:t xml:space="preserve">or</w:t>
+      </w:r>
+      <w:r>
+        <w:t xml:space="preserve"> </w:t>
+      </w:r>
+      <m:oMath>
+        <m:r>
+          <m:t>Q</m:t>
+        </m:r>
+      </m:oMath>
+      <w:r>
+        <w:t xml:space="preserve">”</w:t>
+      </w:r>
+      <w:r>
+        <w:t xml:space="preserve">);</w:t>
+      </w:r>
+      <w:r>
+        <w:t xml:space="preserve"> </w:t>
+      </w:r>
+      <w:r>
+        <w:t xml:space="preserve">it is true when at least one of</w:t>
+      </w:r>
+      <w:r>
+        <w:t xml:space="preserve"> </w:t>
+      </w:r>
+      <m:oMath>
+        <m:r>
+          <m:t>P</m:t>
+        </m:r>
+      </m:oMath>
+      <w:r>
+        <w:t xml:space="preserve"> </w:t>
+      </w:r>
+      <w:r>
+        <w:t xml:space="preserve">and</w:t>
+      </w:r>
+      <w:r>
+        <w:t xml:space="preserve"> </w:t>
+      </w:r>
+      <m:oMath>
+        <m:r>
+          <m:t>Q</m:t>
+        </m:r>
+      </m:oMath>
+      <w:r>
+        <w:t xml:space="preserve"> </w:t>
+      </w:r>
+      <w:r>
+        <w:t xml:space="preserve">is true,</w:t>
+      </w:r>
+      <w:r>
+        <w:t xml:space="preserve"> </w:t>
+      </w:r>
+      <w:r>
+        <w:t xml:space="preserve">and false when both are false.</w:t>
+      </w:r>
+    </w:p>
+    <w:bookmarkEnd w:id="19"/>
+    <w:bookmarkStart w:id="20" w:name="exm-or"/>
+    <w:p>
+      <w:pPr>
+        <w:pStyle w:val="BodyText"/>
+      </w:pPr>
+      <w:r>
+        <w:rPr>
+          <w:b/>
+          <w:bCs/>
+        </w:rPr>
+        <w:t xml:space="preserve">Example 5 (Two propositions joined by</w:t>
+      </w:r>
+      <w:r>
+        <w:rPr>
+          <w:b/>
+          <w:bCs/>
+        </w:rPr>
+        <w:t xml:space="preserve"> </w:t>
+      </w:r>
+      <w:r>
+        <w:rPr>
+          <w:b/>
+          <w:bCs/>
+        </w:rPr>
+        <w:t xml:space="preserve">“or”</w:t>
+      </w:r>
+      <w:r>
+        <w:rPr>
+          <w:b/>
+          <w:bCs/>
+        </w:rPr>
+        <w:t xml:space="preserve">)</w:t>
+      </w:r>
+      <w:r>
+        <w:t xml:space="preserve"> </w:t>
+      </w:r>
+      <w:r>
+        <w:t xml:space="preserve">Let</w:t>
+      </w:r>
+      <w:r>
+        <w:t xml:space="preserve"> </w:t>
+      </w:r>
+      <m:oMath>
+        <m:r>
+          <m:t>P</m:t>
+        </m:r>
+      </m:oMath>
+      <w:r>
+        <w:t xml:space="preserve"> </w:t>
+      </w:r>
+      <w:r>
+        <w:t xml:space="preserve">be</w:t>
+      </w:r>
+      <w:r>
+        <w:t xml:space="preserve"> </w:t>
+      </w:r>
+      <w:r>
+        <w:t xml:space="preserve">“</w:t>
+      </w:r>
+      <m:oMath>
+        <m:r>
+          <m:t>3</m:t>
+        </m:r>
+        <m:r>
+          <m:rPr>
+            <m:sty m:val="p"/>
+          </m:rPr>
+          <m:t>&lt;</m:t>
+        </m:r>
+        <m:r>
+          <m:t>2</m:t>
+        </m:r>
+      </m:oMath>
+      <w:r>
+        <w:t xml:space="preserve">”</w:t>
+      </w:r>
+      <w:r>
+        <w:t xml:space="preserve">, which is false,</w:t>
+      </w:r>
+      <w:r>
+        <w:t xml:space="preserve"> </w:t>
+      </w:r>
+      <w:r>
+        <w:t xml:space="preserve">let</w:t>
+      </w:r>
+      <w:r>
+        <w:t xml:space="preserve"> </w:t>
+      </w:r>
+      <m:oMath>
+        <m:r>
+          <m:t>Q</m:t>
+        </m:r>
+      </m:oMath>
+      <w:r>
+        <w:t xml:space="preserve"> </w:t>
+      </w:r>
+      <w:r>
+        <w:t xml:space="preserve">be</w:t>
+      </w:r>
+      <w:r>
+        <w:t xml:space="preserve"> </w:t>
+      </w:r>
+      <w:r>
+        <w:t xml:space="preserve">“</w:t>
+      </w:r>
+      <m:oMath>
+        <m:r>
+          <m:t>5</m:t>
+        </m:r>
+        <m:r>
+          <m:rPr>
+            <m:sty m:val="p"/>
+          </m:rPr>
+          <m:t>&lt;</m:t>
+        </m:r>
+        <m:r>
+          <m:t>7</m:t>
+        </m:r>
+      </m:oMath>
+      <w:r>
+        <w:t xml:space="preserve">”</w:t>
+      </w:r>
+      <w:r>
+        <w:t xml:space="preserve">, which is true,</w:t>
+      </w:r>
+      <w:r>
+        <w:t xml:space="preserve"> </w:t>
+      </w:r>
+      <w:r>
+        <w:t xml:space="preserve">and let</w:t>
+      </w:r>
+      <w:r>
+        <w:t xml:space="preserve"> </w:t>
+      </w:r>
+      <m:oMath>
+        <m:r>
+          <m:t>R</m:t>
+        </m:r>
+      </m:oMath>
+      <w:r>
+        <w:t xml:space="preserve"> </w:t>
+      </w:r>
+      <w:r>
+        <w:t xml:space="preserve">be</w:t>
+      </w:r>
+      <w:r>
+        <w:t xml:space="preserve"> </w:t>
+      </w:r>
+      <w:r>
+        <w:t xml:space="preserve">“</w:t>
+      </w:r>
+      <m:oMath>
+        <m:r>
+          <m:t>5</m:t>
+        </m:r>
+        <m:r>
+          <m:rPr>
+            <m:sty m:val="p"/>
+          </m:rPr>
+          <m:t>&lt;</m:t>
+        </m:r>
+        <m:r>
+          <m:t>4</m:t>
+        </m:r>
+      </m:oMath>
+      <w:r>
+        <w:t xml:space="preserve">”</w:t>
+      </w:r>
+      <w:r>
+        <w:t xml:space="preserve">, which is false.</w:t>
       </w:r>
     </w:p>
     <w:p>
@@ -1963,56 +2021,7 @@
           <w:numId w:val="1005"/>
         </w:numPr>
       </w:pPr>
-      <w:r>
-        <w:t xml:space="preserve">the</w:t>
-      </w:r>
-      <w:r>
-        <w:t xml:space="preserve"> </w:t>
-      </w:r>
-      <w:r>
-        <w:rPr>
-          <w:b/>
-          <w:bCs/>
-        </w:rPr>
-        <w:t xml:space="preserve">universal quantifier</w:t>
-      </w:r>
-      <w:r>
-        <w:t xml:space="preserve"> </w:t>
-      </w:r>
-      <w:r>
-        <w:t xml:space="preserve">“for all”</w:t>
-      </w:r>
-      <w:r>
-        <w:t xml:space="preserve">:</w:t>
-      </w:r>
-      <w:r>
-        <w:t xml:space="preserve"> </w:t>
-      </w:r>
-      <m:oMath>
-        <m:r>
-          <m:rPr>
-            <m:sty m:val="p"/>
-          </m:rPr>
-          <m:t>∀</m:t>
-        </m:r>
-        <m:r>
-          <m:t>x</m:t>
-        </m:r>
-        <m:r>
-          <m:rPr>
-            <m:sty m:val="p"/>
-          </m:rPr>
-          <m:t>∈</m:t>
-        </m:r>
-        <m:r>
-          <m:t>S</m:t>
-        </m:r>
-        <m:r>
-          <m:rPr>
-            <m:sty m:val="p"/>
-          </m:rPr>
-          <m:t>,</m:t>
-        </m:r>
+      <m:oMath>
         <m:r>
           <m:t>P</m:t>
         </m:r>
@@ -2020,146 +2029,31 @@
           <m:rPr>
             <m:sty m:val="p"/>
           </m:rPr>
-          <m:t>(</m:t>
-        </m:r>
-        <m:r>
-          <m:t>x</m:t>
-        </m:r>
-        <m:r>
-          <m:rPr>
-            <m:sty m:val="p"/>
-          </m:rPr>
-          <m:t>)</m:t>
-        </m:r>
-      </m:oMath>
-      <w:r>
-        <w:t xml:space="preserve"> </w:t>
-      </w:r>
-      <w:r>
-        <w:t xml:space="preserve">(</w:t>
-      </w:r>
-      <w:r>
-        <w:t xml:space="preserve">“for every</w:t>
-      </w:r>
-      <w:r>
-        <w:t xml:space="preserve"> </w:t>
-      </w:r>
-      <m:oMath>
-        <m:r>
-          <m:t>x</m:t>
-        </m:r>
-      </m:oMath>
-      <w:r>
-        <w:t xml:space="preserve"> </w:t>
-      </w:r>
-      <w:r>
-        <w:t xml:space="preserve">in</w:t>
-      </w:r>
-      <w:r>
-        <w:t xml:space="preserve"> </w:t>
-      </w:r>
-      <m:oMath>
-        <m:r>
-          <m:t>S</m:t>
-        </m:r>
-      </m:oMath>
-      <w:r>
-        <w:t xml:space="preserve">,</w:t>
-      </w:r>
-      <w:r>
-        <w:t xml:space="preserve"> </w:t>
-      </w:r>
-      <m:oMath>
-        <m:r>
-          <m:t>P</m:t>
-        </m:r>
-        <m:r>
-          <m:rPr>
-            <m:sty m:val="p"/>
-          </m:rPr>
-          <m:t>(</m:t>
-        </m:r>
-        <m:r>
-          <m:t>x</m:t>
-        </m:r>
-        <m:r>
-          <m:rPr>
-            <m:sty m:val="p"/>
-          </m:rPr>
-          <m:t>)</m:t>
-        </m:r>
-      </m:oMath>
-      <w:r>
-        <w:t xml:space="preserve">”</w:t>
-      </w:r>
-      <w:r>
-        <w:t xml:space="preserve">)</w:t>
-      </w:r>
-      <w:r>
-        <w:t xml:space="preserve"> </w:t>
-      </w:r>
-      <w:r>
-        <w:t xml:space="preserve">is true when</w:t>
-      </w:r>
-      <w:r>
-        <w:t xml:space="preserve"> </w:t>
-      </w:r>
-      <m:oMath>
-        <m:r>
-          <m:t>P</m:t>
-        </m:r>
-        <m:r>
-          <m:rPr>
-            <m:sty m:val="p"/>
-          </m:rPr>
-          <m:t>(</m:t>
-        </m:r>
-        <m:r>
-          <m:t>x</m:t>
-        </m:r>
-        <m:r>
-          <m:rPr>
-            <m:sty m:val="p"/>
-          </m:rPr>
-          <m:t>)</m:t>
-        </m:r>
-      </m:oMath>
-      <w:r>
-        <w:t xml:space="preserve"> </w:t>
-      </w:r>
-      <w:r>
-        <w:t xml:space="preserve">is true for every element</w:t>
-      </w:r>
-      <w:r>
-        <w:t xml:space="preserve"> </w:t>
-      </w:r>
-      <m:oMath>
-        <m:r>
-          <m:t>x</m:t>
-        </m:r>
-      </m:oMath>
-      <w:r>
-        <w:t xml:space="preserve"> </w:t>
-      </w:r>
-      <w:r>
-        <w:t xml:space="preserve">of</w:t>
-      </w:r>
-      <w:r>
-        <w:t xml:space="preserve"> </w:t>
-      </w:r>
-      <m:oMath>
-        <m:r>
-          <m:t>S</m:t>
-        </m:r>
-      </m:oMath>
-      <w:r>
-        <w:t xml:space="preserve">,</w:t>
-      </w:r>
-      <w:r>
-        <w:t xml:space="preserve"> </w:t>
-      </w:r>
-      <w:r>
-        <w:t xml:space="preserve">and false otherwise;</w:t>
+          <m:t>∨</m:t>
+        </m:r>
+        <m:r>
+          <m:t>Q</m:t>
+        </m:r>
+      </m:oMath>
+      <w:r>
+        <w:t xml:space="preserve"> </w:t>
+      </w:r>
+      <w:r>
+        <w:t xml:space="preserve">is true, because</w:t>
+      </w:r>
+      <w:r>
+        <w:t xml:space="preserve"> </w:t>
+      </w:r>
+      <m:oMath>
+        <m:r>
+          <m:t>Q</m:t>
+        </m:r>
+      </m:oMath>
+      <w:r>
+        <w:t xml:space="preserve"> </w:t>
+      </w:r>
+      <w:r>
+        <w:t xml:space="preserve">is true.</w:t>
       </w:r>
     </w:p>
     <w:p>
@@ -2170,56 +2064,7 @@
           <w:numId w:val="1005"/>
         </w:numPr>
       </w:pPr>
-      <w:r>
-        <w:t xml:space="preserve">the</w:t>
-      </w:r>
-      <w:r>
-        <w:t xml:space="preserve"> </w:t>
-      </w:r>
-      <w:r>
-        <w:rPr>
-          <w:b/>
-          <w:bCs/>
-        </w:rPr>
-        <w:t xml:space="preserve">existential quantifier</w:t>
-      </w:r>
-      <w:r>
-        <w:t xml:space="preserve"> </w:t>
-      </w:r>
-      <w:r>
-        <w:t xml:space="preserve">“there exists”</w:t>
-      </w:r>
-      <w:r>
-        <w:t xml:space="preserve">:</w:t>
-      </w:r>
-      <w:r>
-        <w:t xml:space="preserve"> </w:t>
-      </w:r>
-      <m:oMath>
-        <m:r>
-          <m:rPr>
-            <m:sty m:val="p"/>
-          </m:rPr>
-          <m:t>∃</m:t>
-        </m:r>
-        <m:r>
-          <m:t>x</m:t>
-        </m:r>
-        <m:r>
-          <m:rPr>
-            <m:sty m:val="p"/>
-          </m:rPr>
-          <m:t>∈</m:t>
-        </m:r>
-        <m:r>
-          <m:t>S</m:t>
-        </m:r>
-        <m:r>
-          <m:rPr>
-            <m:sty m:val="p"/>
-          </m:rPr>
-          <m:t>,</m:t>
-        </m:r>
+      <m:oMath>
         <m:r>
           <m:t>P</m:t>
         </m:r>
@@ -2227,54 +2072,17 @@
           <m:rPr>
             <m:sty m:val="p"/>
           </m:rPr>
-          <m:t>(</m:t>
-        </m:r>
-        <m:r>
-          <m:t>x</m:t>
-        </m:r>
-        <m:r>
-          <m:rPr>
-            <m:sty m:val="p"/>
-          </m:rPr>
-          <m:t>)</m:t>
-        </m:r>
-      </m:oMath>
-      <w:r>
-        <w:t xml:space="preserve"> </w:t>
-      </w:r>
-      <w:r>
-        <w:t xml:space="preserve">(</w:t>
-      </w:r>
-      <w:r>
-        <w:t xml:space="preserve">“there is an</w:t>
-      </w:r>
-      <w:r>
-        <w:t xml:space="preserve"> </w:t>
-      </w:r>
-      <m:oMath>
-        <m:r>
-          <m:t>x</m:t>
-        </m:r>
-      </m:oMath>
-      <w:r>
-        <w:t xml:space="preserve"> </w:t>
-      </w:r>
-      <w:r>
-        <w:t xml:space="preserve">in</w:t>
-      </w:r>
-      <w:r>
-        <w:t xml:space="preserve"> </w:t>
-      </w:r>
-      <m:oMath>
-        <m:r>
-          <m:t>S</m:t>
-        </m:r>
-      </m:oMath>
-      <w:r>
-        <w:t xml:space="preserve"> </w:t>
-      </w:r>
-      <w:r>
-        <w:t xml:space="preserve">such that</w:t>
+          <m:t>∨</m:t>
+        </m:r>
+        <m:r>
+          <m:t>R</m:t>
+        </m:r>
+      </m:oMath>
+      <w:r>
+        <w:t xml:space="preserve"> </w:t>
+      </w:r>
+      <w:r>
+        <w:t xml:space="preserve">is false, because</w:t>
       </w:r>
       <w:r>
         <w:t xml:space="preserve"> </w:t>
@@ -2283,97 +2091,30 @@
         <m:r>
           <m:t>P</m:t>
         </m:r>
-        <m:r>
-          <m:rPr>
-            <m:sty m:val="p"/>
-          </m:rPr>
-          <m:t>(</m:t>
-        </m:r>
-        <m:r>
-          <m:t>x</m:t>
-        </m:r>
-        <m:r>
-          <m:rPr>
-            <m:sty m:val="p"/>
-          </m:rPr>
-          <m:t>)</m:t>
-        </m:r>
-      </m:oMath>
-      <w:r>
-        <w:t xml:space="preserve">”</w:t>
-      </w:r>
-      <w:r>
-        <w:t xml:space="preserve">)</w:t>
-      </w:r>
-      <w:r>
-        <w:t xml:space="preserve"> </w:t>
-      </w:r>
-      <w:r>
-        <w:t xml:space="preserve">is true when</w:t>
-      </w:r>
-      <w:r>
-        <w:t xml:space="preserve"> </w:t>
-      </w:r>
-      <m:oMath>
-        <m:r>
-          <m:t>P</m:t>
-        </m:r>
-        <m:r>
-          <m:rPr>
-            <m:sty m:val="p"/>
-          </m:rPr>
-          <m:t>(</m:t>
-        </m:r>
-        <m:r>
-          <m:t>x</m:t>
-        </m:r>
-        <m:r>
-          <m:rPr>
-            <m:sty m:val="p"/>
-          </m:rPr>
-          <m:t>)</m:t>
-        </m:r>
-      </m:oMath>
-      <w:r>
-        <w:t xml:space="preserve"> </w:t>
-      </w:r>
-      <w:r>
-        <w:t xml:space="preserve">is true for at least one element</w:t>
-      </w:r>
-      <w:r>
-        <w:t xml:space="preserve"> </w:t>
-      </w:r>
-      <m:oMath>
-        <m:r>
-          <m:t>x</m:t>
-        </m:r>
-      </m:oMath>
-      <w:r>
-        <w:t xml:space="preserve"> </w:t>
-      </w:r>
-      <w:r>
-        <w:t xml:space="preserve">of</w:t>
-      </w:r>
-      <w:r>
-        <w:t xml:space="preserve"> </w:t>
-      </w:r>
-      <m:oMath>
-        <m:r>
-          <m:t>S</m:t>
-        </m:r>
-      </m:oMath>
-      <w:r>
-        <w:t xml:space="preserve">,</w:t>
-      </w:r>
-      <w:r>
-        <w:t xml:space="preserve"> </w:t>
-      </w:r>
-      <w:r>
-        <w:t xml:space="preserve">and false otherwise.</w:t>
+      </m:oMath>
+      <w:r>
+        <w:t xml:space="preserve"> </w:t>
+      </w:r>
+      <w:r>
+        <w:t xml:space="preserve">and</w:t>
+      </w:r>
+      <w:r>
+        <w:t xml:space="preserve"> </w:t>
+      </w:r>
+      <m:oMath>
+        <m:r>
+          <m:t>R</m:t>
+        </m:r>
+      </m:oMath>
+      <w:r>
+        <w:t xml:space="preserve"> </w:t>
+      </w:r>
+      <w:r>
+        <w:t xml:space="preserve">are both false.</w:t>
       </w:r>
     </w:p>
-    <w:bookmarkEnd w:id="16"/>
-    <w:bookmarkStart w:id="18" w:name="exm-quantifier"/>
+    <w:bookmarkEnd w:id="20"/>
+    <w:bookmarkStart w:id="21" w:name="def-implies"/>
     <w:p>
       <w:pPr>
         <w:pStyle w:val="FirstParagraph"/>
@@ -2383,86 +2124,198 @@
           <w:b/>
           <w:bCs/>
         </w:rPr>
-        <w:t xml:space="preserve">Example 4 (Quantified propositions)</w:t>
-      </w:r>
-      <w:r>
-        <w:t xml:space="preserve"> </w:t>
-      </w:r>
-      <w:r>
-        <w:t xml:space="preserve">Let</w:t>
-      </w:r>
-      <w:r>
-        <w:t xml:space="preserve"> </w:t>
-      </w:r>
-      <m:oMath>
-        <m:r>
-          <m:t>P</m:t>
-        </m:r>
-        <m:r>
-          <m:rPr>
-            <m:sty m:val="p"/>
-          </m:rPr>
-          <m:t>(</m:t>
-        </m:r>
-        <m:r>
-          <m:t>x</m:t>
-        </m:r>
-        <m:r>
-          <m:rPr>
-            <m:sty m:val="p"/>
-          </m:rPr>
-          <m:t>)</m:t>
-        </m:r>
-      </m:oMath>
-      <w:r>
-        <w:t xml:space="preserve"> </w:t>
-      </w:r>
-      <w:r>
-        <w:t xml:space="preserve">be the predicate</w:t>
-      </w:r>
-      <w:r>
-        <w:t xml:space="preserve"> </w:t>
-      </w:r>
-      <w:r>
-        <w:t xml:space="preserve">“</w:t>
-      </w:r>
-      <m:oMath>
-        <m:r>
-          <m:t>x</m:t>
-        </m:r>
-        <m:r>
-          <m:rPr>
-            <m:sty m:val="p"/>
-          </m:rPr>
-          <m:t>&gt;</m:t>
-        </m:r>
-        <m:r>
-          <m:t>2</m:t>
-        </m:r>
-      </m:oMath>
-      <w:r>
-        <w:t xml:space="preserve">”</w:t>
-      </w:r>
-      <w:r>
-        <w:t xml:space="preserve">, for</w:t>
-      </w:r>
-      <w:r>
-        <w:t xml:space="preserve"> </w:t>
-      </w:r>
-      <w:hyperlink r:id="rId17">
+        <w:t xml:space="preserve">Definition 7 (Implies)</w:t>
+      </w:r>
+      <w:r>
+        <w:t xml:space="preserve"> </w:t>
+      </w:r>
+      <w:r>
+        <w:t xml:space="preserve">The logical connective (</w:t>
+      </w:r>
+      <w:hyperlink w:anchor="def-logical-connective">
         <w:r>
           <w:rPr>
             <w:rStyle w:val="Hyperlink"/>
           </w:rPr>
-          <w:t xml:space="preserve">integers</w:t>
+          <w:t xml:space="preserve">Definition 3</w:t>
         </w:r>
       </w:hyperlink>
       <w:r>
+        <w:t xml:space="preserve">)</w:t>
+      </w:r>
+      <w:r>
+        <w:t xml:space="preserve"> </w:t>
+      </w:r>
+      <w:r>
+        <w:rPr>
+          <w:b/>
+          <w:bCs/>
+        </w:rPr>
+        <w:t xml:space="preserve">implies</w:t>
+      </w:r>
+      <w:r>
+        <w:t xml:space="preserve"> </w:t>
+      </w:r>
+      <w:r>
+        <w:t xml:space="preserve">is written</w:t>
+      </w:r>
+      <w:r>
+        <w:t xml:space="preserve"> </w:t>
+      </w:r>
+      <m:oMath>
+        <m:r>
+          <m:t>P</m:t>
+        </m:r>
+        <m:r>
+          <m:rPr>
+            <m:sty m:val="p"/>
+          </m:rPr>
+          <m:t>⇒</m:t>
+        </m:r>
+        <m:r>
+          <m:t>Q</m:t>
+        </m:r>
+      </m:oMath>
+      <w:r>
+        <w:t xml:space="preserve"> </w:t>
+      </w:r>
+      <w:r>
+        <w:t xml:space="preserve">(</w:t>
+      </w:r>
+      <w:r>
+        <w:t xml:space="preserve">“if</w:t>
+      </w:r>
+      <w:r>
+        <w:t xml:space="preserve"> </w:t>
+      </w:r>
+      <m:oMath>
+        <m:r>
+          <m:t>P</m:t>
+        </m:r>
+      </m:oMath>
+      <w:r>
+        <w:t xml:space="preserve">, then</w:t>
+      </w:r>
+      <w:r>
+        <w:t xml:space="preserve"> </w:t>
+      </w:r>
+      <m:oMath>
+        <m:r>
+          <m:t>Q</m:t>
+        </m:r>
+      </m:oMath>
+      <w:r>
+        <w:t xml:space="preserve">”</w:t>
+      </w:r>
+      <w:r>
+        <w:t xml:space="preserve">, or</w:t>
+      </w:r>
+      <w:r>
+        <w:t xml:space="preserve"> </w:t>
+      </w:r>
+      <w:r>
+        <w:t xml:space="preserve">“</w:t>
+      </w:r>
+      <m:oMath>
+        <m:r>
+          <m:t>P</m:t>
+        </m:r>
+      </m:oMath>
+      <w:r>
+        <w:t xml:space="preserve"> </w:t>
+      </w:r>
+      <w:r>
+        <w:t xml:space="preserve">implies</w:t>
+      </w:r>
+      <w:r>
+        <w:t xml:space="preserve"> </w:t>
+      </w:r>
+      <m:oMath>
+        <m:r>
+          <m:t>Q</m:t>
+        </m:r>
+      </m:oMath>
+      <w:r>
+        <w:t xml:space="preserve">”</w:t>
+      </w:r>
+      <w:r>
+        <w:t xml:space="preserve">);</w:t>
+      </w:r>
+      <w:r>
+        <w:t xml:space="preserve"> </w:t>
+      </w:r>
+      <w:r>
+        <w:t xml:space="preserve">it is false when</w:t>
+      </w:r>
+      <w:r>
+        <w:t xml:space="preserve"> </w:t>
+      </w:r>
+      <m:oMath>
+        <m:r>
+          <m:t>P</m:t>
+        </m:r>
+      </m:oMath>
+      <w:r>
+        <w:t xml:space="preserve"> </w:t>
+      </w:r>
+      <w:r>
+        <w:t xml:space="preserve">is true and</w:t>
+      </w:r>
+      <w:r>
+        <w:t xml:space="preserve"> </w:t>
+      </w:r>
+      <m:oMath>
+        <m:r>
+          <m:t>Q</m:t>
+        </m:r>
+      </m:oMath>
+      <w:r>
+        <w:t xml:space="preserve"> </w:t>
+      </w:r>
+      <w:r>
+        <w:t xml:space="preserve">is false,</w:t>
+      </w:r>
+      <w:r>
+        <w:t xml:space="preserve"> </w:t>
+      </w:r>
+      <w:r>
+        <w:t xml:space="preserve">and true otherwise.</w:t>
+      </w:r>
+    </w:p>
+    <w:bookmarkEnd w:id="21"/>
+    <w:bookmarkStart w:id="22" w:name="exm-implies"/>
+    <w:p>
+      <w:pPr>
+        <w:pStyle w:val="BodyText"/>
+      </w:pPr>
+      <w:r>
+        <w:rPr>
+          <w:b/>
+          <w:bCs/>
+        </w:rPr>
+        <w:t xml:space="preserve">Example 6 (Implications with a true and a false premise)</w:t>
+      </w:r>
+      <w:r>
+        <w:t xml:space="preserve"> </w:t>
+      </w:r>
+      <w:r>
+        <w:t xml:space="preserve">Take</w:t>
+      </w:r>
+      <w:r>
         <w:t xml:space="preserve"> </w:t>
       </w:r>
       <m:oMath>
         <m:r>
           <m:t>x</m:t>
+        </m:r>
+        <m:r>
+          <m:rPr>
+            <m:sty m:val="p"/>
+          </m:rPr>
+          <m:t>=</m:t>
+        </m:r>
+        <m:r>
+          <m:t>3</m:t>
         </m:r>
       </m:oMath>
       <w:r>
@@ -2475,6 +2328,2152 @@
         <w:numPr>
           <w:ilvl w:val="0"/>
           <w:numId w:val="1006"/>
+        </w:numPr>
+      </w:pPr>
+      <m:oMath>
+        <m:r>
+          <m:t>x</m:t>
+        </m:r>
+        <m:r>
+          <m:rPr>
+            <m:sty m:val="p"/>
+          </m:rPr>
+          <m:t>&gt;</m:t>
+        </m:r>
+        <m:r>
+          <m:t>2</m:t>
+        </m:r>
+        <m:r>
+          <m:rPr>
+            <m:sty m:val="p"/>
+          </m:rPr>
+          <m:t>⇒</m:t>
+        </m:r>
+        <m:r>
+          <m:t>x</m:t>
+        </m:r>
+        <m:r>
+          <m:rPr>
+            <m:sty m:val="p"/>
+          </m:rPr>
+          <m:t>&gt;</m:t>
+        </m:r>
+        <m:r>
+          <m:t>1</m:t>
+        </m:r>
+      </m:oMath>
+      <w:r>
+        <w:t xml:space="preserve"> </w:t>
+      </w:r>
+      <w:r>
+        <w:t xml:space="preserve">is true:</w:t>
+      </w:r>
+      <w:r>
+        <w:t xml:space="preserve"> </w:t>
+      </w:r>
+      <w:r>
+        <w:t xml:space="preserve">the premise</w:t>
+      </w:r>
+      <w:r>
+        <w:t xml:space="preserve"> </w:t>
+      </w:r>
+      <m:oMath>
+        <m:r>
+          <m:t>3</m:t>
+        </m:r>
+        <m:r>
+          <m:rPr>
+            <m:sty m:val="p"/>
+          </m:rPr>
+          <m:t>&gt;</m:t>
+        </m:r>
+        <m:r>
+          <m:t>2</m:t>
+        </m:r>
+      </m:oMath>
+      <w:r>
+        <w:t xml:space="preserve"> </w:t>
+      </w:r>
+      <w:r>
+        <w:t xml:space="preserve">is true and the conclusion</w:t>
+      </w:r>
+      <w:r>
+        <w:t xml:space="preserve"> </w:t>
+      </w:r>
+      <m:oMath>
+        <m:r>
+          <m:t>3</m:t>
+        </m:r>
+        <m:r>
+          <m:rPr>
+            <m:sty m:val="p"/>
+          </m:rPr>
+          <m:t>&gt;</m:t>
+        </m:r>
+        <m:r>
+          <m:t>1</m:t>
+        </m:r>
+      </m:oMath>
+      <w:r>
+        <w:t xml:space="preserve"> </w:t>
+      </w:r>
+      <w:r>
+        <w:t xml:space="preserve">is true.</w:t>
+      </w:r>
+    </w:p>
+    <w:p>
+      <w:pPr>
+        <w:pStyle w:val="Compact"/>
+        <w:numPr>
+          <w:ilvl w:val="0"/>
+          <w:numId w:val="1006"/>
+        </w:numPr>
+      </w:pPr>
+      <m:oMath>
+        <m:r>
+          <m:t>x</m:t>
+        </m:r>
+        <m:r>
+          <m:rPr>
+            <m:sty m:val="p"/>
+          </m:rPr>
+          <m:t>&gt;</m:t>
+        </m:r>
+        <m:r>
+          <m:t>2</m:t>
+        </m:r>
+        <m:r>
+          <m:rPr>
+            <m:sty m:val="p"/>
+          </m:rPr>
+          <m:t>⇒</m:t>
+        </m:r>
+        <m:r>
+          <m:t>x</m:t>
+        </m:r>
+        <m:r>
+          <m:rPr>
+            <m:sty m:val="p"/>
+          </m:rPr>
+          <m:t>&gt;</m:t>
+        </m:r>
+        <m:r>
+          <m:t>4</m:t>
+        </m:r>
+      </m:oMath>
+      <w:r>
+        <w:t xml:space="preserve"> </w:t>
+      </w:r>
+      <w:r>
+        <w:t xml:space="preserve">is false:</w:t>
+      </w:r>
+      <w:r>
+        <w:t xml:space="preserve"> </w:t>
+      </w:r>
+      <w:r>
+        <w:t xml:space="preserve">the premise</w:t>
+      </w:r>
+      <w:r>
+        <w:t xml:space="preserve"> </w:t>
+      </w:r>
+      <m:oMath>
+        <m:r>
+          <m:t>3</m:t>
+        </m:r>
+        <m:r>
+          <m:rPr>
+            <m:sty m:val="p"/>
+          </m:rPr>
+          <m:t>&gt;</m:t>
+        </m:r>
+        <m:r>
+          <m:t>2</m:t>
+        </m:r>
+      </m:oMath>
+      <w:r>
+        <w:t xml:space="preserve"> </w:t>
+      </w:r>
+      <w:r>
+        <w:t xml:space="preserve">is true, but the conclusion</w:t>
+      </w:r>
+      <w:r>
+        <w:t xml:space="preserve"> </w:t>
+      </w:r>
+      <m:oMath>
+        <m:r>
+          <m:t>3</m:t>
+        </m:r>
+        <m:r>
+          <m:rPr>
+            <m:sty m:val="p"/>
+          </m:rPr>
+          <m:t>&gt;</m:t>
+        </m:r>
+        <m:r>
+          <m:t>4</m:t>
+        </m:r>
+      </m:oMath>
+      <w:r>
+        <w:t xml:space="preserve"> </w:t>
+      </w:r>
+      <w:r>
+        <w:t xml:space="preserve">is false.</w:t>
+      </w:r>
+    </w:p>
+    <w:p>
+      <w:pPr>
+        <w:pStyle w:val="Compact"/>
+        <w:numPr>
+          <w:ilvl w:val="0"/>
+          <w:numId w:val="1006"/>
+        </w:numPr>
+      </w:pPr>
+      <m:oMath>
+        <m:r>
+          <m:t>x</m:t>
+        </m:r>
+        <m:r>
+          <m:rPr>
+            <m:sty m:val="p"/>
+          </m:rPr>
+          <m:t>&gt;</m:t>
+        </m:r>
+        <m:r>
+          <m:t>5</m:t>
+        </m:r>
+        <m:r>
+          <m:rPr>
+            <m:sty m:val="p"/>
+          </m:rPr>
+          <m:t>⇒</m:t>
+        </m:r>
+        <m:r>
+          <m:t>x</m:t>
+        </m:r>
+        <m:r>
+          <m:rPr>
+            <m:sty m:val="p"/>
+          </m:rPr>
+          <m:t>&gt;</m:t>
+        </m:r>
+        <m:r>
+          <m:t>4</m:t>
+        </m:r>
+      </m:oMath>
+      <w:r>
+        <w:t xml:space="preserve"> </w:t>
+      </w:r>
+      <w:r>
+        <w:t xml:space="preserve">is true:</w:t>
+      </w:r>
+      <w:r>
+        <w:t xml:space="preserve"> </w:t>
+      </w:r>
+      <w:r>
+        <w:t xml:space="preserve">the premise</w:t>
+      </w:r>
+      <w:r>
+        <w:t xml:space="preserve"> </w:t>
+      </w:r>
+      <m:oMath>
+        <m:r>
+          <m:t>3</m:t>
+        </m:r>
+        <m:r>
+          <m:rPr>
+            <m:sty m:val="p"/>
+          </m:rPr>
+          <m:t>&gt;</m:t>
+        </m:r>
+        <m:r>
+          <m:t>5</m:t>
+        </m:r>
+      </m:oMath>
+      <w:r>
+        <w:t xml:space="preserve"> </w:t>
+      </w:r>
+      <w:r>
+        <w:t xml:space="preserve">is false, so the implication is true whatever the conclusion.</w:t>
+      </w:r>
+    </w:p>
+    <w:bookmarkEnd w:id="22"/>
+    <w:bookmarkStart w:id="23" w:name="def-iff"/>
+    <w:p>
+      <w:pPr>
+        <w:pStyle w:val="FirstParagraph"/>
+      </w:pPr>
+      <w:r>
+        <w:rPr>
+          <w:b/>
+          <w:bCs/>
+        </w:rPr>
+        <w:t xml:space="preserve">Definition 8 (If and only if)</w:t>
+      </w:r>
+      <w:r>
+        <w:t xml:space="preserve"> </w:t>
+      </w:r>
+      <w:r>
+        <w:t xml:space="preserve">The logical connective (</w:t>
+      </w:r>
+      <w:hyperlink w:anchor="def-logical-connective">
+        <w:r>
+          <w:rPr>
+            <w:rStyle w:val="Hyperlink"/>
+          </w:rPr>
+          <w:t xml:space="preserve">Definition 3</w:t>
+        </w:r>
+      </w:hyperlink>
+      <w:r>
+        <w:t xml:space="preserve">)</w:t>
+      </w:r>
+      <w:r>
+        <w:t xml:space="preserve"> </w:t>
+      </w:r>
+      <w:r>
+        <w:rPr>
+          <w:b/>
+          <w:bCs/>
+        </w:rPr>
+        <w:t xml:space="preserve">if and only if</w:t>
+      </w:r>
+      <w:r>
+        <w:t xml:space="preserve"> </w:t>
+      </w:r>
+      <w:r>
+        <w:t xml:space="preserve">is written</w:t>
+      </w:r>
+      <w:r>
+        <w:t xml:space="preserve"> </w:t>
+      </w:r>
+      <m:oMath>
+        <m:r>
+          <m:t>P</m:t>
+        </m:r>
+        <m:r>
+          <m:rPr>
+            <m:sty m:val="p"/>
+          </m:rPr>
+          <m:t>⇔</m:t>
+        </m:r>
+        <m:r>
+          <m:t>Q</m:t>
+        </m:r>
+      </m:oMath>
+      <w:r>
+        <w:t xml:space="preserve"> </w:t>
+      </w:r>
+      <w:r>
+        <w:t xml:space="preserve">(</w:t>
+      </w:r>
+      <w:r>
+        <w:t xml:space="preserve">“</w:t>
+      </w:r>
+      <m:oMath>
+        <m:r>
+          <m:t>P</m:t>
+        </m:r>
+      </m:oMath>
+      <w:r>
+        <w:t xml:space="preserve"> </w:t>
+      </w:r>
+      <w:r>
+        <w:t xml:space="preserve">if and only if</w:t>
+      </w:r>
+      <w:r>
+        <w:t xml:space="preserve"> </w:t>
+      </w:r>
+      <m:oMath>
+        <m:r>
+          <m:t>Q</m:t>
+        </m:r>
+      </m:oMath>
+      <w:r>
+        <w:t xml:space="preserve">”</w:t>
+      </w:r>
+      <w:r>
+        <w:t xml:space="preserve">);</w:t>
+      </w:r>
+      <w:r>
+        <w:t xml:space="preserve"> </w:t>
+      </w:r>
+      <w:r>
+        <w:t xml:space="preserve">it is true when</w:t>
+      </w:r>
+      <w:r>
+        <w:t xml:space="preserve"> </w:t>
+      </w:r>
+      <m:oMath>
+        <m:r>
+          <m:t>P</m:t>
+        </m:r>
+      </m:oMath>
+      <w:r>
+        <w:t xml:space="preserve"> </w:t>
+      </w:r>
+      <w:r>
+        <w:t xml:space="preserve">and</w:t>
+      </w:r>
+      <w:r>
+        <w:t xml:space="preserve"> </w:t>
+      </w:r>
+      <m:oMath>
+        <m:r>
+          <m:t>Q</m:t>
+        </m:r>
+      </m:oMath>
+      <w:r>
+        <w:t xml:space="preserve"> </w:t>
+      </w:r>
+      <w:r>
+        <w:t xml:space="preserve">have the same truth value,</w:t>
+      </w:r>
+      <w:r>
+        <w:t xml:space="preserve"> </w:t>
+      </w:r>
+      <w:r>
+        <w:t xml:space="preserve">and false otherwise.</w:t>
+      </w:r>
+    </w:p>
+    <w:bookmarkEnd w:id="23"/>
+    <w:bookmarkStart w:id="24" w:name="exm-iff"/>
+    <w:p>
+      <w:pPr>
+        <w:pStyle w:val="BodyText"/>
+      </w:pPr>
+      <w:r>
+        <w:rPr>
+          <w:b/>
+          <w:bCs/>
+        </w:rPr>
+        <w:t xml:space="preserve">Example 7 (</w:t>
+      </w:r>
+      <w:r>
+        <w:rPr>
+          <w:b/>
+          <w:bCs/>
+        </w:rPr>
+        <w:t xml:space="preserve">“If and only if”</w:t>
+      </w:r>
+      <w:r>
+        <w:rPr>
+          <w:b/>
+          <w:bCs/>
+        </w:rPr>
+        <w:t xml:space="preserve"> </w:t>
+      </w:r>
+      <w:r>
+        <w:rPr>
+          <w:b/>
+          <w:bCs/>
+        </w:rPr>
+        <w:t xml:space="preserve">with equal and different truth values)</w:t>
+      </w:r>
+      <w:r>
+        <w:t xml:space="preserve"> </w:t>
+      </w:r>
+      <w:r>
+        <w:t xml:space="preserve">Take</w:t>
+      </w:r>
+      <w:r>
+        <w:t xml:space="preserve"> </w:t>
+      </w:r>
+      <m:oMath>
+        <m:r>
+          <m:t>x</m:t>
+        </m:r>
+        <m:r>
+          <m:rPr>
+            <m:sty m:val="p"/>
+          </m:rPr>
+          <m:t>=</m:t>
+        </m:r>
+        <m:r>
+          <m:t>4</m:t>
+        </m:r>
+      </m:oMath>
+      <w:r>
+        <w:t xml:space="preserve">.</w:t>
+      </w:r>
+    </w:p>
+    <w:p>
+      <w:pPr>
+        <w:pStyle w:val="Compact"/>
+        <w:numPr>
+          <w:ilvl w:val="0"/>
+          <w:numId w:val="1007"/>
+        </w:numPr>
+      </w:pPr>
+      <w:r>
+        <w:t xml:space="preserve">“</w:t>
+      </w:r>
+      <m:oMath>
+        <m:r>
+          <m:t>x</m:t>
+        </m:r>
+      </m:oMath>
+      <w:r>
+        <w:t xml:space="preserve"> </w:t>
+      </w:r>
+      <w:r>
+        <w:t xml:space="preserve">is</w:t>
+      </w:r>
+      <w:r>
+        <w:t xml:space="preserve"> </w:t>
+      </w:r>
+      <w:hyperlink r:id="rId10">
+        <w:r>
+          <w:rPr>
+            <w:rStyle w:val="Hyperlink"/>
+          </w:rPr>
+          <w:t xml:space="preserve">even</w:t>
+        </w:r>
+      </w:hyperlink>
+      <w:r>
+        <w:t xml:space="preserve"> </w:t>
+      </w:r>
+      <m:oMath>
+        <m:r>
+          <m:rPr>
+            <m:sty m:val="p"/>
+          </m:rPr>
+          <m:t>⇔</m:t>
+        </m:r>
+        <m:r>
+          <m:t>x</m:t>
+        </m:r>
+        <m:r>
+          <m:rPr>
+            <m:sty m:val="p"/>
+          </m:rPr>
+          <m:t>&gt;</m:t>
+        </m:r>
+        <m:r>
+          <m:t>3</m:t>
+        </m:r>
+      </m:oMath>
+      <w:r>
+        <w:t xml:space="preserve">”</w:t>
+      </w:r>
+      <w:r>
+        <w:t xml:space="preserve"> </w:t>
+      </w:r>
+      <w:r>
+        <w:t xml:space="preserve">is true:</w:t>
+      </w:r>
+      <w:r>
+        <w:t xml:space="preserve"> </w:t>
+      </w:r>
+      <m:oMath>
+        <m:r>
+          <m:t>4</m:t>
+        </m:r>
+      </m:oMath>
+      <w:r>
+        <w:t xml:space="preserve"> </w:t>
+      </w:r>
+      <w:r>
+        <w:t xml:space="preserve">is even and</w:t>
+      </w:r>
+      <w:r>
+        <w:t xml:space="preserve"> </w:t>
+      </w:r>
+      <m:oMath>
+        <m:r>
+          <m:t>4</m:t>
+        </m:r>
+        <m:r>
+          <m:rPr>
+            <m:sty m:val="p"/>
+          </m:rPr>
+          <m:t>&gt;</m:t>
+        </m:r>
+        <m:r>
+          <m:t>3</m:t>
+        </m:r>
+      </m:oMath>
+      <w:r>
+        <w:t xml:space="preserve">, so both sides are true.</w:t>
+      </w:r>
+    </w:p>
+    <w:p>
+      <w:pPr>
+        <w:pStyle w:val="Compact"/>
+        <w:numPr>
+          <w:ilvl w:val="0"/>
+          <w:numId w:val="1007"/>
+        </w:numPr>
+      </w:pPr>
+      <w:r>
+        <w:t xml:space="preserve">“</w:t>
+      </w:r>
+      <m:oMath>
+        <m:r>
+          <m:t>x</m:t>
+        </m:r>
+        <m:r>
+          <m:rPr>
+            <m:sty m:val="p"/>
+          </m:rPr>
+          <m:t>&gt;</m:t>
+        </m:r>
+        <m:r>
+          <m:t>3</m:t>
+        </m:r>
+        <m:r>
+          <m:rPr>
+            <m:sty m:val="p"/>
+          </m:rPr>
+          <m:t>⇔</m:t>
+        </m:r>
+        <m:r>
+          <m:t>x</m:t>
+        </m:r>
+        <m:r>
+          <m:rPr>
+            <m:sty m:val="p"/>
+          </m:rPr>
+          <m:t>&gt;</m:t>
+        </m:r>
+        <m:r>
+          <m:t>5</m:t>
+        </m:r>
+      </m:oMath>
+      <w:r>
+        <w:t xml:space="preserve">”</w:t>
+      </w:r>
+      <w:r>
+        <w:t xml:space="preserve"> </w:t>
+      </w:r>
+      <w:r>
+        <w:t xml:space="preserve">is false:</w:t>
+      </w:r>
+      <w:r>
+        <w:t xml:space="preserve"> </w:t>
+      </w:r>
+      <m:oMath>
+        <m:r>
+          <m:t>4</m:t>
+        </m:r>
+        <m:r>
+          <m:rPr>
+            <m:sty m:val="p"/>
+          </m:rPr>
+          <m:t>&gt;</m:t>
+        </m:r>
+        <m:r>
+          <m:t>3</m:t>
+        </m:r>
+      </m:oMath>
+      <w:r>
+        <w:t xml:space="preserve"> </w:t>
+      </w:r>
+      <w:r>
+        <w:t xml:space="preserve">is true, but</w:t>
+      </w:r>
+      <w:r>
+        <w:t xml:space="preserve"> </w:t>
+      </w:r>
+      <m:oMath>
+        <m:r>
+          <m:t>4</m:t>
+        </m:r>
+        <m:r>
+          <m:rPr>
+            <m:sty m:val="p"/>
+          </m:rPr>
+          <m:t>&gt;</m:t>
+        </m:r>
+        <m:r>
+          <m:t>5</m:t>
+        </m:r>
+      </m:oMath>
+      <w:r>
+        <w:t xml:space="preserve"> </w:t>
+      </w:r>
+      <w:r>
+        <w:t xml:space="preserve">is false.</w:t>
+      </w:r>
+    </w:p>
+    <w:bookmarkEnd w:id="24"/>
+    <w:bookmarkStart w:id="25" w:name="exm-logical-connective"/>
+    <w:p>
+      <w:pPr>
+        <w:pStyle w:val="FirstParagraph"/>
+      </w:pPr>
+      <w:r>
+        <w:rPr>
+          <w:b/>
+          <w:bCs/>
+        </w:rPr>
+        <w:t xml:space="preserve">Example 8 (Truth values of connectives)</w:t>
+      </w:r>
+      <w:r>
+        <w:t xml:space="preserve"> </w:t>
+      </w:r>
+      <w:r>
+        <w:t xml:space="preserve">Let</w:t>
+      </w:r>
+      <w:r>
+        <w:t xml:space="preserve"> </w:t>
+      </w:r>
+      <m:oMath>
+        <m:r>
+          <m:t>P</m:t>
+        </m:r>
+      </m:oMath>
+      <w:r>
+        <w:t xml:space="preserve"> </w:t>
+      </w:r>
+      <w:r>
+        <w:t xml:space="preserve">be</w:t>
+      </w:r>
+      <w:r>
+        <w:t xml:space="preserve"> </w:t>
+      </w:r>
+      <w:r>
+        <w:t xml:space="preserve">“</w:t>
+      </w:r>
+      <m:oMath>
+        <m:r>
+          <m:t>2</m:t>
+        </m:r>
+        <m:r>
+          <m:rPr>
+            <m:sty m:val="p"/>
+          </m:rPr>
+          <m:t>+</m:t>
+        </m:r>
+        <m:r>
+          <m:t>3</m:t>
+        </m:r>
+        <m:r>
+          <m:rPr>
+            <m:sty m:val="p"/>
+          </m:rPr>
+          <m:t>=</m:t>
+        </m:r>
+        <m:r>
+          <m:t>5</m:t>
+        </m:r>
+      </m:oMath>
+      <w:r>
+        <w:t xml:space="preserve">”</w:t>
+      </w:r>
+      <w:r>
+        <w:t xml:space="preserve">, which is true,</w:t>
+      </w:r>
+      <w:r>
+        <w:t xml:space="preserve"> </w:t>
+      </w:r>
+      <w:r>
+        <w:t xml:space="preserve">and let</w:t>
+      </w:r>
+      <w:r>
+        <w:t xml:space="preserve"> </w:t>
+      </w:r>
+      <m:oMath>
+        <m:r>
+          <m:t>Q</m:t>
+        </m:r>
+      </m:oMath>
+      <w:r>
+        <w:t xml:space="preserve"> </w:t>
+      </w:r>
+      <w:r>
+        <w:t xml:space="preserve">be</w:t>
+      </w:r>
+      <w:r>
+        <w:t xml:space="preserve"> </w:t>
+      </w:r>
+      <w:r>
+        <w:t xml:space="preserve">“</w:t>
+      </w:r>
+      <m:oMath>
+        <m:r>
+          <m:t>7</m:t>
+        </m:r>
+      </m:oMath>
+      <w:r>
+        <w:t xml:space="preserve"> </w:t>
+      </w:r>
+      <w:r>
+        <w:t xml:space="preserve">is</w:t>
+      </w:r>
+      <w:r>
+        <w:t xml:space="preserve"> </w:t>
+      </w:r>
+      <w:hyperlink r:id="rId10">
+        <w:r>
+          <w:rPr>
+            <w:rStyle w:val="Hyperlink"/>
+          </w:rPr>
+          <w:t xml:space="preserve">even</w:t>
+        </w:r>
+      </w:hyperlink>
+      <w:r>
+        <w:t xml:space="preserve">”</w:t>
+      </w:r>
+      <w:r>
+        <w:t xml:space="preserve">, which is false.</w:t>
+      </w:r>
+    </w:p>
+    <w:p>
+      <w:pPr>
+        <w:pStyle w:val="Compact"/>
+        <w:numPr>
+          <w:ilvl w:val="0"/>
+          <w:numId w:val="1008"/>
+        </w:numPr>
+      </w:pPr>
+      <m:oMath>
+        <m:r>
+          <m:rPr>
+            <m:sty m:val="p"/>
+          </m:rPr>
+          <m:t>¬</m:t>
+        </m:r>
+        <m:r>
+          <m:t>Q</m:t>
+        </m:r>
+      </m:oMath>
+      <w:r>
+        <w:t xml:space="preserve">,</w:t>
+      </w:r>
+      <w:r>
+        <w:t xml:space="preserve"> </w:t>
+      </w:r>
+      <w:r>
+        <w:t xml:space="preserve">“</w:t>
+      </w:r>
+      <m:oMath>
+        <m:r>
+          <m:t>7</m:t>
+        </m:r>
+      </m:oMath>
+      <w:r>
+        <w:t xml:space="preserve"> </w:t>
+      </w:r>
+      <w:r>
+        <w:t xml:space="preserve">is not even”</w:t>
+      </w:r>
+      <w:r>
+        <w:t xml:space="preserve">, is true, because</w:t>
+      </w:r>
+      <w:r>
+        <w:t xml:space="preserve"> </w:t>
+      </w:r>
+      <m:oMath>
+        <m:r>
+          <m:t>Q</m:t>
+        </m:r>
+      </m:oMath>
+      <w:r>
+        <w:t xml:space="preserve"> </w:t>
+      </w:r>
+      <w:r>
+        <w:t xml:space="preserve">is false.</w:t>
+      </w:r>
+    </w:p>
+    <w:p>
+      <w:pPr>
+        <w:pStyle w:val="Compact"/>
+        <w:numPr>
+          <w:ilvl w:val="0"/>
+          <w:numId w:val="1008"/>
+        </w:numPr>
+      </w:pPr>
+      <m:oMath>
+        <m:r>
+          <m:t>P</m:t>
+        </m:r>
+        <m:r>
+          <m:rPr>
+            <m:sty m:val="p"/>
+          </m:rPr>
+          <m:t>∧</m:t>
+        </m:r>
+        <m:r>
+          <m:t>Q</m:t>
+        </m:r>
+      </m:oMath>
+      <w:r>
+        <w:t xml:space="preserve"> </w:t>
+      </w:r>
+      <w:r>
+        <w:t xml:space="preserve">is false, because</w:t>
+      </w:r>
+      <w:r>
+        <w:t xml:space="preserve"> </w:t>
+      </w:r>
+      <m:oMath>
+        <m:r>
+          <m:t>Q</m:t>
+        </m:r>
+      </m:oMath>
+      <w:r>
+        <w:t xml:space="preserve"> </w:t>
+      </w:r>
+      <w:r>
+        <w:t xml:space="preserve">is false.</w:t>
+      </w:r>
+    </w:p>
+    <w:p>
+      <w:pPr>
+        <w:pStyle w:val="Compact"/>
+        <w:numPr>
+          <w:ilvl w:val="0"/>
+          <w:numId w:val="1008"/>
+        </w:numPr>
+      </w:pPr>
+      <m:oMath>
+        <m:r>
+          <m:t>P</m:t>
+        </m:r>
+        <m:r>
+          <m:rPr>
+            <m:sty m:val="p"/>
+          </m:rPr>
+          <m:t>∨</m:t>
+        </m:r>
+        <m:r>
+          <m:t>Q</m:t>
+        </m:r>
+      </m:oMath>
+      <w:r>
+        <w:t xml:space="preserve"> </w:t>
+      </w:r>
+      <w:r>
+        <w:t xml:space="preserve">is true, because</w:t>
+      </w:r>
+      <w:r>
+        <w:t xml:space="preserve"> </w:t>
+      </w:r>
+      <m:oMath>
+        <m:r>
+          <m:t>P</m:t>
+        </m:r>
+      </m:oMath>
+      <w:r>
+        <w:t xml:space="preserve"> </w:t>
+      </w:r>
+      <w:r>
+        <w:t xml:space="preserve">is true.</w:t>
+      </w:r>
+    </w:p>
+    <w:p>
+      <w:pPr>
+        <w:pStyle w:val="Compact"/>
+        <w:numPr>
+          <w:ilvl w:val="0"/>
+          <w:numId w:val="1008"/>
+        </w:numPr>
+      </w:pPr>
+      <m:oMath>
+        <m:r>
+          <m:t>P</m:t>
+        </m:r>
+        <m:r>
+          <m:rPr>
+            <m:sty m:val="p"/>
+          </m:rPr>
+          <m:t>⇒</m:t>
+        </m:r>
+        <m:r>
+          <m:t>Q</m:t>
+        </m:r>
+      </m:oMath>
+      <w:r>
+        <w:t xml:space="preserve"> </w:t>
+      </w:r>
+      <w:r>
+        <w:t xml:space="preserve">is false, because</w:t>
+      </w:r>
+      <w:r>
+        <w:t xml:space="preserve"> </w:t>
+      </w:r>
+      <m:oMath>
+        <m:r>
+          <m:t>P</m:t>
+        </m:r>
+      </m:oMath>
+      <w:r>
+        <w:t xml:space="preserve"> </w:t>
+      </w:r>
+      <w:r>
+        <w:t xml:space="preserve">is true and</w:t>
+      </w:r>
+      <w:r>
+        <w:t xml:space="preserve"> </w:t>
+      </w:r>
+      <m:oMath>
+        <m:r>
+          <m:t>Q</m:t>
+        </m:r>
+      </m:oMath>
+      <w:r>
+        <w:t xml:space="preserve"> </w:t>
+      </w:r>
+      <w:r>
+        <w:t xml:space="preserve">is false.</w:t>
+      </w:r>
+    </w:p>
+    <w:p>
+      <w:pPr>
+        <w:pStyle w:val="Compact"/>
+        <w:numPr>
+          <w:ilvl w:val="0"/>
+          <w:numId w:val="1008"/>
+        </w:numPr>
+      </w:pPr>
+      <m:oMath>
+        <m:r>
+          <m:t>Q</m:t>
+        </m:r>
+        <m:r>
+          <m:rPr>
+            <m:sty m:val="p"/>
+          </m:rPr>
+          <m:t>⇒</m:t>
+        </m:r>
+        <m:r>
+          <m:t>P</m:t>
+        </m:r>
+      </m:oMath>
+      <w:r>
+        <w:t xml:space="preserve"> </w:t>
+      </w:r>
+      <w:r>
+        <w:t xml:space="preserve">is true, because</w:t>
+      </w:r>
+      <w:r>
+        <w:t xml:space="preserve"> </w:t>
+      </w:r>
+      <m:oMath>
+        <m:r>
+          <m:t>Q</m:t>
+        </m:r>
+      </m:oMath>
+      <w:r>
+        <w:t xml:space="preserve"> </w:t>
+      </w:r>
+      <w:r>
+        <w:t xml:space="preserve">is false.</w:t>
+      </w:r>
+    </w:p>
+    <w:p>
+      <w:pPr>
+        <w:pStyle w:val="Compact"/>
+        <w:numPr>
+          <w:ilvl w:val="0"/>
+          <w:numId w:val="1008"/>
+        </w:numPr>
+      </w:pPr>
+      <m:oMath>
+        <m:r>
+          <m:t>P</m:t>
+        </m:r>
+        <m:r>
+          <m:rPr>
+            <m:sty m:val="p"/>
+          </m:rPr>
+          <m:t>⇔</m:t>
+        </m:r>
+        <m:r>
+          <m:t>Q</m:t>
+        </m:r>
+      </m:oMath>
+      <w:r>
+        <w:t xml:space="preserve"> </w:t>
+      </w:r>
+      <w:r>
+        <w:t xml:space="preserve">is false, because</w:t>
+      </w:r>
+      <w:r>
+        <w:t xml:space="preserve"> </w:t>
+      </w:r>
+      <m:oMath>
+        <m:r>
+          <m:t>P</m:t>
+        </m:r>
+      </m:oMath>
+      <w:r>
+        <w:t xml:space="preserve"> </w:t>
+      </w:r>
+      <w:r>
+        <w:t xml:space="preserve">and</w:t>
+      </w:r>
+      <w:r>
+        <w:t xml:space="preserve"> </w:t>
+      </w:r>
+      <m:oMath>
+        <m:r>
+          <m:t>Q</m:t>
+        </m:r>
+      </m:oMath>
+      <w:r>
+        <w:t xml:space="preserve"> </w:t>
+      </w:r>
+      <w:r>
+        <w:t xml:space="preserve">have different truth values.</w:t>
+      </w:r>
+    </w:p>
+    <w:bookmarkEnd w:id="25"/>
+    <w:bookmarkStart w:id="26" w:name="def-quantifier"/>
+    <w:p>
+      <w:pPr>
+        <w:pStyle w:val="FirstParagraph"/>
+      </w:pPr>
+      <w:r>
+        <w:rPr>
+          <w:b/>
+          <w:bCs/>
+        </w:rPr>
+        <w:t xml:space="preserve">Definition 9 (Quantifier)</w:t>
+      </w:r>
+      <w:r>
+        <w:t xml:space="preserve"> </w:t>
+      </w:r>
+      <w:r>
+        <w:t xml:space="preserve">A</w:t>
+      </w:r>
+      <w:r>
+        <w:t xml:space="preserve"> </w:t>
+      </w:r>
+      <w:r>
+        <w:rPr>
+          <w:b/>
+          <w:bCs/>
+        </w:rPr>
+        <w:t xml:space="preserve">quantifier</w:t>
+      </w:r>
+      <w:r>
+        <w:t xml:space="preserve"> </w:t>
+      </w:r>
+      <w:r>
+        <w:t xml:space="preserve">turns a predicate</w:t>
+      </w:r>
+      <w:r>
+        <w:t xml:space="preserve"> </w:t>
+      </w:r>
+      <m:oMath>
+        <m:r>
+          <m:t>P</m:t>
+        </m:r>
+        <m:r>
+          <m:rPr>
+            <m:sty m:val="p"/>
+          </m:rPr>
+          <m:t>(</m:t>
+        </m:r>
+        <m:r>
+          <m:t>x</m:t>
+        </m:r>
+        <m:r>
+          <m:rPr>
+            <m:sty m:val="p"/>
+          </m:rPr>
+          <m:t>)</m:t>
+        </m:r>
+      </m:oMath>
+      <w:r>
+        <w:t xml:space="preserve"> </w:t>
+      </w:r>
+      <w:r>
+        <w:t xml:space="preserve">(</w:t>
+      </w:r>
+      <w:hyperlink w:anchor="def-predicate">
+        <w:r>
+          <w:rPr>
+            <w:rStyle w:val="Hyperlink"/>
+          </w:rPr>
+          <w:t xml:space="preserve">Definition 2</w:t>
+        </w:r>
+      </w:hyperlink>
+      <w:r>
+        <w:t xml:space="preserve">)</w:t>
+      </w:r>
+      <w:r>
+        <w:t xml:space="preserve"> </w:t>
+      </w:r>
+      <w:r>
+        <w:t xml:space="preserve">about the elements</w:t>
+      </w:r>
+      <w:r>
+        <w:t xml:space="preserve"> </w:t>
+      </w:r>
+      <m:oMath>
+        <m:r>
+          <m:t>x</m:t>
+        </m:r>
+      </m:oMath>
+      <w:r>
+        <w:t xml:space="preserve"> </w:t>
+      </w:r>
+      <w:r>
+        <w:t xml:space="preserve">of a set</w:t>
+      </w:r>
+      <w:r>
+        <w:t xml:space="preserve"> </w:t>
+      </w:r>
+      <m:oMath>
+        <m:r>
+          <m:t>S</m:t>
+        </m:r>
+      </m:oMath>
+      <w:r>
+        <w:t xml:space="preserve"> </w:t>
+      </w:r>
+      <w:r>
+        <w:t xml:space="preserve">into a proposition (</w:t>
+      </w:r>
+      <w:hyperlink w:anchor="def-proposition">
+        <w:r>
+          <w:rPr>
+            <w:rStyle w:val="Hyperlink"/>
+          </w:rPr>
+          <w:t xml:space="preserve">Definition 1</w:t>
+        </w:r>
+      </w:hyperlink>
+      <w:r>
+        <w:t xml:space="preserve">).</w:t>
+      </w:r>
+      <w:r>
+        <w:t xml:space="preserve"> </w:t>
+      </w:r>
+      <w:r>
+        <w:t xml:space="preserve">There are two: the universal quantifier (</w:t>
+      </w:r>
+      <w:hyperlink w:anchor="def-universal-quantifier">
+        <w:r>
+          <w:rPr>
+            <w:rStyle w:val="Hyperlink"/>
+          </w:rPr>
+          <w:t xml:space="preserve">Definition 10</w:t>
+        </w:r>
+      </w:hyperlink>
+      <w:r>
+        <w:t xml:space="preserve">)</w:t>
+      </w:r>
+      <w:r>
+        <w:t xml:space="preserve"> </w:t>
+      </w:r>
+      <w:r>
+        <w:t xml:space="preserve">and the existential quantifier (</w:t>
+      </w:r>
+      <w:hyperlink w:anchor="def-existential-quantifier">
+        <w:r>
+          <w:rPr>
+            <w:rStyle w:val="Hyperlink"/>
+          </w:rPr>
+          <w:t xml:space="preserve">Definition 11</w:t>
+        </w:r>
+      </w:hyperlink>
+      <w:r>
+        <w:t xml:space="preserve">).</w:t>
+      </w:r>
+    </w:p>
+    <w:bookmarkEnd w:id="26"/>
+    <w:bookmarkStart w:id="27" w:name="def-universal-quantifier"/>
+    <w:p>
+      <w:pPr>
+        <w:pStyle w:val="BodyText"/>
+      </w:pPr>
+      <w:r>
+        <w:rPr>
+          <w:b/>
+          <w:bCs/>
+        </w:rPr>
+        <w:t xml:space="preserve">Definition 10 (Universal quantifier)</w:t>
+      </w:r>
+      <w:r>
+        <w:t xml:space="preserve"> </w:t>
+      </w:r>
+      <w:r>
+        <w:t xml:space="preserve">The</w:t>
+      </w:r>
+      <w:r>
+        <w:t xml:space="preserve"> </w:t>
+      </w:r>
+      <w:r>
+        <w:rPr>
+          <w:b/>
+          <w:bCs/>
+        </w:rPr>
+        <w:t xml:space="preserve">universal quantifier</w:t>
+      </w:r>
+      <w:r>
+        <w:t xml:space="preserve"> </w:t>
+      </w:r>
+      <w:r>
+        <w:t xml:space="preserve">“for all”</w:t>
+      </w:r>
+      <w:r>
+        <w:t xml:space="preserve"> </w:t>
+      </w:r>
+      <w:r>
+        <w:t xml:space="preserve">is a quantifier (</w:t>
+      </w:r>
+      <w:hyperlink w:anchor="def-quantifier">
+        <w:r>
+          <w:rPr>
+            <w:rStyle w:val="Hyperlink"/>
+          </w:rPr>
+          <w:t xml:space="preserve">Definition 9</w:t>
+        </w:r>
+      </w:hyperlink>
+      <w:r>
+        <w:t xml:space="preserve">):</w:t>
+      </w:r>
+      <w:r>
+        <w:t xml:space="preserve"> </w:t>
+      </w:r>
+      <m:oMath>
+        <m:r>
+          <m:rPr>
+            <m:sty m:val="p"/>
+          </m:rPr>
+          <m:t>∀</m:t>
+        </m:r>
+        <m:r>
+          <m:t>x</m:t>
+        </m:r>
+        <m:r>
+          <m:rPr>
+            <m:sty m:val="p"/>
+          </m:rPr>
+          <m:t>∈</m:t>
+        </m:r>
+        <m:r>
+          <m:t>S</m:t>
+        </m:r>
+        <m:r>
+          <m:rPr>
+            <m:sty m:val="p"/>
+          </m:rPr>
+          <m:t>,</m:t>
+        </m:r>
+        <m:r>
+          <m:t>P</m:t>
+        </m:r>
+        <m:r>
+          <m:rPr>
+            <m:sty m:val="p"/>
+          </m:rPr>
+          <m:t>(</m:t>
+        </m:r>
+        <m:r>
+          <m:t>x</m:t>
+        </m:r>
+        <m:r>
+          <m:rPr>
+            <m:sty m:val="p"/>
+          </m:rPr>
+          <m:t>)</m:t>
+        </m:r>
+      </m:oMath>
+      <w:r>
+        <w:t xml:space="preserve"> </w:t>
+      </w:r>
+      <w:r>
+        <w:t xml:space="preserve">(</w:t>
+      </w:r>
+      <w:r>
+        <w:t xml:space="preserve">“for every</w:t>
+      </w:r>
+      <w:r>
+        <w:t xml:space="preserve"> </w:t>
+      </w:r>
+      <m:oMath>
+        <m:r>
+          <m:t>x</m:t>
+        </m:r>
+      </m:oMath>
+      <w:r>
+        <w:t xml:space="preserve"> </w:t>
+      </w:r>
+      <w:r>
+        <w:t xml:space="preserve">in</w:t>
+      </w:r>
+      <w:r>
+        <w:t xml:space="preserve"> </w:t>
+      </w:r>
+      <m:oMath>
+        <m:r>
+          <m:t>S</m:t>
+        </m:r>
+      </m:oMath>
+      <w:r>
+        <w:t xml:space="preserve">,</w:t>
+      </w:r>
+      <w:r>
+        <w:t xml:space="preserve"> </w:t>
+      </w:r>
+      <m:oMath>
+        <m:r>
+          <m:t>P</m:t>
+        </m:r>
+        <m:r>
+          <m:rPr>
+            <m:sty m:val="p"/>
+          </m:rPr>
+          <m:t>(</m:t>
+        </m:r>
+        <m:r>
+          <m:t>x</m:t>
+        </m:r>
+        <m:r>
+          <m:rPr>
+            <m:sty m:val="p"/>
+          </m:rPr>
+          <m:t>)</m:t>
+        </m:r>
+      </m:oMath>
+      <w:r>
+        <w:t xml:space="preserve">”</w:t>
+      </w:r>
+      <w:r>
+        <w:t xml:space="preserve">)</w:t>
+      </w:r>
+      <w:r>
+        <w:t xml:space="preserve"> </w:t>
+      </w:r>
+      <w:r>
+        <w:t xml:space="preserve">is true when</w:t>
+      </w:r>
+      <w:r>
+        <w:t xml:space="preserve"> </w:t>
+      </w:r>
+      <m:oMath>
+        <m:r>
+          <m:t>P</m:t>
+        </m:r>
+        <m:r>
+          <m:rPr>
+            <m:sty m:val="p"/>
+          </m:rPr>
+          <m:t>(</m:t>
+        </m:r>
+        <m:r>
+          <m:t>x</m:t>
+        </m:r>
+        <m:r>
+          <m:rPr>
+            <m:sty m:val="p"/>
+          </m:rPr>
+          <m:t>)</m:t>
+        </m:r>
+      </m:oMath>
+      <w:r>
+        <w:t xml:space="preserve"> </w:t>
+      </w:r>
+      <w:r>
+        <w:t xml:space="preserve">is true for every element</w:t>
+      </w:r>
+      <w:r>
+        <w:t xml:space="preserve"> </w:t>
+      </w:r>
+      <m:oMath>
+        <m:r>
+          <m:t>x</m:t>
+        </m:r>
+      </m:oMath>
+      <w:r>
+        <w:t xml:space="preserve"> </w:t>
+      </w:r>
+      <w:r>
+        <w:t xml:space="preserve">of</w:t>
+      </w:r>
+      <w:r>
+        <w:t xml:space="preserve"> </w:t>
+      </w:r>
+      <m:oMath>
+        <m:r>
+          <m:t>S</m:t>
+        </m:r>
+      </m:oMath>
+      <w:r>
+        <w:t xml:space="preserve">,</w:t>
+      </w:r>
+      <w:r>
+        <w:t xml:space="preserve"> </w:t>
+      </w:r>
+      <w:r>
+        <w:t xml:space="preserve">and false otherwise.</w:t>
+      </w:r>
+    </w:p>
+    <w:bookmarkEnd w:id="27"/>
+    <w:bookmarkStart w:id="28" w:name="exm-universal-quantifier"/>
+    <w:p>
+      <w:pPr>
+        <w:pStyle w:val="BodyText"/>
+      </w:pPr>
+      <w:r>
+        <w:rPr>
+          <w:b/>
+          <w:bCs/>
+        </w:rPr>
+        <w:t xml:space="preserve">Example 9 (A universally quantified proposition)</w:t>
+      </w:r>
+      <w:r>
+        <w:t xml:space="preserve"> </w:t>
+      </w:r>
+      <w:r>
+        <w:t xml:space="preserve">Let</w:t>
+      </w:r>
+      <w:r>
+        <w:t xml:space="preserve"> </w:t>
+      </w:r>
+      <m:oMath>
+        <m:r>
+          <m:t>P</m:t>
+        </m:r>
+        <m:r>
+          <m:rPr>
+            <m:sty m:val="p"/>
+          </m:rPr>
+          <m:t>(</m:t>
+        </m:r>
+        <m:r>
+          <m:t>x</m:t>
+        </m:r>
+        <m:r>
+          <m:rPr>
+            <m:sty m:val="p"/>
+          </m:rPr>
+          <m:t>)</m:t>
+        </m:r>
+      </m:oMath>
+      <w:r>
+        <w:t xml:space="preserve"> </w:t>
+      </w:r>
+      <w:r>
+        <w:t xml:space="preserve">be the predicate</w:t>
+      </w:r>
+      <w:r>
+        <w:t xml:space="preserve"> </w:t>
+      </w:r>
+      <w:r>
+        <w:t xml:space="preserve">“</w:t>
+      </w:r>
+      <m:oMath>
+        <m:r>
+          <m:t>x</m:t>
+        </m:r>
+      </m:oMath>
+      <w:r>
+        <w:t xml:space="preserve"> </w:t>
+      </w:r>
+      <w:r>
+        <w:t xml:space="preserve">is</w:t>
+      </w:r>
+      <w:r>
+        <w:t xml:space="preserve"> </w:t>
+      </w:r>
+      <w:hyperlink r:id="rId10">
+        <w:r>
+          <w:rPr>
+            <w:rStyle w:val="Hyperlink"/>
+          </w:rPr>
+          <w:t xml:space="preserve">even</w:t>
+        </w:r>
+      </w:hyperlink>
+      <w:r>
+        <w:t xml:space="preserve">”</w:t>
+      </w:r>
+      <w:r>
+        <w:t xml:space="preserve">.</w:t>
+      </w:r>
+    </w:p>
+    <w:p>
+      <w:pPr>
+        <w:pStyle w:val="Compact"/>
+        <w:numPr>
+          <w:ilvl w:val="0"/>
+          <w:numId w:val="1009"/>
+        </w:numPr>
+      </w:pPr>
+      <w:r>
+        <w:t xml:space="preserve">“</w:t>
+      </w:r>
+      <m:oMath>
+        <m:r>
+          <m:rPr>
+            <m:sty m:val="p"/>
+          </m:rPr>
+          <m:t>∀</m:t>
+        </m:r>
+        <m:r>
+          <m:t>x</m:t>
+        </m:r>
+        <m:r>
+          <m:rPr>
+            <m:sty m:val="p"/>
+          </m:rPr>
+          <m:t>∈</m:t>
+        </m:r>
+        <m:r>
+          <m:t>​</m:t>
+        </m:r>
+        <m:d>
+          <m:dPr>
+            <m:begChr m:val="{"/>
+            <m:sepChr m:val=""/>
+            <m:endChr m:val="}"/>
+            <m:grow/>
+          </m:dPr>
+          <m:e>
+            <m:r>
+              <m:t>2</m:t>
+            </m:r>
+            <m:r>
+              <m:rPr>
+                <m:sty m:val="p"/>
+              </m:rPr>
+              <m:t>,</m:t>
+            </m:r>
+            <m:r>
+              <m:t>4</m:t>
+            </m:r>
+            <m:r>
+              <m:rPr>
+                <m:sty m:val="p"/>
+              </m:rPr>
+              <m:t>,</m:t>
+            </m:r>
+            <m:r>
+              <m:t>6</m:t>
+            </m:r>
+          </m:e>
+        </m:d>
+        <m:r>
+          <m:t>​</m:t>
+        </m:r>
+        <m:r>
+          <m:rPr>
+            <m:sty m:val="p"/>
+          </m:rPr>
+          <m:t>,</m:t>
+        </m:r>
+        <m:r>
+          <m:t>P</m:t>
+        </m:r>
+        <m:r>
+          <m:rPr>
+            <m:sty m:val="p"/>
+          </m:rPr>
+          <m:t>(</m:t>
+        </m:r>
+        <m:r>
+          <m:t>x</m:t>
+        </m:r>
+        <m:r>
+          <m:rPr>
+            <m:sty m:val="p"/>
+          </m:rPr>
+          <m:t>)</m:t>
+        </m:r>
+      </m:oMath>
+      <w:r>
+        <w:t xml:space="preserve">”</w:t>
+      </w:r>
+      <w:r>
+        <w:t xml:space="preserve"> </w:t>
+      </w:r>
+      <w:r>
+        <w:t xml:space="preserve">is true,</w:t>
+      </w:r>
+      <w:r>
+        <w:t xml:space="preserve"> </w:t>
+      </w:r>
+      <w:r>
+        <w:t xml:space="preserve">because</w:t>
+      </w:r>
+      <w:r>
+        <w:t xml:space="preserve"> </w:t>
+      </w:r>
+      <m:oMath>
+        <m:r>
+          <m:t>2</m:t>
+        </m:r>
+      </m:oMath>
+      <w:r>
+        <w:t xml:space="preserve">,</w:t>
+      </w:r>
+      <w:r>
+        <w:t xml:space="preserve"> </w:t>
+      </w:r>
+      <m:oMath>
+        <m:r>
+          <m:t>4</m:t>
+        </m:r>
+      </m:oMath>
+      <w:r>
+        <w:t xml:space="preserve">, and</w:t>
+      </w:r>
+      <w:r>
+        <w:t xml:space="preserve"> </w:t>
+      </w:r>
+      <m:oMath>
+        <m:r>
+          <m:t>6</m:t>
+        </m:r>
+      </m:oMath>
+      <w:r>
+        <w:t xml:space="preserve"> </w:t>
+      </w:r>
+      <w:r>
+        <w:t xml:space="preserve">are all even.</w:t>
+      </w:r>
+    </w:p>
+    <w:p>
+      <w:pPr>
+        <w:pStyle w:val="Compact"/>
+        <w:numPr>
+          <w:ilvl w:val="0"/>
+          <w:numId w:val="1009"/>
+        </w:numPr>
+      </w:pPr>
+      <w:r>
+        <w:t xml:space="preserve">“</w:t>
+      </w:r>
+      <m:oMath>
+        <m:r>
+          <m:rPr>
+            <m:sty m:val="p"/>
+          </m:rPr>
+          <m:t>∀</m:t>
+        </m:r>
+        <m:r>
+          <m:t>x</m:t>
+        </m:r>
+        <m:r>
+          <m:rPr>
+            <m:sty m:val="p"/>
+          </m:rPr>
+          <m:t>∈</m:t>
+        </m:r>
+        <m:r>
+          <m:t>​</m:t>
+        </m:r>
+        <m:d>
+          <m:dPr>
+            <m:begChr m:val="{"/>
+            <m:sepChr m:val=""/>
+            <m:endChr m:val="}"/>
+            <m:grow/>
+          </m:dPr>
+          <m:e>
+            <m:r>
+              <m:t>2</m:t>
+            </m:r>
+            <m:r>
+              <m:rPr>
+                <m:sty m:val="p"/>
+              </m:rPr>
+              <m:t>,</m:t>
+            </m:r>
+            <m:r>
+              <m:t>3</m:t>
+            </m:r>
+            <m:r>
+              <m:rPr>
+                <m:sty m:val="p"/>
+              </m:rPr>
+              <m:t>,</m:t>
+            </m:r>
+            <m:r>
+              <m:t>4</m:t>
+            </m:r>
+          </m:e>
+        </m:d>
+        <m:r>
+          <m:t>​</m:t>
+        </m:r>
+        <m:r>
+          <m:rPr>
+            <m:sty m:val="p"/>
+          </m:rPr>
+          <m:t>,</m:t>
+        </m:r>
+        <m:r>
+          <m:t>P</m:t>
+        </m:r>
+        <m:r>
+          <m:rPr>
+            <m:sty m:val="p"/>
+          </m:rPr>
+          <m:t>(</m:t>
+        </m:r>
+        <m:r>
+          <m:t>x</m:t>
+        </m:r>
+        <m:r>
+          <m:rPr>
+            <m:sty m:val="p"/>
+          </m:rPr>
+          <m:t>)</m:t>
+        </m:r>
+      </m:oMath>
+      <w:r>
+        <w:t xml:space="preserve">”</w:t>
+      </w:r>
+      <w:r>
+        <w:t xml:space="preserve"> </w:t>
+      </w:r>
+      <w:r>
+        <w:t xml:space="preserve">is false, because</w:t>
+      </w:r>
+      <w:r>
+        <w:t xml:space="preserve"> </w:t>
+      </w:r>
+      <m:oMath>
+        <m:r>
+          <m:t>P</m:t>
+        </m:r>
+        <m:r>
+          <m:rPr>
+            <m:sty m:val="p"/>
+          </m:rPr>
+          <m:t>(</m:t>
+        </m:r>
+        <m:r>
+          <m:t>3</m:t>
+        </m:r>
+        <m:r>
+          <m:rPr>
+            <m:sty m:val="p"/>
+          </m:rPr>
+          <m:t>)</m:t>
+        </m:r>
+      </m:oMath>
+      <w:r>
+        <w:t xml:space="preserve"> </w:t>
+      </w:r>
+      <w:r>
+        <w:t xml:space="preserve">is false.</w:t>
+      </w:r>
+    </w:p>
+    <w:bookmarkEnd w:id="28"/>
+    <w:bookmarkStart w:id="29" w:name="def-existential-quantifier"/>
+    <w:p>
+      <w:pPr>
+        <w:pStyle w:val="FirstParagraph"/>
+      </w:pPr>
+      <w:r>
+        <w:rPr>
+          <w:b/>
+          <w:bCs/>
+        </w:rPr>
+        <w:t xml:space="preserve">Definition 11 (Existential quantifier)</w:t>
+      </w:r>
+      <w:r>
+        <w:t xml:space="preserve"> </w:t>
+      </w:r>
+      <w:r>
+        <w:t xml:space="preserve">The</w:t>
+      </w:r>
+      <w:r>
+        <w:t xml:space="preserve"> </w:t>
+      </w:r>
+      <w:r>
+        <w:rPr>
+          <w:b/>
+          <w:bCs/>
+        </w:rPr>
+        <w:t xml:space="preserve">existential quantifier</w:t>
+      </w:r>
+      <w:r>
+        <w:t xml:space="preserve"> </w:t>
+      </w:r>
+      <w:r>
+        <w:t xml:space="preserve">“there exists”</w:t>
+      </w:r>
+      <w:r>
+        <w:t xml:space="preserve"> </w:t>
+      </w:r>
+      <w:r>
+        <w:t xml:space="preserve">is a quantifier (</w:t>
+      </w:r>
+      <w:hyperlink w:anchor="def-quantifier">
+        <w:r>
+          <w:rPr>
+            <w:rStyle w:val="Hyperlink"/>
+          </w:rPr>
+          <w:t xml:space="preserve">Definition 9</w:t>
+        </w:r>
+      </w:hyperlink>
+      <w:r>
+        <w:t xml:space="preserve">):</w:t>
+      </w:r>
+      <w:r>
+        <w:t xml:space="preserve"> </w:t>
+      </w:r>
+      <m:oMath>
+        <m:r>
+          <m:rPr>
+            <m:sty m:val="p"/>
+          </m:rPr>
+          <m:t>∃</m:t>
+        </m:r>
+        <m:r>
+          <m:t>x</m:t>
+        </m:r>
+        <m:r>
+          <m:rPr>
+            <m:sty m:val="p"/>
+          </m:rPr>
+          <m:t>∈</m:t>
+        </m:r>
+        <m:r>
+          <m:t>S</m:t>
+        </m:r>
+        <m:r>
+          <m:rPr>
+            <m:sty m:val="p"/>
+          </m:rPr>
+          <m:t>,</m:t>
+        </m:r>
+        <m:r>
+          <m:t>P</m:t>
+        </m:r>
+        <m:r>
+          <m:rPr>
+            <m:sty m:val="p"/>
+          </m:rPr>
+          <m:t>(</m:t>
+        </m:r>
+        <m:r>
+          <m:t>x</m:t>
+        </m:r>
+        <m:r>
+          <m:rPr>
+            <m:sty m:val="p"/>
+          </m:rPr>
+          <m:t>)</m:t>
+        </m:r>
+      </m:oMath>
+      <w:r>
+        <w:t xml:space="preserve"> </w:t>
+      </w:r>
+      <w:r>
+        <w:t xml:space="preserve">(</w:t>
+      </w:r>
+      <w:r>
+        <w:t xml:space="preserve">“there is an</w:t>
+      </w:r>
+      <w:r>
+        <w:t xml:space="preserve"> </w:t>
+      </w:r>
+      <m:oMath>
+        <m:r>
+          <m:t>x</m:t>
+        </m:r>
+      </m:oMath>
+      <w:r>
+        <w:t xml:space="preserve"> </w:t>
+      </w:r>
+      <w:r>
+        <w:t xml:space="preserve">in</w:t>
+      </w:r>
+      <w:r>
+        <w:t xml:space="preserve"> </w:t>
+      </w:r>
+      <m:oMath>
+        <m:r>
+          <m:t>S</m:t>
+        </m:r>
+      </m:oMath>
+      <w:r>
+        <w:t xml:space="preserve"> </w:t>
+      </w:r>
+      <w:r>
+        <w:t xml:space="preserve">such that</w:t>
+      </w:r>
+      <w:r>
+        <w:t xml:space="preserve"> </w:t>
+      </w:r>
+      <m:oMath>
+        <m:r>
+          <m:t>P</m:t>
+        </m:r>
+        <m:r>
+          <m:rPr>
+            <m:sty m:val="p"/>
+          </m:rPr>
+          <m:t>(</m:t>
+        </m:r>
+        <m:r>
+          <m:t>x</m:t>
+        </m:r>
+        <m:r>
+          <m:rPr>
+            <m:sty m:val="p"/>
+          </m:rPr>
+          <m:t>)</m:t>
+        </m:r>
+      </m:oMath>
+      <w:r>
+        <w:t xml:space="preserve">”</w:t>
+      </w:r>
+      <w:r>
+        <w:t xml:space="preserve">)</w:t>
+      </w:r>
+      <w:r>
+        <w:t xml:space="preserve"> </w:t>
+      </w:r>
+      <w:r>
+        <w:t xml:space="preserve">is true when</w:t>
+      </w:r>
+      <w:r>
+        <w:t xml:space="preserve"> </w:t>
+      </w:r>
+      <m:oMath>
+        <m:r>
+          <m:t>P</m:t>
+        </m:r>
+        <m:r>
+          <m:rPr>
+            <m:sty m:val="p"/>
+          </m:rPr>
+          <m:t>(</m:t>
+        </m:r>
+        <m:r>
+          <m:t>x</m:t>
+        </m:r>
+        <m:r>
+          <m:rPr>
+            <m:sty m:val="p"/>
+          </m:rPr>
+          <m:t>)</m:t>
+        </m:r>
+      </m:oMath>
+      <w:r>
+        <w:t xml:space="preserve"> </w:t>
+      </w:r>
+      <w:r>
+        <w:t xml:space="preserve">is true for at least one element</w:t>
+      </w:r>
+      <w:r>
+        <w:t xml:space="preserve"> </w:t>
+      </w:r>
+      <m:oMath>
+        <m:r>
+          <m:t>x</m:t>
+        </m:r>
+      </m:oMath>
+      <w:r>
+        <w:t xml:space="preserve"> </w:t>
+      </w:r>
+      <w:r>
+        <w:t xml:space="preserve">of</w:t>
+      </w:r>
+      <w:r>
+        <w:t xml:space="preserve"> </w:t>
+      </w:r>
+      <m:oMath>
+        <m:r>
+          <m:t>S</m:t>
+        </m:r>
+      </m:oMath>
+      <w:r>
+        <w:t xml:space="preserve">,</w:t>
+      </w:r>
+      <w:r>
+        <w:t xml:space="preserve"> </w:t>
+      </w:r>
+      <w:r>
+        <w:t xml:space="preserve">and false otherwise.</w:t>
+      </w:r>
+    </w:p>
+    <w:bookmarkEnd w:id="29"/>
+    <w:bookmarkStart w:id="30" w:name="exm-existential-quantifier"/>
+    <w:p>
+      <w:pPr>
+        <w:pStyle w:val="BodyText"/>
+      </w:pPr>
+      <w:r>
+        <w:rPr>
+          <w:b/>
+          <w:bCs/>
+        </w:rPr>
+        <w:t xml:space="preserve">Example 10 (An existentially quantified proposition)</w:t>
+      </w:r>
+      <w:r>
+        <w:t xml:space="preserve"> </w:t>
+      </w:r>
+      <w:r>
+        <w:t xml:space="preserve">Let</w:t>
+      </w:r>
+      <w:r>
+        <w:t xml:space="preserve"> </w:t>
+      </w:r>
+      <m:oMath>
+        <m:r>
+          <m:t>P</m:t>
+        </m:r>
+        <m:r>
+          <m:rPr>
+            <m:sty m:val="p"/>
+          </m:rPr>
+          <m:t>(</m:t>
+        </m:r>
+        <m:r>
+          <m:t>x</m:t>
+        </m:r>
+        <m:r>
+          <m:rPr>
+            <m:sty m:val="p"/>
+          </m:rPr>
+          <m:t>)</m:t>
+        </m:r>
+      </m:oMath>
+      <w:r>
+        <w:t xml:space="preserve"> </w:t>
+      </w:r>
+      <w:r>
+        <w:t xml:space="preserve">be the predicate</w:t>
+      </w:r>
+      <w:r>
+        <w:t xml:space="preserve"> </w:t>
+      </w:r>
+      <w:r>
+        <w:t xml:space="preserve">“</w:t>
+      </w:r>
+      <m:oMath>
+        <m:r>
+          <m:t>x</m:t>
+        </m:r>
+      </m:oMath>
+      <w:r>
+        <w:t xml:space="preserve"> </w:t>
+      </w:r>
+      <w:r>
+        <w:t xml:space="preserve">is</w:t>
+      </w:r>
+      <w:r>
+        <w:t xml:space="preserve"> </w:t>
+      </w:r>
+      <w:hyperlink r:id="rId10">
+        <w:r>
+          <w:rPr>
+            <w:rStyle w:val="Hyperlink"/>
+          </w:rPr>
+          <w:t xml:space="preserve">even</w:t>
+        </w:r>
+      </w:hyperlink>
+      <w:r>
+        <w:t xml:space="preserve">”</w:t>
+      </w:r>
+      <w:r>
+        <w:t xml:space="preserve">.</w:t>
+      </w:r>
+    </w:p>
+    <w:p>
+      <w:pPr>
+        <w:pStyle w:val="Compact"/>
+        <w:numPr>
+          <w:ilvl w:val="0"/>
+          <w:numId w:val="1010"/>
         </w:numPr>
       </w:pPr>
       <w:r>
@@ -2581,7 +4580,7 @@
           <m:t>(</m:t>
         </m:r>
         <m:r>
-          <m:t>3</m:t>
+          <m:t>2</m:t>
         </m:r>
         <m:r>
           <m:rPr>
@@ -2602,7 +4601,7 @@
         <w:pStyle w:val="Compact"/>
         <w:numPr>
           <w:ilvl w:val="0"/>
-          <w:numId w:val="1006"/>
+          <w:numId w:val="1010"/>
         </w:numPr>
       </w:pPr>
       <w:r>
@@ -2613,7 +4612,239 @@
           <m:rPr>
             <m:sty m:val="p"/>
           </m:rPr>
-          <m:t>∀</m:t>
+          <m:t>∃</m:t>
+        </m:r>
+        <m:r>
+          <m:t>x</m:t>
+        </m:r>
+        <m:r>
+          <m:rPr>
+            <m:sty m:val="p"/>
+          </m:rPr>
+          <m:t>∈</m:t>
+        </m:r>
+        <m:r>
+          <m:t>​</m:t>
+        </m:r>
+        <m:d>
+          <m:dPr>
+            <m:begChr m:val="{"/>
+            <m:sepChr m:val=""/>
+            <m:endChr m:val="}"/>
+            <m:grow/>
+          </m:dPr>
+          <m:e>
+            <m:r>
+              <m:t>1</m:t>
+            </m:r>
+            <m:r>
+              <m:rPr>
+                <m:sty m:val="p"/>
+              </m:rPr>
+              <m:t>,</m:t>
+            </m:r>
+            <m:r>
+              <m:t>3</m:t>
+            </m:r>
+            <m:r>
+              <m:rPr>
+                <m:sty m:val="p"/>
+              </m:rPr>
+              <m:t>,</m:t>
+            </m:r>
+            <m:r>
+              <m:t>5</m:t>
+            </m:r>
+          </m:e>
+        </m:d>
+        <m:r>
+          <m:t>​</m:t>
+        </m:r>
+        <m:r>
+          <m:rPr>
+            <m:sty m:val="p"/>
+          </m:rPr>
+          <m:t>,</m:t>
+        </m:r>
+        <m:r>
+          <m:t>P</m:t>
+        </m:r>
+        <m:r>
+          <m:rPr>
+            <m:sty m:val="p"/>
+          </m:rPr>
+          <m:t>(</m:t>
+        </m:r>
+        <m:r>
+          <m:t>x</m:t>
+        </m:r>
+        <m:r>
+          <m:rPr>
+            <m:sty m:val="p"/>
+          </m:rPr>
+          <m:t>)</m:t>
+        </m:r>
+      </m:oMath>
+      <w:r>
+        <w:t xml:space="preserve">”</w:t>
+      </w:r>
+      <w:r>
+        <w:t xml:space="preserve"> </w:t>
+      </w:r>
+      <w:r>
+        <w:t xml:space="preserve">is false, because none of</w:t>
+      </w:r>
+      <w:r>
+        <w:t xml:space="preserve"> </w:t>
+      </w:r>
+      <m:oMath>
+        <m:r>
+          <m:t>1</m:t>
+        </m:r>
+      </m:oMath>
+      <w:r>
+        <w:t xml:space="preserve">,</w:t>
+      </w:r>
+      <w:r>
+        <w:t xml:space="preserve"> </w:t>
+      </w:r>
+      <m:oMath>
+        <m:r>
+          <m:t>3</m:t>
+        </m:r>
+      </m:oMath>
+      <w:r>
+        <w:t xml:space="preserve">, and</w:t>
+      </w:r>
+      <w:r>
+        <w:t xml:space="preserve"> </w:t>
+      </w:r>
+      <m:oMath>
+        <m:r>
+          <m:t>5</m:t>
+        </m:r>
+      </m:oMath>
+      <w:r>
+        <w:t xml:space="preserve"> </w:t>
+      </w:r>
+      <w:r>
+        <w:t xml:space="preserve">is even.</w:t>
+      </w:r>
+    </w:p>
+    <w:bookmarkEnd w:id="30"/>
+    <w:bookmarkStart w:id="32" w:name="exm-quantifier"/>
+    <w:p>
+      <w:pPr>
+        <w:pStyle w:val="FirstParagraph"/>
+      </w:pPr>
+      <w:r>
+        <w:rPr>
+          <w:b/>
+          <w:bCs/>
+        </w:rPr>
+        <w:t xml:space="preserve">Example 11 (Quantified propositions)</w:t>
+      </w:r>
+      <w:r>
+        <w:t xml:space="preserve"> </w:t>
+      </w:r>
+      <w:r>
+        <w:t xml:space="preserve">Let</w:t>
+      </w:r>
+      <w:r>
+        <w:t xml:space="preserve"> </w:t>
+      </w:r>
+      <m:oMath>
+        <m:r>
+          <m:t>P</m:t>
+        </m:r>
+        <m:r>
+          <m:rPr>
+            <m:sty m:val="p"/>
+          </m:rPr>
+          <m:t>(</m:t>
+        </m:r>
+        <m:r>
+          <m:t>x</m:t>
+        </m:r>
+        <m:r>
+          <m:rPr>
+            <m:sty m:val="p"/>
+          </m:rPr>
+          <m:t>)</m:t>
+        </m:r>
+      </m:oMath>
+      <w:r>
+        <w:t xml:space="preserve"> </w:t>
+      </w:r>
+      <w:r>
+        <w:t xml:space="preserve">be the predicate</w:t>
+      </w:r>
+      <w:r>
+        <w:t xml:space="preserve"> </w:t>
+      </w:r>
+      <w:r>
+        <w:t xml:space="preserve">“</w:t>
+      </w:r>
+      <m:oMath>
+        <m:r>
+          <m:t>x</m:t>
+        </m:r>
+        <m:r>
+          <m:rPr>
+            <m:sty m:val="p"/>
+          </m:rPr>
+          <m:t>&gt;</m:t>
+        </m:r>
+        <m:r>
+          <m:t>2</m:t>
+        </m:r>
+      </m:oMath>
+      <w:r>
+        <w:t xml:space="preserve">”</w:t>
+      </w:r>
+      <w:r>
+        <w:t xml:space="preserve">, for</w:t>
+      </w:r>
+      <w:r>
+        <w:t xml:space="preserve"> </w:t>
+      </w:r>
+      <w:hyperlink r:id="rId31">
+        <w:r>
+          <w:rPr>
+            <w:rStyle w:val="Hyperlink"/>
+          </w:rPr>
+          <w:t xml:space="preserve">integers</w:t>
+        </w:r>
+      </w:hyperlink>
+      <w:r>
+        <w:t xml:space="preserve"> </w:t>
+      </w:r>
+      <m:oMath>
+        <m:r>
+          <m:t>x</m:t>
+        </m:r>
+      </m:oMath>
+      <w:r>
+        <w:t xml:space="preserve">.</w:t>
+      </w:r>
+    </w:p>
+    <w:p>
+      <w:pPr>
+        <w:pStyle w:val="Compact"/>
+        <w:numPr>
+          <w:ilvl w:val="0"/>
+          <w:numId w:val="1011"/>
+        </w:numPr>
+      </w:pPr>
+      <w:r>
+        <w:t xml:space="preserve">“</w:t>
+      </w:r>
+      <m:oMath>
+        <m:r>
+          <m:rPr>
+            <m:sty m:val="p"/>
+          </m:rPr>
+          <m:t>∃</m:t>
         </m:r>
         <m:r>
           <m:t>x</m:t>
@@ -2693,7 +4924,7 @@
         <w:t xml:space="preserve"> </w:t>
       </w:r>
       <w:r>
-        <w:t xml:space="preserve">is false, because</w:t>
+        <w:t xml:space="preserve">is true, because</w:t>
       </w:r>
       <w:r>
         <w:t xml:space="preserve"> </w:t>
@@ -2709,7 +4940,7 @@
           <m:t>(</m:t>
         </m:r>
         <m:r>
-          <m:t>1</m:t>
+          <m:t>3</m:t>
         </m:r>
         <m:r>
           <m:rPr>
@@ -2722,7 +4953,7 @@
         <w:t xml:space="preserve"> </w:t>
       </w:r>
       <w:r>
-        <w:t xml:space="preserve">is false.</w:t>
+        <w:t xml:space="preserve">is true.</w:t>
       </w:r>
     </w:p>
     <w:p>
@@ -2730,7 +4961,135 @@
         <w:pStyle w:val="Compact"/>
         <w:numPr>
           <w:ilvl w:val="0"/>
-          <w:numId w:val="1006"/>
+          <w:numId w:val="1011"/>
+        </w:numPr>
+      </w:pPr>
+      <w:r>
+        <w:t xml:space="preserve">“</w:t>
+      </w:r>
+      <m:oMath>
+        <m:r>
+          <m:rPr>
+            <m:sty m:val="p"/>
+          </m:rPr>
+          <m:t>∀</m:t>
+        </m:r>
+        <m:r>
+          <m:t>x</m:t>
+        </m:r>
+        <m:r>
+          <m:rPr>
+            <m:sty m:val="p"/>
+          </m:rPr>
+          <m:t>∈</m:t>
+        </m:r>
+        <m:r>
+          <m:t>​</m:t>
+        </m:r>
+        <m:d>
+          <m:dPr>
+            <m:begChr m:val="{"/>
+            <m:sepChr m:val=""/>
+            <m:endChr m:val="}"/>
+            <m:grow/>
+          </m:dPr>
+          <m:e>
+            <m:r>
+              <m:t>1</m:t>
+            </m:r>
+            <m:r>
+              <m:rPr>
+                <m:sty m:val="p"/>
+              </m:rPr>
+              <m:t>,</m:t>
+            </m:r>
+            <m:r>
+              <m:t>2</m:t>
+            </m:r>
+            <m:r>
+              <m:rPr>
+                <m:sty m:val="p"/>
+              </m:rPr>
+              <m:t>,</m:t>
+            </m:r>
+            <m:r>
+              <m:t>3</m:t>
+            </m:r>
+          </m:e>
+        </m:d>
+        <m:r>
+          <m:t>​</m:t>
+        </m:r>
+        <m:r>
+          <m:rPr>
+            <m:sty m:val="p"/>
+          </m:rPr>
+          <m:t>,</m:t>
+        </m:r>
+        <m:r>
+          <m:t>P</m:t>
+        </m:r>
+        <m:r>
+          <m:rPr>
+            <m:sty m:val="p"/>
+          </m:rPr>
+          <m:t>(</m:t>
+        </m:r>
+        <m:r>
+          <m:t>x</m:t>
+        </m:r>
+        <m:r>
+          <m:rPr>
+            <m:sty m:val="p"/>
+          </m:rPr>
+          <m:t>)</m:t>
+        </m:r>
+      </m:oMath>
+      <w:r>
+        <w:t xml:space="preserve">”</w:t>
+      </w:r>
+      <w:r>
+        <w:t xml:space="preserve"> </w:t>
+      </w:r>
+      <w:r>
+        <w:t xml:space="preserve">is false, because</w:t>
+      </w:r>
+      <w:r>
+        <w:t xml:space="preserve"> </w:t>
+      </w:r>
+      <m:oMath>
+        <m:r>
+          <m:t>P</m:t>
+        </m:r>
+        <m:r>
+          <m:rPr>
+            <m:sty m:val="p"/>
+          </m:rPr>
+          <m:t>(</m:t>
+        </m:r>
+        <m:r>
+          <m:t>1</m:t>
+        </m:r>
+        <m:r>
+          <m:rPr>
+            <m:sty m:val="p"/>
+          </m:rPr>
+          <m:t>)</m:t>
+        </m:r>
+      </m:oMath>
+      <w:r>
+        <w:t xml:space="preserve"> </w:t>
+      </w:r>
+      <w:r>
+        <w:t xml:space="preserve">is false.</w:t>
+      </w:r>
+    </w:p>
+    <w:p>
+      <w:pPr>
+        <w:pStyle w:val="Compact"/>
+        <w:numPr>
+          <w:ilvl w:val="0"/>
+          <w:numId w:val="1011"/>
         </w:numPr>
       </w:pPr>
       <w:r>
@@ -2893,8 +5252,8 @@
         <w:t xml:space="preserve">are all true.</w:t>
       </w:r>
     </w:p>
-    <w:bookmarkEnd w:id="18"/>
-    <w:bookmarkStart w:id="20" w:name="def-inequality"/>
+    <w:bookmarkEnd w:id="32"/>
+    <w:bookmarkStart w:id="34" w:name="def-inequality"/>
     <w:p>
       <w:pPr>
         <w:pStyle w:val="FirstParagraph"/>
@@ -2904,7 +5263,7 @@
           <w:b/>
           <w:bCs/>
         </w:rPr>
-        <w:t xml:space="preserve">Definition 5 (Inequality)</w:t>
+        <w:t xml:space="preserve">Definition 12 (Inequality)</w:t>
       </w:r>
       <w:r>
         <w:t xml:space="preserve"> </w:t>
@@ -2993,7 +5352,7 @@
       <w:r>
         <w:t xml:space="preserve"> </w:t>
       </w:r>
-      <w:hyperlink r:id="rId19">
+      <w:hyperlink r:id="rId33">
         <w:r>
           <w:rPr>
             <w:rStyle w:val="Hyperlink"/>
@@ -3016,7 +5375,7 @@
         <w:pStyle w:val="Compact"/>
         <w:numPr>
           <w:ilvl w:val="0"/>
-          <w:numId w:val="1007"/>
+          <w:numId w:val="1012"/>
         </w:numPr>
       </w:pPr>
       <m:oMath>
@@ -3073,7 +5432,7 @@
         <w:pStyle w:val="Compact"/>
         <w:numPr>
           <w:ilvl w:val="0"/>
-          <w:numId w:val="1007"/>
+          <w:numId w:val="1012"/>
         </w:numPr>
       </w:pPr>
       <m:oMath>
@@ -3130,7 +5489,7 @@
         <w:pStyle w:val="Compact"/>
         <w:numPr>
           <w:ilvl w:val="0"/>
-          <w:numId w:val="1007"/>
+          <w:numId w:val="1012"/>
         </w:numPr>
       </w:pPr>
       <m:oMath>
@@ -3187,7 +5546,7 @@
         <w:pStyle w:val="Compact"/>
         <w:numPr>
           <w:ilvl w:val="0"/>
-          <w:numId w:val="1007"/>
+          <w:numId w:val="1012"/>
         </w:numPr>
       </w:pPr>
       <m:oMath>
@@ -3239,8 +5598,8 @@
         <w:t xml:space="preserve">).</w:t>
       </w:r>
     </w:p>
-    <w:bookmarkEnd w:id="20"/>
-    <w:bookmarkStart w:id="21" w:name="exm-inequality"/>
+    <w:bookmarkEnd w:id="34"/>
+    <w:bookmarkStart w:id="35" w:name="exm-inequality"/>
     <w:p>
       <w:pPr>
         <w:pStyle w:val="FirstParagraph"/>
@@ -3250,7 +5609,7 @@
           <w:b/>
           <w:bCs/>
         </w:rPr>
-        <w:t xml:space="preserve">Example 5 (Inequalities)</w:t>
+        <w:t xml:space="preserve">Example 12 (Inequalities)</w:t>
       </w:r>
       <w:r>
         <w:t xml:space="preserve"> </w:t>
@@ -3264,7 +5623,7 @@
         <w:pStyle w:val="Compact"/>
         <w:numPr>
           <w:ilvl w:val="0"/>
-          <w:numId w:val="1008"/>
+          <w:numId w:val="1013"/>
         </w:numPr>
       </w:pPr>
       <w:r>
@@ -3299,7 +5658,7 @@
         <w:pStyle w:val="Compact"/>
         <w:numPr>
           <w:ilvl w:val="0"/>
-          <w:numId w:val="1008"/>
+          <w:numId w:val="1013"/>
         </w:numPr>
       </w:pPr>
       <w:r>
@@ -3334,7 +5693,7 @@
         <w:pStyle w:val="Compact"/>
         <w:numPr>
           <w:ilvl w:val="0"/>
-          <w:numId w:val="1008"/>
+          <w:numId w:val="1013"/>
         </w:numPr>
       </w:pPr>
       <w:r>
@@ -3418,7 +5777,7 @@
         <w:pStyle w:val="Compact"/>
         <w:numPr>
           <w:ilvl w:val="0"/>
-          <w:numId w:val="1008"/>
+          <w:numId w:val="1013"/>
         </w:numPr>
       </w:pPr>
       <w:r>
@@ -3448,8 +5807,8 @@
         <w:t xml:space="preserve">is not an inequality: it is an equality.</w:t>
       </w:r>
     </w:p>
-    <w:bookmarkEnd w:id="21"/>
-    <w:bookmarkStart w:id="22" w:name="def-logical-entailment"/>
+    <w:bookmarkEnd w:id="35"/>
+    <w:bookmarkStart w:id="36" w:name="def-logical-entailment"/>
     <w:p>
       <w:pPr>
         <w:pStyle w:val="FirstParagraph"/>
@@ -3459,7 +5818,7 @@
           <w:b/>
           <w:bCs/>
         </w:rPr>
-        <w:t xml:space="preserve">Definition 6 (Logical entailment (logical consequence, deductive consequence))</w:t>
+        <w:t xml:space="preserve">Definition 13 (Logical entailment (logical consequence, deductive consequence))</w:t>
       </w:r>
       <w:r>
         <w:t xml:space="preserve"> </w:t>
@@ -3757,8 +6116,8 @@
         <w:t xml:space="preserve">.</w:t>
       </w:r>
     </w:p>
-    <w:bookmarkEnd w:id="22"/>
-    <w:bookmarkStart w:id="23" w:name="exm-logical-entailment"/>
+    <w:bookmarkEnd w:id="36"/>
+    <w:bookmarkStart w:id="37" w:name="exm-logical-entailment"/>
     <w:p>
       <w:pPr>
         <w:pStyle w:val="BodyText"/>
@@ -3768,7 +6127,7 @@
           <w:b/>
           <w:bCs/>
         </w:rPr>
-        <w:t xml:space="preserve">Example 6 (Entailment, and its failure)</w:t>
+        <w:t xml:space="preserve">Example 13 (Entailment, and its failure)</w:t>
       </w:r>
       <w:r>
         <w:t xml:space="preserve"> </w:t>
@@ -3793,7 +6152,7 @@
       <w:r>
         <w:t xml:space="preserve"> </w:t>
       </w:r>
-      <w:hyperlink r:id="rId17">
+      <w:hyperlink r:id="rId31">
         <w:r>
           <w:rPr>
             <w:rStyle w:val="Hyperlink"/>
@@ -3810,7 +6169,7 @@
         <w:pStyle w:val="Compact"/>
         <w:numPr>
           <w:ilvl w:val="0"/>
-          <w:numId w:val="1009"/>
+          <w:numId w:val="1014"/>
         </w:numPr>
       </w:pPr>
       <w:r>
@@ -3970,7 +6329,7 @@
         <w:pStyle w:val="Compact"/>
         <w:numPr>
           <w:ilvl w:val="0"/>
-          <w:numId w:val="1009"/>
+          <w:numId w:val="1014"/>
         </w:numPr>
       </w:pPr>
       <w:r>
@@ -4099,7 +6458,7 @@
         <w:pStyle w:val="Compact"/>
         <w:numPr>
           <w:ilvl w:val="0"/>
-          <w:numId w:val="1009"/>
+          <w:numId w:val="1014"/>
         </w:numPr>
       </w:pPr>
       <w:r>
@@ -4325,7 +6684,7 @@
         <w:t xml:space="preserve">false.</w:t>
       </w:r>
     </w:p>
-    <w:bookmarkEnd w:id="23"/>
+    <w:bookmarkEnd w:id="37"/>
     <w:p>
       <w:pPr>
         <w:pStyle w:val="FirstParagraph"/>
@@ -4339,7 +6698,7 @@
         <w:pStyle w:val="Compact"/>
         <w:numPr>
           <w:ilvl w:val="0"/>
-          <w:numId w:val="1010"/>
+          <w:numId w:val="1015"/>
         </w:numPr>
       </w:pPr>
       <m:oMath>
@@ -4374,7 +6733,7 @@
         <w:pStyle w:val="Compact"/>
         <w:numPr>
           <w:ilvl w:val="0"/>
-          <w:numId w:val="1010"/>
+          <w:numId w:val="1015"/>
         </w:numPr>
       </w:pPr>
       <m:oMath>
@@ -4406,7 +6765,7 @@
         <w:pStyle w:val="Compact"/>
         <w:numPr>
           <w:ilvl w:val="0"/>
-          <w:numId w:val="1010"/>
+          <w:numId w:val="1015"/>
         </w:numPr>
       </w:pPr>
       <m:oMath>
@@ -4445,7 +6804,7 @@
           <w:rPr>
             <w:rStyle w:val="Hyperlink"/>
           </w:rPr>
-          <w:t xml:space="preserve">Definition 6</w:t>
+          <w:t xml:space="preserve">Definition 13</w:t>
         </w:r>
       </w:hyperlink>
       <w:r>
@@ -4480,12 +6839,12 @@
       <w:r>
         <w:t xml:space="preserve">(</w:t>
       </w:r>
-      <w:hyperlink w:anchor="def-logical-connective">
+      <w:hyperlink w:anchor="def-implies">
         <w:r>
           <w:rPr>
             <w:rStyle w:val="Hyperlink"/>
           </w:rPr>
-          <w:t xml:space="preserve">Definition 3</w:t>
+          <w:t xml:space="preserve">Definition 7</w:t>
         </w:r>
       </w:hyperlink>
       <w:r>
@@ -4610,7 +6969,7 @@
       <w:r>
         <w:t xml:space="preserve"> </w:t>
       </w:r>
-      <w:hyperlink r:id="rId24">
+      <w:hyperlink r:id="rId38">
         <w:r>
           <w:rPr>
             <w:rStyle w:val="Hyperlink"/>
@@ -4625,7 +6984,7 @@
         <w:t xml:space="preserve">results.</w:t>
       </w:r>
     </w:p>
-    <w:bookmarkStart w:id="25" w:name="def-proof"/>
+    <w:bookmarkStart w:id="39" w:name="def-proof"/>
     <w:p>
       <w:pPr>
         <w:pStyle w:val="BodyText"/>
@@ -4635,7 +6994,7 @@
           <w:b/>
           <w:bCs/>
         </w:rPr>
-        <w:t xml:space="preserve">Definition 7 (Proof)</w:t>
+        <w:t xml:space="preserve">Definition 14 (Proof)</w:t>
       </w:r>
       <w:r>
         <w:t xml:space="preserve"> </w:t>
@@ -4688,7 +7047,7 @@
         <w:pStyle w:val="Compact"/>
         <w:numPr>
           <w:ilvl w:val="0"/>
-          <w:numId w:val="1011"/>
+          <w:numId w:val="1016"/>
         </w:numPr>
       </w:pPr>
       <w:r>
@@ -4700,7 +7059,7 @@
         <w:pStyle w:val="Compact"/>
         <w:numPr>
           <w:ilvl w:val="0"/>
-          <w:numId w:val="1011"/>
+          <w:numId w:val="1016"/>
         </w:numPr>
       </w:pPr>
       <w:r>
@@ -4712,7 +7071,7 @@
         <w:pStyle w:val="Compact"/>
         <w:numPr>
           <w:ilvl w:val="0"/>
-          <w:numId w:val="1011"/>
+          <w:numId w:val="1016"/>
         </w:numPr>
       </w:pPr>
       <w:r>
@@ -4724,7 +7083,7 @@
         <w:pStyle w:val="Compact"/>
         <w:numPr>
           <w:ilvl w:val="0"/>
-          <w:numId w:val="1011"/>
+          <w:numId w:val="1016"/>
         </w:numPr>
       </w:pPr>
       <w:r>
@@ -4737,8 +7096,8 @@
         <w:t xml:space="preserve">by one rule of logic or algebra.</w:t>
       </w:r>
     </w:p>
-    <w:bookmarkEnd w:id="25"/>
-    <w:bookmarkStart w:id="27" w:name="exm-proof"/>
+    <w:bookmarkEnd w:id="39"/>
+    <w:bookmarkStart w:id="41" w:name="exm-proof"/>
     <w:p>
       <w:pPr>
         <w:pStyle w:val="FirstParagraph"/>
@@ -4748,7 +7107,7 @@
           <w:b/>
           <w:bCs/>
         </w:rPr>
-        <w:t xml:space="preserve">Example 7 (The sum of two even integers is even)</w:t>
+        <w:t xml:space="preserve">Example 14 (The sum of two even integers is even)</w:t>
       </w:r>
       <w:r>
         <w:t xml:space="preserve"> </w:t>
@@ -5052,7 +7411,7 @@
       <w:r>
         <w:t xml:space="preserve"> </w:t>
       </w:r>
-      <w:hyperlink r:id="rId26">
+      <w:hyperlink r:id="rId40">
         <w:r>
           <w:rPr>
             <w:rStyle w:val="Hyperlink"/>
@@ -5243,8 +7602,8 @@
         </m:oMath>
       </m:oMathPara>
     </w:p>
-    <w:bookmarkEnd w:id="27"/>
-    <w:bookmarkStart w:id="28" w:name="def-derivation"/>
+    <w:bookmarkEnd w:id="41"/>
+    <w:bookmarkStart w:id="42" w:name="def-derivation"/>
     <w:p>
       <w:pPr>
         <w:pStyle w:val="FirstParagraph"/>
@@ -5254,7 +7613,7 @@
           <w:b/>
           <w:bCs/>
         </w:rPr>
-        <w:t xml:space="preserve">Definition 8 (Derivation)</w:t>
+        <w:t xml:space="preserve">Definition 15 (Derivation)</w:t>
       </w:r>
       <w:r>
         <w:t xml:space="preserve"> </w:t>
@@ -5283,7 +7642,7 @@
           <w:rPr>
             <w:rStyle w:val="Hyperlink"/>
           </w:rPr>
-          <w:t xml:space="preserve">Definition 7</w:t>
+          <w:t xml:space="preserve">Definition 14</w:t>
         </w:r>
       </w:hyperlink>
       <w:r>
@@ -5329,7 +7688,7 @@
           <w:rPr>
             <w:rStyle w:val="Hyperlink"/>
           </w:rPr>
-          <w:t xml:space="preserve">Definition 5</w:t>
+          <w:t xml:space="preserve">Definition 12</w:t>
         </w:r>
       </w:hyperlink>
       <w:r>
@@ -5348,8 +7707,8 @@
         <w:t xml:space="preserve">an assumption, a definition, a previously proved result, or a rule of algebra.</w:t>
       </w:r>
     </w:p>
-    <w:bookmarkEnd w:id="28"/>
-    <w:bookmarkStart w:id="30" w:name="exm-derivation"/>
+    <w:bookmarkEnd w:id="42"/>
+    <w:bookmarkStart w:id="44" w:name="exm-derivation"/>
     <w:p>
       <w:pPr>
         <w:pStyle w:val="BodyText"/>
@@ -5359,7 +7718,7 @@
           <w:b/>
           <w:bCs/>
         </w:rPr>
-        <w:t xml:space="preserve">Example 8 (A derivation with equalities and inequalities)</w:t>
+        <w:t xml:space="preserve">Example 15 (A derivation with equalities and inequalities)</w:t>
       </w:r>
       <w:r>
         <w:t xml:space="preserve"> </w:t>
@@ -5609,7 +7968,7 @@
       <w:r>
         <w:t xml:space="preserve"> </w:t>
       </w:r>
-      <w:hyperlink r:id="rId29">
+      <w:hyperlink r:id="rId43">
         <w:r>
           <w:rPr>
             <w:rStyle w:val="Hyperlink"/>
@@ -5842,8 +8201,8 @@
         <w:t xml:space="preserve">.</w:t>
       </w:r>
     </w:p>
-    <w:bookmarkEnd w:id="30"/>
-    <w:bookmarkStart w:id="31" w:name="thm-derivation-chain"/>
+    <w:bookmarkEnd w:id="44"/>
+    <w:bookmarkStart w:id="45" w:name="thm-derivation-chain"/>
     <w:p>
       <w:pPr>
         <w:pStyle w:val="BodyText"/>
@@ -5866,7 +8225,7 @@
           <w:rPr>
             <w:rStyle w:val="Hyperlink"/>
           </w:rPr>
-          <w:t xml:space="preserve">Definition 8</w:t>
+          <w:t xml:space="preserve">Definition 15</w:t>
         </w:r>
       </w:hyperlink>
       <w:r>
@@ -6052,7 +8411,7 @@
         <w:pStyle w:val="Compact"/>
         <w:numPr>
           <w:ilvl w:val="0"/>
-          <w:numId w:val="1012"/>
+          <w:numId w:val="1017"/>
         </w:numPr>
       </w:pPr>
       <w:r>
@@ -6116,7 +8475,7 @@
         <w:pStyle w:val="Compact"/>
         <w:numPr>
           <w:ilvl w:val="0"/>
-          <w:numId w:val="1012"/>
+          <w:numId w:val="1017"/>
         </w:numPr>
       </w:pPr>
       <w:r>
@@ -6197,7 +8556,7 @@
         <w:pStyle w:val="Compact"/>
         <w:numPr>
           <w:ilvl w:val="0"/>
-          <w:numId w:val="1012"/>
+          <w:numId w:val="1017"/>
         </w:numPr>
       </w:pPr>
       <w:r>
@@ -6371,7 +8730,7 @@
         <w:t xml:space="preserve">.</w:t>
       </w:r>
     </w:p>
-    <w:bookmarkEnd w:id="31"/>
+    <w:bookmarkEnd w:id="45"/>
     <w:p>
       <w:pPr>
         <w:pStyle w:val="BodyText"/>
@@ -6620,7 +8979,7 @@
         <w:pStyle w:val="Compact"/>
         <w:numPr>
           <w:ilvl w:val="0"/>
-          <w:numId w:val="1013"/>
+          <w:numId w:val="1018"/>
         </w:numPr>
       </w:pPr>
       <m:oMath>
@@ -6685,7 +9044,7 @@
         <w:pStyle w:val="Compact"/>
         <w:numPr>
           <w:ilvl w:val="0"/>
-          <w:numId w:val="1013"/>
+          <w:numId w:val="1018"/>
         </w:numPr>
       </w:pPr>
       <w:r>
@@ -6756,7 +9115,7 @@
         <w:pStyle w:val="Compact"/>
         <w:numPr>
           <w:ilvl w:val="0"/>
-          <w:numId w:val="1013"/>
+          <w:numId w:val="1018"/>
         </w:numPr>
       </w:pPr>
       <w:r>
@@ -6790,7 +9149,7 @@
         <w:pStyle w:val="Compact"/>
         <w:numPr>
           <w:ilvl w:val="0"/>
-          <w:numId w:val="1014"/>
+          <w:numId w:val="1019"/>
         </w:numPr>
       </w:pPr>
       <w:r>
@@ -6861,7 +9220,7 @@
       <w:r>
         <w:t xml:space="preserve">(</w:t>
       </w:r>
-      <w:hyperlink r:id="rId32">
+      <w:hyperlink r:id="rId46">
         <w:r>
           <w:rPr>
             <w:rStyle w:val="Hyperlink"/>
@@ -6878,7 +9237,7 @@
         <w:pStyle w:val="Compact"/>
         <w:numPr>
           <w:ilvl w:val="0"/>
-          <w:numId w:val="1014"/>
+          <w:numId w:val="1019"/>
         </w:numPr>
       </w:pPr>
       <w:r>
@@ -6946,7 +9305,7 @@
       <w:r>
         <w:t xml:space="preserve">in the other relation (</w:t>
       </w:r>
-      <w:hyperlink r:id="rId33">
+      <w:hyperlink r:id="rId47">
         <w:r>
           <w:rPr>
             <w:rStyle w:val="Hyperlink"/>
@@ -6994,7 +9353,7 @@
         <w:pStyle w:val="Compact"/>
         <w:numPr>
           <w:ilvl w:val="0"/>
-          <w:numId w:val="1014"/>
+          <w:numId w:val="1019"/>
         </w:numPr>
       </w:pPr>
       <w:r>
@@ -7162,12 +9521,29 @@
       <w:r>
         <w:t xml:space="preserve">(</w:t>
       </w:r>
-      <w:hyperlink r:id="rId34">
+      <w:hyperlink r:id="rId48">
         <w:r>
           <w:rPr>
             <w:rStyle w:val="Hyperlink"/>
           </w:rPr>
-          <w:t xml:space="preserve">strict and non-strict inequalities</w:t>
+          <w:t xml:space="preserve">strict</w:t>
+        </w:r>
+      </w:hyperlink>
+      <w:r>
+        <w:t xml:space="preserve"> </w:t>
+      </w:r>
+      <w:r>
+        <w:t xml:space="preserve">and</w:t>
+      </w:r>
+      <w:r>
+        <w:t xml:space="preserve"> </w:t>
+      </w:r>
+      <w:hyperlink r:id="rId49">
+        <w:r>
+          <w:rPr>
+            <w:rStyle w:val="Hyperlink"/>
+          </w:rPr>
+          <w:t xml:space="preserve">non-strict inequalities</w:t>
         </w:r>
       </w:hyperlink>
       <w:r>
@@ -8015,7 +10391,7 @@
         <w:t xml:space="preserve">is the same with the inequalities reversed.</w:t>
       </w:r>
     </w:p>
-    <w:bookmarkStart w:id="35" w:name="exm-derivation-chain"/>
+    <w:bookmarkStart w:id="50" w:name="exm-derivation-chain"/>
     <w:p>
       <w:pPr>
         <w:pStyle w:val="BodyText"/>
@@ -8025,7 +10401,7 @@
           <w:b/>
           <w:bCs/>
         </w:rPr>
-        <w:t xml:space="preserve">Example 9 (Checking a derivation line by line)</w:t>
+        <w:t xml:space="preserve">Example 16 (Checking a derivation line by line)</w:t>
       </w:r>
       <w:r>
         <w:t xml:space="preserve"> </w:t>
@@ -8041,7 +10417,7 @@
           <w:rPr>
             <w:rStyle w:val="Hyperlink"/>
           </w:rPr>
-          <w:t xml:space="preserve">Example 8</w:t>
+          <w:t xml:space="preserve">Example 15</w:t>
         </w:r>
       </w:hyperlink>
       <w:r>
@@ -9123,8 +11499,8 @@
         <w:t xml:space="preserve">, for example, the first line is 1 and the last is 0.</w:t>
       </w:r>
     </w:p>
-    <w:bookmarkEnd w:id="35"/>
-    <w:bookmarkStart w:id="36" w:name="def-theorem"/>
+    <w:bookmarkEnd w:id="50"/>
+    <w:bookmarkStart w:id="51" w:name="def-result"/>
     <w:p>
       <w:pPr>
         <w:pStyle w:val="BodyText"/>
@@ -9134,7 +11510,7 @@
           <w:b/>
           <w:bCs/>
         </w:rPr>
-        <w:t xml:space="preserve">Definition 9 (Result, theorem, lemma, and corollary)</w:t>
+        <w:t xml:space="preserve">Definition 16 (Result)</w:t>
       </w:r>
       <w:r>
         <w:t xml:space="preserve"> </w:t>
@@ -9180,7 +11556,7 @@
           <w:rPr>
             <w:rStyle w:val="Hyperlink"/>
           </w:rPr>
-          <w:t xml:space="preserve">Definition 7</w:t>
+          <w:t xml:space="preserve">Definition 14</w:t>
         </w:r>
       </w:hyperlink>
       <w:r>
@@ -9192,157 +11568,96 @@
       <w:r>
         <w:t xml:space="preserve">These notes label each result by its role:</w:t>
       </w:r>
+      <w:r>
+        <w:t xml:space="preserve"> </w:t>
+      </w:r>
+      <w:r>
+        <w:t xml:space="preserve">as a theorem (</w:t>
+      </w:r>
+      <w:hyperlink w:anchor="def-theorem">
+        <w:r>
+          <w:rPr>
+            <w:rStyle w:val="Hyperlink"/>
+          </w:rPr>
+          <w:t xml:space="preserve">Definition 17</w:t>
+        </w:r>
+      </w:hyperlink>
+      <w:r>
+        <w:t xml:space="preserve">), a lemma (</w:t>
+      </w:r>
+      <w:hyperlink w:anchor="def-lemma">
+        <w:r>
+          <w:rPr>
+            <w:rStyle w:val="Hyperlink"/>
+          </w:rPr>
+          <w:t xml:space="preserve">Definition 18</w:t>
+        </w:r>
+      </w:hyperlink>
+      <w:r>
+        <w:t xml:space="preserve">), or a corollary (</w:t>
+      </w:r>
+      <w:hyperlink w:anchor="def-corollary">
+        <w:r>
+          <w:rPr>
+            <w:rStyle w:val="Hyperlink"/>
+          </w:rPr>
+          <w:t xml:space="preserve">Definition 19</w:t>
+        </w:r>
+      </w:hyperlink>
+      <w:r>
+        <w:t xml:space="preserve">).</w:t>
+      </w:r>
     </w:p>
+    <w:bookmarkEnd w:id="51"/>
+    <w:bookmarkStart w:id="52" w:name="exm-result"/>
     <w:p>
       <w:pPr>
-        <w:pStyle w:val="Compact"/>
-        <w:numPr>
-          <w:ilvl w:val="0"/>
-          <w:numId w:val="1015"/>
-        </w:numPr>
+        <w:pStyle w:val="BodyText"/>
       </w:pPr>
-      <w:r>
-        <w:t xml:space="preserve">a</w:t>
-      </w:r>
-      <w:r>
-        <w:t xml:space="preserve"> </w:t>
-      </w:r>
       <w:r>
         <w:rPr>
           <w:b/>
           <w:bCs/>
         </w:rPr>
-        <w:t xml:space="preserve">theorem</w:t>
-      </w:r>
-      <w:r>
-        <w:t xml:space="preserve"> </w:t>
-      </w:r>
-      <w:r>
-        <w:t xml:space="preserve">is a result of interest in its own right;</w:t>
-      </w:r>
-    </w:p>
-    <w:p>
-      <w:pPr>
-        <w:pStyle w:val="Compact"/>
-        <w:numPr>
-          <w:ilvl w:val="0"/>
-          <w:numId w:val="1015"/>
-        </w:numPr>
-      </w:pPr>
-      <w:r>
-        <w:t xml:space="preserve">a</w:t>
-      </w:r>
-      <w:r>
-        <w:t xml:space="preserve"> </w:t>
-      </w:r>
-      <w:r>
-        <w:rPr>
-          <w:b/>
-          <w:bCs/>
-        </w:rPr>
-        <w:t xml:space="preserve">lemma</w:t>
-      </w:r>
-      <w:r>
-        <w:t xml:space="preserve"> </w:t>
-      </w:r>
-      <w:r>
-        <w:t xml:space="preserve">is a result proved mainly as a step in the proof of another result;</w:t>
-      </w:r>
-    </w:p>
-    <w:p>
-      <w:pPr>
-        <w:pStyle w:val="Compact"/>
-        <w:numPr>
-          <w:ilvl w:val="0"/>
-          <w:numId w:val="1015"/>
-        </w:numPr>
-      </w:pPr>
-      <w:r>
-        <w:t xml:space="preserve">a</w:t>
-      </w:r>
-      <w:r>
-        <w:t xml:space="preserve"> </w:t>
-      </w:r>
-      <w:r>
-        <w:rPr>
-          <w:b/>
-          <w:bCs/>
-        </w:rPr>
-        <w:t xml:space="preserve">corollary</w:t>
-      </w:r>
-      <w:r>
-        <w:t xml:space="preserve"> </w:t>
-      </w:r>
-      <w:r>
-        <w:t xml:space="preserve">is a result that follows from a theorem</w:t>
-      </w:r>
-      <w:r>
-        <w:t xml:space="preserve"> </w:t>
-      </w:r>
-      <w:r>
-        <w:t xml:space="preserve">with little extra work.</w:t>
-      </w:r>
-    </w:p>
-    <w:bookmarkEnd w:id="36"/>
-    <w:bookmarkStart w:id="37" w:name="rem-proposition-as-result"/>
-    <w:p>
-      <w:pPr>
-        <w:pStyle w:val="FirstParagraph"/>
-      </w:pPr>
-      <w:r>
-        <w:rPr>
-          <w:i/>
-          <w:iCs/>
-        </w:rPr>
-        <w:t xml:space="preserve">Remark 1</w:t>
-      </w:r>
-      <w:r>
-        <w:t xml:space="preserve"> (</w:t>
-      </w:r>
-      <w:r>
-        <w:t xml:space="preserve">“Proposition”</w:t>
-      </w:r>
-      <w:r>
-        <w:t xml:space="preserve"> </w:t>
-      </w:r>
-      <w:r>
-        <w:t xml:space="preserve">as a kind of result). </w:t>
-      </w:r>
-      <w:r>
-        <w:t xml:space="preserve">Some sources also call a result of moderate importance a</w:t>
-      </w:r>
-      <w:r>
-        <w:t xml:space="preserve"> </w:t>
-      </w:r>
-      <w:r>
-        <w:t xml:space="preserve">“proposition”</w:t>
-      </w:r>
-      <w:r>
-        <w:t xml:space="preserve">.</w:t>
-      </w:r>
-      <w:r>
-        <w:t xml:space="preserve"> </w:t>
-      </w:r>
-      <w:r>
-        <w:t xml:space="preserve">In these notes,</w:t>
-      </w:r>
-      <w:r>
-        <w:t xml:space="preserve"> </w:t>
-      </w:r>
-      <w:r>
-        <w:t xml:space="preserve">“proposition”</w:t>
-      </w:r>
-      <w:r>
-        <w:t xml:space="preserve"> </w:t>
-      </w:r>
-      <w:r>
-        <w:t xml:space="preserve">always means a sentence that is true or false</w:t>
-      </w:r>
-      <w:r>
-        <w:t xml:space="preserve"> </w:t>
-      </w:r>
-      <w:r>
-        <w:t xml:space="preserve">(</w:t>
+        <w:t xml:space="preserve">Example 17 (A proposition that is a result, and one that is not)</w:t>
+      </w:r>
+      <w:r>
+        <w:t xml:space="preserve"> </w:t>
+      </w:r>
+      <w:r>
+        <w:t xml:space="preserve">“</w:t>
+      </w:r>
+      <m:oMath>
+        <m:r>
+          <m:t>2</m:t>
+        </m:r>
+        <m:r>
+          <m:rPr>
+            <m:sty m:val="p"/>
+          </m:rPr>
+          <m:t>+</m:t>
+        </m:r>
+        <m:r>
+          <m:t>3</m:t>
+        </m:r>
+        <m:r>
+          <m:rPr>
+            <m:sty m:val="p"/>
+          </m:rPr>
+          <m:t>=</m:t>
+        </m:r>
+        <m:r>
+          <m:t>5</m:t>
+        </m:r>
+      </m:oMath>
+      <w:r>
+        <w:t xml:space="preserve">”</w:t>
+      </w:r>
+      <w:r>
+        <w:t xml:space="preserve"> </w:t>
+      </w:r>
+      <w:r>
+        <w:t xml:space="preserve">is a proposition (</w:t>
       </w:r>
       <w:hyperlink w:anchor="def-proposition">
         <w:r>
@@ -9353,21 +11668,228 @@
         </w:r>
       </w:hyperlink>
       <w:r>
-        <w:t xml:space="preserve">), whether or not it has been proved.</w:t>
+        <w:t xml:space="preserve">) that has a proof,</w:t>
+      </w:r>
+      <w:r>
+        <w:t xml:space="preserve"> </w:t>
+      </w:r>
+      <w:r>
+        <w:t xml:space="preserve">the computation of</w:t>
+      </w:r>
+      <w:r>
+        <w:t xml:space="preserve"> </w:t>
+      </w:r>
+      <m:oMath>
+        <m:r>
+          <m:t>2</m:t>
+        </m:r>
+        <m:r>
+          <m:rPr>
+            <m:sty m:val="p"/>
+          </m:rPr>
+          <m:t>+</m:t>
+        </m:r>
+        <m:r>
+          <m:t>3</m:t>
+        </m:r>
+      </m:oMath>
+      <w:r>
+        <w:t xml:space="preserve">,</w:t>
+      </w:r>
+      <w:r>
+        <w:t xml:space="preserve"> </w:t>
+      </w:r>
+      <w:r>
+        <w:t xml:space="preserve">so it is a result.</w:t>
+      </w:r>
+      <w:r>
+        <w:t xml:space="preserve"> </w:t>
+      </w:r>
+      <w:r>
+        <w:t xml:space="preserve">“</w:t>
+      </w:r>
+      <m:oMath>
+        <m:r>
+          <m:t>7</m:t>
+        </m:r>
+      </m:oMath>
+      <w:r>
+        <w:t xml:space="preserve"> </w:t>
+      </w:r>
+      <w:r>
+        <w:t xml:space="preserve">is</w:t>
+      </w:r>
+      <w:r>
+        <w:t xml:space="preserve"> </w:t>
+      </w:r>
+      <w:hyperlink r:id="rId10">
+        <w:r>
+          <w:rPr>
+            <w:rStyle w:val="Hyperlink"/>
+          </w:rPr>
+          <w:t xml:space="preserve">even</w:t>
+        </w:r>
+      </w:hyperlink>
+      <w:r>
+        <w:t xml:space="preserve">”</w:t>
+      </w:r>
+      <w:r>
+        <w:t xml:space="preserve"> </w:t>
+      </w:r>
+      <w:r>
+        <w:t xml:space="preserve">is a proposition that is false,</w:t>
+      </w:r>
+      <w:r>
+        <w:t xml:space="preserve"> </w:t>
+      </w:r>
+      <w:r>
+        <w:t xml:space="preserve">so it has no proof and is not a result.</w:t>
       </w:r>
     </w:p>
-    <w:bookmarkEnd w:id="37"/>
-    <w:bookmarkStart w:id="38" w:name="exm-theorem"/>
+    <w:bookmarkEnd w:id="52"/>
+    <w:bookmarkStart w:id="53" w:name="rem-proposition-as-result"/>
     <w:p>
       <w:pPr>
         <w:pStyle w:val="BodyText"/>
       </w:pPr>
       <w:r>
         <w:rPr>
+          <w:i/>
+          <w:iCs/>
+        </w:rPr>
+        <w:t xml:space="preserve">Remark 1</w:t>
+      </w:r>
+      <w:r>
+        <w:t xml:space="preserve"> (</w:t>
+      </w:r>
+      <w:r>
+        <w:t xml:space="preserve">“Proposition”</w:t>
+      </w:r>
+      <w:r>
+        <w:t xml:space="preserve"> </w:t>
+      </w:r>
+      <w:r>
+        <w:t xml:space="preserve">as a kind of result). </w:t>
+      </w:r>
+      <w:r>
+        <w:t xml:space="preserve">Some sources also call a result of moderate importance a</w:t>
+      </w:r>
+      <w:r>
+        <w:t xml:space="preserve"> </w:t>
+      </w:r>
+      <w:r>
+        <w:t xml:space="preserve">“proposition”</w:t>
+      </w:r>
+      <w:r>
+        <w:t xml:space="preserve">.</w:t>
+      </w:r>
+      <w:r>
+        <w:t xml:space="preserve"> </w:t>
+      </w:r>
+      <w:r>
+        <w:t xml:space="preserve">In these notes,</w:t>
+      </w:r>
+      <w:r>
+        <w:t xml:space="preserve"> </w:t>
+      </w:r>
+      <w:r>
+        <w:t xml:space="preserve">“proposition”</w:t>
+      </w:r>
+      <w:r>
+        <w:t xml:space="preserve"> </w:t>
+      </w:r>
+      <w:r>
+        <w:t xml:space="preserve">always means a sentence that is true or false</w:t>
+      </w:r>
+      <w:r>
+        <w:t xml:space="preserve"> </w:t>
+      </w:r>
+      <w:r>
+        <w:t xml:space="preserve">(</w:t>
+      </w:r>
+      <w:hyperlink w:anchor="def-proposition">
+        <w:r>
+          <w:rPr>
+            <w:rStyle w:val="Hyperlink"/>
+          </w:rPr>
+          <w:t xml:space="preserve">Definition 1</w:t>
+        </w:r>
+      </w:hyperlink>
+      <w:r>
+        <w:t xml:space="preserve">), whether or not it has been proved.</w:t>
+      </w:r>
+    </w:p>
+    <w:bookmarkEnd w:id="53"/>
+    <w:bookmarkStart w:id="54" w:name="def-theorem"/>
+    <w:p>
+      <w:pPr>
+        <w:pStyle w:val="BodyText"/>
+      </w:pPr>
+      <w:r>
+        <w:rPr>
           <w:b/>
           <w:bCs/>
         </w:rPr>
-        <w:t xml:space="preserve">Example 10 (A corollary of a result)</w:t>
+        <w:t xml:space="preserve">Definition 17 (Theorem)</w:t>
+      </w:r>
+      <w:r>
+        <w:t xml:space="preserve"> </w:t>
+      </w:r>
+      <w:r>
+        <w:t xml:space="preserve">A</w:t>
+      </w:r>
+      <w:r>
+        <w:t xml:space="preserve"> </w:t>
+      </w:r>
+      <w:r>
+        <w:rPr>
+          <w:b/>
+          <w:bCs/>
+        </w:rPr>
+        <w:t xml:space="preserve">theorem</w:t>
+      </w:r>
+      <w:r>
+        <w:t xml:space="preserve"> </w:t>
+      </w:r>
+      <w:r>
+        <w:t xml:space="preserve">is a result (</w:t>
+      </w:r>
+      <w:hyperlink w:anchor="def-result">
+        <w:r>
+          <w:rPr>
+            <w:rStyle w:val="Hyperlink"/>
+          </w:rPr>
+          <w:t xml:space="preserve">Definition 16</w:t>
+        </w:r>
+      </w:hyperlink>
+      <w:r>
+        <w:t xml:space="preserve">) of interest in its own right.</w:t>
+      </w:r>
+    </w:p>
+    <w:bookmarkEnd w:id="54"/>
+    <w:bookmarkStart w:id="55" w:name="exm-theorem-sum-evens"/>
+    <w:p>
+      <w:pPr>
+        <w:pStyle w:val="BodyText"/>
+      </w:pPr>
+      <w:r>
+        <w:rPr>
+          <w:b/>
+          <w:bCs/>
+        </w:rPr>
+        <w:t xml:space="preserve">Example 18 (A theorem)</w:t>
+      </w:r>
+      <w:r>
+        <w:t xml:space="preserve"> </w:t>
+      </w:r>
+      <w:r>
+        <w:t xml:space="preserve">“The sum of two even integers is even”</w:t>
+      </w:r>
+      <w:r>
+        <w:t xml:space="preserve"> </w:t>
+      </w:r>
+      <w:r>
+        <w:t xml:space="preserve">is a result:</w:t>
       </w:r>
       <w:r>
         <w:t xml:space="preserve"> </w:t>
@@ -9377,7 +11899,571 @@
           <w:rPr>
             <w:rStyle w:val="Hyperlink"/>
           </w:rPr>
-          <w:t xml:space="preserve">Example 7</w:t>
+          <w:t xml:space="preserve">Example 14</w:t>
+        </w:r>
+      </w:hyperlink>
+      <w:r>
+        <w:t xml:space="preserve"> </w:t>
+      </w:r>
+      <w:r>
+        <w:t xml:space="preserve">proves it.</w:t>
+      </w:r>
+      <w:r>
+        <w:t xml:space="preserve"> </w:t>
+      </w:r>
+      <w:r>
+        <w:t xml:space="preserve">It is of interest in its own right,</w:t>
+      </w:r>
+      <w:r>
+        <w:t xml:space="preserve"> </w:t>
+      </w:r>
+      <w:r>
+        <w:t xml:space="preserve">since it applies whenever two even integers are added, as in</w:t>
+      </w:r>
+      <w:r>
+        <w:t xml:space="preserve"> </w:t>
+      </w:r>
+      <m:oMath>
+        <m:r>
+          <m:t>2</m:t>
+        </m:r>
+        <m:r>
+          <m:rPr>
+            <m:sty m:val="p"/>
+          </m:rPr>
+          <m:t>+</m:t>
+        </m:r>
+        <m:r>
+          <m:t>4</m:t>
+        </m:r>
+        <m:r>
+          <m:rPr>
+            <m:sty m:val="p"/>
+          </m:rPr>
+          <m:t>=</m:t>
+        </m:r>
+        <m:r>
+          <m:t>6</m:t>
+        </m:r>
+      </m:oMath>
+      <w:r>
+        <w:t xml:space="preserve">,</w:t>
+      </w:r>
+      <w:r>
+        <w:t xml:space="preserve"> </w:t>
+      </w:r>
+      <w:r>
+        <w:t xml:space="preserve">so it is a theorem.</w:t>
+      </w:r>
+    </w:p>
+    <w:bookmarkEnd w:id="55"/>
+    <w:bookmarkStart w:id="56" w:name="def-lemma"/>
+    <w:p>
+      <w:pPr>
+        <w:pStyle w:val="BodyText"/>
+      </w:pPr>
+      <w:r>
+        <w:rPr>
+          <w:b/>
+          <w:bCs/>
+        </w:rPr>
+        <w:t xml:space="preserve">Definition 18 (Lemma)</w:t>
+      </w:r>
+      <w:r>
+        <w:t xml:space="preserve"> </w:t>
+      </w:r>
+      <w:r>
+        <w:t xml:space="preserve">A</w:t>
+      </w:r>
+      <w:r>
+        <w:t xml:space="preserve"> </w:t>
+      </w:r>
+      <w:r>
+        <w:rPr>
+          <w:b/>
+          <w:bCs/>
+        </w:rPr>
+        <w:t xml:space="preserve">lemma</w:t>
+      </w:r>
+      <w:r>
+        <w:t xml:space="preserve"> </w:t>
+      </w:r>
+      <w:r>
+        <w:t xml:space="preserve">is a result (</w:t>
+      </w:r>
+      <w:hyperlink w:anchor="def-result">
+        <w:r>
+          <w:rPr>
+            <w:rStyle w:val="Hyperlink"/>
+          </w:rPr>
+          <w:t xml:space="preserve">Definition 16</w:t>
+        </w:r>
+      </w:hyperlink>
+      <w:r>
+        <w:t xml:space="preserve">) proved mainly as a step in the proof of another result.</w:t>
+      </w:r>
+    </w:p>
+    <w:bookmarkEnd w:id="56"/>
+    <w:bookmarkStart w:id="57" w:name="exm-lemma"/>
+    <w:p>
+      <w:pPr>
+        <w:pStyle w:val="BodyText"/>
+      </w:pPr>
+      <w:r>
+        <w:rPr>
+          <w:b/>
+          <w:bCs/>
+        </w:rPr>
+        <w:t xml:space="preserve">Example 19 (A lemma in the proof of a larger result)</w:t>
+      </w:r>
+      <w:r>
+        <w:t xml:space="preserve"> </w:t>
+      </w:r>
+      <w:r>
+        <w:t xml:space="preserve">To show that the sum of four even integers</w:t>
+      </w:r>
+      <w:r>
+        <w:t xml:space="preserve"> </w:t>
+      </w:r>
+      <m:oMath>
+        <m:r>
+          <m:t>a</m:t>
+        </m:r>
+      </m:oMath>
+      <w:r>
+        <w:t xml:space="preserve">,</w:t>
+      </w:r>
+      <w:r>
+        <w:t xml:space="preserve"> </w:t>
+      </w:r>
+      <m:oMath>
+        <m:r>
+          <m:t>b</m:t>
+        </m:r>
+      </m:oMath>
+      <w:r>
+        <w:t xml:space="preserve">,</w:t>
+      </w:r>
+      <w:r>
+        <w:t xml:space="preserve"> </w:t>
+      </w:r>
+      <m:oMath>
+        <m:r>
+          <m:t>c</m:t>
+        </m:r>
+      </m:oMath>
+      <w:r>
+        <w:t xml:space="preserve">, and</w:t>
+      </w:r>
+      <w:r>
+        <w:t xml:space="preserve"> </w:t>
+      </w:r>
+      <m:oMath>
+        <m:r>
+          <m:t>d</m:t>
+        </m:r>
+      </m:oMath>
+      <w:r>
+        <w:t xml:space="preserve"> </w:t>
+      </w:r>
+      <w:r>
+        <w:t xml:space="preserve">is even,</w:t>
+      </w:r>
+      <w:r>
+        <w:t xml:space="preserve"> </w:t>
+      </w:r>
+      <w:r>
+        <w:t xml:space="preserve">write</w:t>
+      </w:r>
+      <w:r>
+        <w:t xml:space="preserve"> </w:t>
+      </w:r>
+      <m:oMath>
+        <m:r>
+          <m:t>a</m:t>
+        </m:r>
+        <m:r>
+          <m:rPr>
+            <m:sty m:val="p"/>
+          </m:rPr>
+          <m:t>+</m:t>
+        </m:r>
+        <m:r>
+          <m:t>b</m:t>
+        </m:r>
+        <m:r>
+          <m:rPr>
+            <m:sty m:val="p"/>
+          </m:rPr>
+          <m:t>+</m:t>
+        </m:r>
+        <m:r>
+          <m:t>c</m:t>
+        </m:r>
+        <m:r>
+          <m:rPr>
+            <m:sty m:val="p"/>
+          </m:rPr>
+          <m:t>+</m:t>
+        </m:r>
+        <m:r>
+          <m:t>d</m:t>
+        </m:r>
+        <m:r>
+          <m:rPr>
+            <m:sty m:val="p"/>
+          </m:rPr>
+          <m:t>=</m:t>
+        </m:r>
+        <m:r>
+          <m:rPr>
+            <m:sty m:val="p"/>
+          </m:rPr>
+          <m:t>(</m:t>
+        </m:r>
+        <m:r>
+          <m:t>a</m:t>
+        </m:r>
+        <m:r>
+          <m:rPr>
+            <m:sty m:val="p"/>
+          </m:rPr>
+          <m:t>+</m:t>
+        </m:r>
+        <m:r>
+          <m:t>b</m:t>
+        </m:r>
+        <m:r>
+          <m:rPr>
+            <m:sty m:val="p"/>
+          </m:rPr>
+          <m:t>)</m:t>
+        </m:r>
+        <m:r>
+          <m:rPr>
+            <m:sty m:val="p"/>
+          </m:rPr>
+          <m:t>+</m:t>
+        </m:r>
+        <m:r>
+          <m:rPr>
+            <m:sty m:val="p"/>
+          </m:rPr>
+          <m:t>(</m:t>
+        </m:r>
+        <m:r>
+          <m:t>c</m:t>
+        </m:r>
+        <m:r>
+          <m:rPr>
+            <m:sty m:val="p"/>
+          </m:rPr>
+          <m:t>+</m:t>
+        </m:r>
+        <m:r>
+          <m:t>d</m:t>
+        </m:r>
+        <m:r>
+          <m:rPr>
+            <m:sty m:val="p"/>
+          </m:rPr>
+          <m:t>)</m:t>
+        </m:r>
+      </m:oMath>
+      <w:r>
+        <w:t xml:space="preserve">.</w:t>
+      </w:r>
+      <w:r>
+        <w:t xml:space="preserve"> </w:t>
+      </w:r>
+      <w:r>
+        <w:t xml:space="preserve">By the result of</w:t>
+      </w:r>
+      <w:r>
+        <w:t xml:space="preserve"> </w:t>
+      </w:r>
+      <w:hyperlink w:anchor="exm-proof">
+        <w:r>
+          <w:rPr>
+            <w:rStyle w:val="Hyperlink"/>
+          </w:rPr>
+          <w:t xml:space="preserve">Example 14</w:t>
+        </w:r>
+      </w:hyperlink>
+      <w:r>
+        <w:t xml:space="preserve">,</w:t>
+      </w:r>
+      <w:r>
+        <w:t xml:space="preserve"> </w:t>
+      </w:r>
+      <m:oMath>
+        <m:r>
+          <m:t>a</m:t>
+        </m:r>
+        <m:r>
+          <m:rPr>
+            <m:sty m:val="p"/>
+          </m:rPr>
+          <m:t>+</m:t>
+        </m:r>
+        <m:r>
+          <m:t>b</m:t>
+        </m:r>
+      </m:oMath>
+      <w:r>
+        <w:t xml:space="preserve"> </w:t>
+      </w:r>
+      <w:r>
+        <w:t xml:space="preserve">and</w:t>
+      </w:r>
+      <w:r>
+        <w:t xml:space="preserve"> </w:t>
+      </w:r>
+      <m:oMath>
+        <m:r>
+          <m:t>c</m:t>
+        </m:r>
+        <m:r>
+          <m:rPr>
+            <m:sty m:val="p"/>
+          </m:rPr>
+          <m:t>+</m:t>
+        </m:r>
+        <m:r>
+          <m:t>d</m:t>
+        </m:r>
+      </m:oMath>
+      <w:r>
+        <w:t xml:space="preserve"> </w:t>
+      </w:r>
+      <w:r>
+        <w:t xml:space="preserve">are even,</w:t>
+      </w:r>
+      <w:r>
+        <w:t xml:space="preserve"> </w:t>
+      </w:r>
+      <w:r>
+        <w:t xml:space="preserve">and applying that result again to these two sums shows that their sum is even.</w:t>
+      </w:r>
+      <w:r>
+        <w:t xml:space="preserve"> </w:t>
+      </w:r>
+      <w:r>
+        <w:t xml:space="preserve">Here that result is proved mainly as a step in the proof of another result,</w:t>
+      </w:r>
+      <w:r>
+        <w:t xml:space="preserve"> </w:t>
+      </w:r>
+      <w:r>
+        <w:t xml:space="preserve">so it serves as a lemma.</w:t>
+      </w:r>
+      <w:r>
+        <w:t xml:space="preserve"> </w:t>
+      </w:r>
+      <w:r>
+        <w:t xml:space="preserve">For example,</w:t>
+      </w:r>
+      <w:r>
+        <w:t xml:space="preserve"> </w:t>
+      </w:r>
+      <m:oMath>
+        <m:r>
+          <m:t>2</m:t>
+        </m:r>
+        <m:r>
+          <m:rPr>
+            <m:sty m:val="p"/>
+          </m:rPr>
+          <m:t>+</m:t>
+        </m:r>
+        <m:r>
+          <m:t>4</m:t>
+        </m:r>
+        <m:r>
+          <m:rPr>
+            <m:sty m:val="p"/>
+          </m:rPr>
+          <m:t>+</m:t>
+        </m:r>
+        <m:r>
+          <m:t>6</m:t>
+        </m:r>
+        <m:r>
+          <m:rPr>
+            <m:sty m:val="p"/>
+          </m:rPr>
+          <m:t>+</m:t>
+        </m:r>
+        <m:r>
+          <m:t>8</m:t>
+        </m:r>
+        <m:r>
+          <m:rPr>
+            <m:sty m:val="p"/>
+          </m:rPr>
+          <m:t>=</m:t>
+        </m:r>
+        <m:r>
+          <m:rPr>
+            <m:sty m:val="p"/>
+          </m:rPr>
+          <m:t>(</m:t>
+        </m:r>
+        <m:r>
+          <m:t>2</m:t>
+        </m:r>
+        <m:r>
+          <m:rPr>
+            <m:sty m:val="p"/>
+          </m:rPr>
+          <m:t>+</m:t>
+        </m:r>
+        <m:r>
+          <m:t>4</m:t>
+        </m:r>
+        <m:r>
+          <m:rPr>
+            <m:sty m:val="p"/>
+          </m:rPr>
+          <m:t>)</m:t>
+        </m:r>
+        <m:r>
+          <m:rPr>
+            <m:sty m:val="p"/>
+          </m:rPr>
+          <m:t>+</m:t>
+        </m:r>
+        <m:r>
+          <m:rPr>
+            <m:sty m:val="p"/>
+          </m:rPr>
+          <m:t>(</m:t>
+        </m:r>
+        <m:r>
+          <m:t>6</m:t>
+        </m:r>
+        <m:r>
+          <m:rPr>
+            <m:sty m:val="p"/>
+          </m:rPr>
+          <m:t>+</m:t>
+        </m:r>
+        <m:r>
+          <m:t>8</m:t>
+        </m:r>
+        <m:r>
+          <m:rPr>
+            <m:sty m:val="p"/>
+          </m:rPr>
+          <m:t>)</m:t>
+        </m:r>
+        <m:r>
+          <m:rPr>
+            <m:sty m:val="p"/>
+          </m:rPr>
+          <m:t>=</m:t>
+        </m:r>
+        <m:r>
+          <m:t>6</m:t>
+        </m:r>
+        <m:r>
+          <m:rPr>
+            <m:sty m:val="p"/>
+          </m:rPr>
+          <m:t>+</m:t>
+        </m:r>
+        <m:r>
+          <m:t>14</m:t>
+        </m:r>
+        <m:r>
+          <m:rPr>
+            <m:sty m:val="p"/>
+          </m:rPr>
+          <m:t>=</m:t>
+        </m:r>
+        <m:r>
+          <m:t>20</m:t>
+        </m:r>
+      </m:oMath>
+      <w:r>
+        <w:t xml:space="preserve">, which is even.</w:t>
+      </w:r>
+    </w:p>
+    <w:bookmarkEnd w:id="57"/>
+    <w:bookmarkStart w:id="58" w:name="def-corollary"/>
+    <w:p>
+      <w:pPr>
+        <w:pStyle w:val="BodyText"/>
+      </w:pPr>
+      <w:r>
+        <w:rPr>
+          <w:b/>
+          <w:bCs/>
+        </w:rPr>
+        <w:t xml:space="preserve">Definition 19 (Corollary)</w:t>
+      </w:r>
+      <w:r>
+        <w:t xml:space="preserve"> </w:t>
+      </w:r>
+      <w:r>
+        <w:t xml:space="preserve">A</w:t>
+      </w:r>
+      <w:r>
+        <w:t xml:space="preserve"> </w:t>
+      </w:r>
+      <w:r>
+        <w:rPr>
+          <w:b/>
+          <w:bCs/>
+        </w:rPr>
+        <w:t xml:space="preserve">corollary</w:t>
+      </w:r>
+      <w:r>
+        <w:t xml:space="preserve"> </w:t>
+      </w:r>
+      <w:r>
+        <w:t xml:space="preserve">is a result (</w:t>
+      </w:r>
+      <w:hyperlink w:anchor="def-result">
+        <w:r>
+          <w:rPr>
+            <w:rStyle w:val="Hyperlink"/>
+          </w:rPr>
+          <w:t xml:space="preserve">Definition 16</w:t>
+        </w:r>
+      </w:hyperlink>
+      <w:r>
+        <w:t xml:space="preserve">) that follows from a theorem</w:t>
+      </w:r>
+      <w:r>
+        <w:t xml:space="preserve"> </w:t>
+      </w:r>
+      <w:r>
+        <w:t xml:space="preserve">with little extra work.</w:t>
+      </w:r>
+    </w:p>
+    <w:bookmarkEnd w:id="58"/>
+    <w:bookmarkStart w:id="59" w:name="exm-theorem"/>
+    <w:p>
+      <w:pPr>
+        <w:pStyle w:val="BodyText"/>
+      </w:pPr>
+      <w:r>
+        <w:rPr>
+          <w:b/>
+          <w:bCs/>
+        </w:rPr>
+        <w:t xml:space="preserve">Example 20 (A corollary of a result)</w:t>
+      </w:r>
+      <w:r>
+        <w:t xml:space="preserve"> </w:t>
+      </w:r>
+      <w:hyperlink w:anchor="exm-proof">
+        <w:r>
+          <w:rPr>
+            <w:rStyle w:val="Hyperlink"/>
+          </w:rPr>
+          <w:t xml:space="preserve">Example 14</w:t>
         </w:r>
       </w:hyperlink>
       <w:r>
@@ -9764,8 +12850,8 @@
         <w:t xml:space="preserve">which is even.</w:t>
       </w:r>
     </w:p>
-    <w:bookmarkEnd w:id="38"/>
-    <w:bookmarkStart w:id="39" w:name="def-counterexample"/>
+    <w:bookmarkEnd w:id="59"/>
+    <w:bookmarkStart w:id="60" w:name="def-counterexample"/>
     <w:p>
       <w:pPr>
         <w:pStyle w:val="BodyText"/>
@@ -9775,7 +12861,7 @@
           <w:b/>
           <w:bCs/>
         </w:rPr>
-        <w:t xml:space="preserve">Definition 10 (Counterexample)</w:t>
+        <w:t xml:space="preserve">Definition 20 (Counterexample)</w:t>
       </w:r>
       <w:r>
         <w:t xml:space="preserve"> </w:t>
@@ -9975,8 +13061,8 @@
         <w:t xml:space="preserve">A single counterexample shows that the proposition is false.</w:t>
       </w:r>
     </w:p>
-    <w:bookmarkEnd w:id="39"/>
-    <w:bookmarkStart w:id="40" w:name="exm-counterexample"/>
+    <w:bookmarkEnd w:id="60"/>
+    <w:bookmarkStart w:id="61" w:name="exm-counterexample"/>
     <w:p>
       <w:pPr>
         <w:pStyle w:val="BodyText"/>
@@ -9986,7 +13072,7 @@
           <w:b/>
           <w:bCs/>
         </w:rPr>
-        <w:t xml:space="preserve">Example 11 (A counterexample)</w:t>
+        <w:t xml:space="preserve">Example 21 (A counterexample)</w:t>
       </w:r>
       <w:r>
         <w:t xml:space="preserve"> </w:t>
@@ -10204,8 +13290,8 @@
         <w:t xml:space="preserve">but one counterexample is enough to make it false.</w:t>
       </w:r>
     </w:p>
-    <w:bookmarkEnd w:id="40"/>
-    <w:bookmarkStart w:id="41" w:name="def-converse"/>
+    <w:bookmarkEnd w:id="61"/>
+    <w:bookmarkStart w:id="62" w:name="def-converse"/>
     <w:p>
       <w:pPr>
         <w:pStyle w:val="BodyText"/>
@@ -10215,7 +13301,7 @@
           <w:b/>
           <w:bCs/>
         </w:rPr>
-        <w:t xml:space="preserve">Definition 11 (Converse)</w:t>
+        <w:t xml:space="preserve">Definition 21 (Converse)</w:t>
       </w:r>
       <w:r>
         <w:t xml:space="preserve"> </w:t>
@@ -10305,8 +13391,8 @@
         <w:t xml:space="preserve">.</w:t>
       </w:r>
     </w:p>
-    <w:bookmarkEnd w:id="41"/>
-    <w:bookmarkStart w:id="42" w:name="exm-converse"/>
+    <w:bookmarkEnd w:id="62"/>
+    <w:bookmarkStart w:id="63" w:name="exm-converse"/>
     <w:p>
       <w:pPr>
         <w:pStyle w:val="BodyText"/>
@@ -10316,7 +13402,7 @@
           <w:b/>
           <w:bCs/>
         </w:rPr>
-        <w:t xml:space="preserve">Example 12 (A true proposition with a false converse)</w:t>
+        <w:t xml:space="preserve">Example 22 (A true proposition with a false converse)</w:t>
       </w:r>
       <w:r>
         <w:t xml:space="preserve"> </w:t>
@@ -10405,7 +13491,7 @@
       <w:pPr>
         <w:numPr>
           <w:ilvl w:val="0"/>
-          <w:numId w:val="1016"/>
+          <w:numId w:val="1020"/>
         </w:numPr>
       </w:pPr>
       <w:r>
@@ -10567,7 +13653,7 @@
       <w:pPr>
         <w:numPr>
           <w:ilvl w:val="0"/>
-          <w:numId w:val="1016"/>
+          <w:numId w:val="1020"/>
         </w:numPr>
       </w:pPr>
       <w:r>
@@ -10655,7 +13741,7 @@
           <w:rPr>
             <w:rStyle w:val="Hyperlink"/>
           </w:rPr>
-          <w:t xml:space="preserve">Definition 10</w:t>
+          <w:t xml:space="preserve">Definition 20</w:t>
         </w:r>
       </w:hyperlink>
       <w:r>
@@ -10742,8 +13828,8 @@
         <w:t xml:space="preserve">So a proposition can be true while its converse is false.</w:t>
       </w:r>
     </w:p>
-    <w:bookmarkEnd w:id="42"/>
-    <w:bookmarkStart w:id="43" w:name="def-necessary-sufficient"/>
+    <w:bookmarkEnd w:id="63"/>
+    <w:bookmarkStart w:id="64" w:name="def-sufficient-condition"/>
     <w:p>
       <w:pPr>
         <w:pStyle w:val="BodyText"/>
@@ -10753,7 +13839,7 @@
           <w:b/>
           <w:bCs/>
         </w:rPr>
-        <w:t xml:space="preserve">Definition 12 (Necessary and sufficient conditions)</w:t>
+        <w:t xml:space="preserve">Definition 22 (Sufficient condition)</w:t>
       </w:r>
       <w:r>
         <w:t xml:space="preserve"> </w:t>
@@ -10834,36 +13920,319 @@
         </m:r>
       </m:oMath>
       <w:r>
-        <w:t xml:space="preserve">,</w:t>
-      </w:r>
-      <w:r>
-        <w:t xml:space="preserve"> </w:t>
-      </w:r>
-      <w:r>
-        <w:t xml:space="preserve">and</w:t>
-      </w:r>
-      <w:r>
-        <w:t xml:space="preserve"> </w:t>
-      </w:r>
-      <m:oMath>
-        <m:r>
-          <m:t>Q</m:t>
-        </m:r>
-      </m:oMath>
-      <w:r>
-        <w:t xml:space="preserve"> </w:t>
-      </w:r>
-      <w:r>
-        <w:t xml:space="preserve">is a</w:t>
-      </w:r>
-      <w:r>
-        <w:t xml:space="preserve"> </w:t>
-      </w:r>
+        <w:t xml:space="preserve">.</w:t>
+      </w:r>
+    </w:p>
+    <w:bookmarkEnd w:id="64"/>
+    <w:bookmarkStart w:id="65" w:name="exm-sufficient-condition"/>
+    <w:p>
+      <w:pPr>
+        <w:pStyle w:val="BodyText"/>
+      </w:pPr>
       <w:r>
         <w:rPr>
           <w:b/>
           <w:bCs/>
         </w:rPr>
+        <w:t xml:space="preserve">Example 23 (A sufficient condition)</w:t>
+      </w:r>
+      <w:r>
+        <w:t xml:space="preserve"> </w:t>
+      </w:r>
+      <w:r>
+        <w:t xml:space="preserve">For a real number</w:t>
+      </w:r>
+      <w:r>
+        <w:t xml:space="preserve"> </w:t>
+      </w:r>
+      <m:oMath>
+        <m:r>
+          <m:t>x</m:t>
+        </m:r>
+      </m:oMath>
+      <w:r>
+        <w:t xml:space="preserve">,</w:t>
+      </w:r>
+      <w:r>
+        <w:t xml:space="preserve"> </w:t>
+      </w:r>
+      <w:r>
+        <w:t xml:space="preserve">“if</w:t>
+      </w:r>
+      <w:r>
+        <w:t xml:space="preserve"> </w:t>
+      </w:r>
+      <m:oMath>
+        <m:r>
+          <m:t>x</m:t>
+        </m:r>
+        <m:r>
+          <m:rPr>
+            <m:sty m:val="p"/>
+          </m:rPr>
+          <m:t>&gt;</m:t>
+        </m:r>
+        <m:r>
+          <m:t>5</m:t>
+        </m:r>
+      </m:oMath>
+      <w:r>
+        <w:t xml:space="preserve">, then</w:t>
+      </w:r>
+      <w:r>
+        <w:t xml:space="preserve"> </w:t>
+      </w:r>
+      <m:oMath>
+        <m:r>
+          <m:t>x</m:t>
+        </m:r>
+        <m:r>
+          <m:rPr>
+            <m:sty m:val="p"/>
+          </m:rPr>
+          <m:t>&gt;</m:t>
+        </m:r>
+        <m:r>
+          <m:t>2</m:t>
+        </m:r>
+      </m:oMath>
+      <w:r>
+        <w:t xml:space="preserve">”</w:t>
+      </w:r>
+      <w:r>
+        <w:t xml:space="preserve"> </w:t>
+      </w:r>
+      <w:r>
+        <w:t xml:space="preserve">is true,</w:t>
+      </w:r>
+      <w:r>
+        <w:t xml:space="preserve"> </w:t>
+      </w:r>
+      <w:r>
+        <w:t xml:space="preserve">because a number greater than</w:t>
+      </w:r>
+      <w:r>
+        <w:t xml:space="preserve"> </w:t>
+      </w:r>
+      <m:oMath>
+        <m:r>
+          <m:t>5</m:t>
+        </m:r>
+      </m:oMath>
+      <w:r>
+        <w:t xml:space="preserve"> </w:t>
+      </w:r>
+      <w:r>
+        <w:t xml:space="preserve">is greater than</w:t>
+      </w:r>
+      <w:r>
+        <w:t xml:space="preserve"> </w:t>
+      </w:r>
+      <m:oMath>
+        <m:r>
+          <m:t>2</m:t>
+        </m:r>
+      </m:oMath>
+      <w:r>
+        <w:t xml:space="preserve">.</w:t>
+      </w:r>
+      <w:r>
+        <w:t xml:space="preserve"> </w:t>
+      </w:r>
+      <w:r>
+        <w:t xml:space="preserve">So</w:t>
+      </w:r>
+      <w:r>
+        <w:t xml:space="preserve"> </w:t>
+      </w:r>
+      <m:oMath>
+        <m:r>
+          <m:t>x</m:t>
+        </m:r>
+        <m:r>
+          <m:rPr>
+            <m:sty m:val="p"/>
+          </m:rPr>
+          <m:t>&gt;</m:t>
+        </m:r>
+        <m:r>
+          <m:t>5</m:t>
+        </m:r>
+      </m:oMath>
+      <w:r>
+        <w:t xml:space="preserve"> </w:t>
+      </w:r>
+      <w:r>
+        <w:t xml:space="preserve">is a sufficient condition for</w:t>
+      </w:r>
+      <w:r>
+        <w:t xml:space="preserve"> </w:t>
+      </w:r>
+      <m:oMath>
+        <m:r>
+          <m:t>x</m:t>
+        </m:r>
+        <m:r>
+          <m:rPr>
+            <m:sty m:val="p"/>
+          </m:rPr>
+          <m:t>&gt;</m:t>
+        </m:r>
+        <m:r>
+          <m:t>2</m:t>
+        </m:r>
+      </m:oMath>
+      <w:r>
+        <w:t xml:space="preserve">:</w:t>
+      </w:r>
+      <w:r>
+        <w:t xml:space="preserve"> </w:t>
+      </w:r>
+      <w:r>
+        <w:t xml:space="preserve">knowing that</w:t>
+      </w:r>
+      <w:r>
+        <w:t xml:space="preserve"> </w:t>
+      </w:r>
+      <m:oMath>
+        <m:r>
+          <m:t>x</m:t>
+        </m:r>
+        <m:r>
+          <m:rPr>
+            <m:sty m:val="p"/>
+          </m:rPr>
+          <m:t>=</m:t>
+        </m:r>
+        <m:r>
+          <m:t>6</m:t>
+        </m:r>
+      </m:oMath>
+      <w:r>
+        <w:t xml:space="preserve"> </w:t>
+      </w:r>
+      <w:r>
+        <w:t xml:space="preserve">satisfies</w:t>
+      </w:r>
+      <w:r>
+        <w:t xml:space="preserve"> </w:t>
+      </w:r>
+      <m:oMath>
+        <m:r>
+          <m:t>x</m:t>
+        </m:r>
+        <m:r>
+          <m:rPr>
+            <m:sty m:val="p"/>
+          </m:rPr>
+          <m:t>&gt;</m:t>
+        </m:r>
+        <m:r>
+          <m:t>5</m:t>
+        </m:r>
+      </m:oMath>
+      <w:r>
+        <w:t xml:space="preserve"> </w:t>
+      </w:r>
+      <w:r>
+        <w:t xml:space="preserve">is enough to conclude that</w:t>
+      </w:r>
+      <w:r>
+        <w:t xml:space="preserve"> </w:t>
+      </w:r>
+      <m:oMath>
+        <m:r>
+          <m:t>6</m:t>
+        </m:r>
+        <m:r>
+          <m:rPr>
+            <m:sty m:val="p"/>
+          </m:rPr>
+          <m:t>&gt;</m:t>
+        </m:r>
+        <m:r>
+          <m:t>2</m:t>
+        </m:r>
+      </m:oMath>
+      <w:r>
+        <w:t xml:space="preserve">.</w:t>
+      </w:r>
+    </w:p>
+    <w:bookmarkEnd w:id="65"/>
+    <w:bookmarkStart w:id="66" w:name="def-necessary-condition"/>
+    <w:p>
+      <w:pPr>
+        <w:pStyle w:val="BodyText"/>
+      </w:pPr>
+      <w:r>
+        <w:rPr>
+          <w:b/>
+          <w:bCs/>
+        </w:rPr>
+        <w:t xml:space="preserve">Definition 23 (Necessary condition)</w:t>
+      </w:r>
+      <w:r>
+        <w:t xml:space="preserve"> </w:t>
+      </w:r>
+      <w:r>
+        <w:t xml:space="preserve">When the proposition</w:t>
+      </w:r>
+      <w:r>
+        <w:t xml:space="preserve"> </w:t>
+      </w:r>
+      <w:r>
+        <w:t xml:space="preserve">“if</w:t>
+      </w:r>
+      <w:r>
+        <w:t xml:space="preserve"> </w:t>
+      </w:r>
+      <m:oMath>
+        <m:r>
+          <m:t>P</m:t>
+        </m:r>
+      </m:oMath>
+      <w:r>
+        <w:t xml:space="preserve">, then</w:t>
+      </w:r>
+      <w:r>
+        <w:t xml:space="preserve"> </w:t>
+      </w:r>
+      <m:oMath>
+        <m:r>
+          <m:t>Q</m:t>
+        </m:r>
+      </m:oMath>
+      <w:r>
+        <w:t xml:space="preserve">”</w:t>
+      </w:r>
+      <w:r>
+        <w:t xml:space="preserve"> </w:t>
+      </w:r>
+      <w:r>
+        <w:t xml:space="preserve">is true,</w:t>
+      </w:r>
+      <w:r>
+        <w:t xml:space="preserve"> </w:t>
+      </w:r>
+      <m:oMath>
+        <m:r>
+          <m:t>Q</m:t>
+        </m:r>
+      </m:oMath>
+      <w:r>
+        <w:t xml:space="preserve"> </w:t>
+      </w:r>
+      <w:r>
+        <w:t xml:space="preserve">is a</w:t>
+      </w:r>
+      <w:r>
+        <w:t xml:space="preserve"> </w:t>
+      </w:r>
+      <w:r>
+        <w:rPr>
+          <w:b/>
+          <w:bCs/>
+        </w:rPr>
         <w:t xml:space="preserve">necessary condition</w:t>
       </w:r>
       <w:r>
@@ -10882,6 +14251,294 @@
       </m:oMath>
       <w:r>
         <w:t xml:space="preserve">.</w:t>
+      </w:r>
+    </w:p>
+    <w:bookmarkEnd w:id="66"/>
+    <w:bookmarkStart w:id="67" w:name="exm-necessary-condition"/>
+    <w:p>
+      <w:pPr>
+        <w:pStyle w:val="BodyText"/>
+      </w:pPr>
+      <w:r>
+        <w:rPr>
+          <w:b/>
+          <w:bCs/>
+        </w:rPr>
+        <w:t xml:space="preserve">Example 24 (A necessary condition)</w:t>
+      </w:r>
+      <w:r>
+        <w:t xml:space="preserve"> </w:t>
+      </w:r>
+      <w:r>
+        <w:t xml:space="preserve">For an integer</w:t>
+      </w:r>
+      <w:r>
+        <w:t xml:space="preserve"> </w:t>
+      </w:r>
+      <m:oMath>
+        <m:r>
+          <m:t>n</m:t>
+        </m:r>
+      </m:oMath>
+      <w:r>
+        <w:t xml:space="preserve">,</w:t>
+      </w:r>
+      <w:r>
+        <w:t xml:space="preserve"> </w:t>
+      </w:r>
+      <w:r>
+        <w:t xml:space="preserve">“if</w:t>
+      </w:r>
+      <w:r>
+        <w:t xml:space="preserve"> </w:t>
+      </w:r>
+      <m:oMath>
+        <m:r>
+          <m:t>n</m:t>
+        </m:r>
+      </m:oMath>
+      <w:r>
+        <w:t xml:space="preserve"> </w:t>
+      </w:r>
+      <w:r>
+        <w:t xml:space="preserve">is a multiple of</w:t>
+      </w:r>
+      <w:r>
+        <w:t xml:space="preserve"> </w:t>
+      </w:r>
+      <m:oMath>
+        <m:r>
+          <m:t>6</m:t>
+        </m:r>
+      </m:oMath>
+      <w:r>
+        <w:t xml:space="preserve">, then</w:t>
+      </w:r>
+      <w:r>
+        <w:t xml:space="preserve"> </w:t>
+      </w:r>
+      <m:oMath>
+        <m:r>
+          <m:t>n</m:t>
+        </m:r>
+      </m:oMath>
+      <w:r>
+        <w:t xml:space="preserve"> </w:t>
+      </w:r>
+      <w:r>
+        <w:t xml:space="preserve">is a multiple of</w:t>
+      </w:r>
+      <w:r>
+        <w:t xml:space="preserve"> </w:t>
+      </w:r>
+      <m:oMath>
+        <m:r>
+          <m:t>3</m:t>
+        </m:r>
+      </m:oMath>
+      <w:r>
+        <w:t xml:space="preserve">”</w:t>
+      </w:r>
+      <w:r>
+        <w:t xml:space="preserve"> </w:t>
+      </w:r>
+      <w:r>
+        <w:t xml:space="preserve">is true,</w:t>
+      </w:r>
+      <w:r>
+        <w:t xml:space="preserve"> </w:t>
+      </w:r>
+      <w:r>
+        <w:t xml:space="preserve">because</w:t>
+      </w:r>
+      <w:r>
+        <w:t xml:space="preserve"> </w:t>
+      </w:r>
+      <m:oMath>
+        <m:r>
+          <m:t>6</m:t>
+        </m:r>
+        <m:r>
+          <m:t>k</m:t>
+        </m:r>
+        <m:r>
+          <m:rPr>
+            <m:sty m:val="p"/>
+          </m:rPr>
+          <m:t>=</m:t>
+        </m:r>
+        <m:r>
+          <m:t>3</m:t>
+        </m:r>
+        <m:r>
+          <m:rPr>
+            <m:sty m:val="p"/>
+          </m:rPr>
+          <m:t>⋅</m:t>
+        </m:r>
+        <m:r>
+          <m:rPr>
+            <m:sty m:val="p"/>
+          </m:rPr>
+          <m:t>(</m:t>
+        </m:r>
+        <m:r>
+          <m:t>2</m:t>
+        </m:r>
+        <m:r>
+          <m:t>k</m:t>
+        </m:r>
+        <m:r>
+          <m:rPr>
+            <m:sty m:val="p"/>
+          </m:rPr>
+          <m:t>)</m:t>
+        </m:r>
+      </m:oMath>
+      <w:r>
+        <w:t xml:space="preserve"> </w:t>
+      </w:r>
+      <w:r>
+        <w:t xml:space="preserve">for every integer</w:t>
+      </w:r>
+      <w:r>
+        <w:t xml:space="preserve"> </w:t>
+      </w:r>
+      <m:oMath>
+        <m:r>
+          <m:t>k</m:t>
+        </m:r>
+      </m:oMath>
+      <w:r>
+        <w:t xml:space="preserve">.</w:t>
+      </w:r>
+      <w:r>
+        <w:t xml:space="preserve"> </w:t>
+      </w:r>
+      <w:r>
+        <w:t xml:space="preserve">So being a multiple of</w:t>
+      </w:r>
+      <w:r>
+        <w:t xml:space="preserve"> </w:t>
+      </w:r>
+      <m:oMath>
+        <m:r>
+          <m:t>3</m:t>
+        </m:r>
+      </m:oMath>
+      <w:r>
+        <w:t xml:space="preserve"> </w:t>
+      </w:r>
+      <w:r>
+        <w:t xml:space="preserve">is a necessary condition for being a multiple of</w:t>
+      </w:r>
+      <w:r>
+        <w:t xml:space="preserve"> </w:t>
+      </w:r>
+      <m:oMath>
+        <m:r>
+          <m:t>6</m:t>
+        </m:r>
+      </m:oMath>
+      <w:r>
+        <w:t xml:space="preserve">:</w:t>
+      </w:r>
+      <w:r>
+        <w:t xml:space="preserve"> </w:t>
+      </w:r>
+      <m:oMath>
+        <m:r>
+          <m:t>12</m:t>
+        </m:r>
+        <m:r>
+          <m:rPr>
+            <m:sty m:val="p"/>
+          </m:rPr>
+          <m:t>=</m:t>
+        </m:r>
+        <m:r>
+          <m:t>6</m:t>
+        </m:r>
+        <m:r>
+          <m:rPr>
+            <m:sty m:val="p"/>
+          </m:rPr>
+          <m:t>⋅</m:t>
+        </m:r>
+        <m:r>
+          <m:t>2</m:t>
+        </m:r>
+      </m:oMath>
+      <w:r>
+        <w:t xml:space="preserve"> </w:t>
+      </w:r>
+      <w:r>
+        <w:t xml:space="preserve">is a multiple of</w:t>
+      </w:r>
+      <w:r>
+        <w:t xml:space="preserve"> </w:t>
+      </w:r>
+      <m:oMath>
+        <m:r>
+          <m:t>6</m:t>
+        </m:r>
+      </m:oMath>
+      <w:r>
+        <w:t xml:space="preserve">, and it is also a multiple of</w:t>
+      </w:r>
+      <w:r>
+        <w:t xml:space="preserve"> </w:t>
+      </w:r>
+      <m:oMath>
+        <m:r>
+          <m:t>3</m:t>
+        </m:r>
+      </m:oMath>
+      <w:r>
+        <w:t xml:space="preserve">, since</w:t>
+      </w:r>
+      <w:r>
+        <w:t xml:space="preserve"> </w:t>
+      </w:r>
+      <m:oMath>
+        <m:r>
+          <m:t>12</m:t>
+        </m:r>
+        <m:r>
+          <m:rPr>
+            <m:sty m:val="p"/>
+          </m:rPr>
+          <m:t>=</m:t>
+        </m:r>
+        <m:r>
+          <m:t>3</m:t>
+        </m:r>
+        <m:r>
+          <m:rPr>
+            <m:sty m:val="p"/>
+          </m:rPr>
+          <m:t>⋅</m:t>
+        </m:r>
+        <m:r>
+          <m:t>4</m:t>
+        </m:r>
+      </m:oMath>
+      <w:r>
+        <w:t xml:space="preserve">.</w:t>
+      </w:r>
+    </w:p>
+    <w:bookmarkEnd w:id="67"/>
+    <w:bookmarkStart w:id="68" w:name="def-necessary-sufficient"/>
+    <w:p>
+      <w:pPr>
+        <w:pStyle w:val="BodyText"/>
+      </w:pPr>
+      <w:r>
+        <w:rPr>
+          <w:b/>
+          <w:bCs/>
+        </w:rPr>
+        <w:t xml:space="preserve">Definition 24 (Necessary and sufficient condition)</w:t>
       </w:r>
       <w:r>
         <w:t xml:space="preserve"> </w:t>
@@ -10928,7 +14585,7 @@
           <w:rPr>
             <w:rStyle w:val="Hyperlink"/>
           </w:rPr>
-          <w:t xml:space="preserve">Definition 11</w:t>
+          <w:t xml:space="preserve">Definition 21</w:t>
         </w:r>
       </w:hyperlink>
       <w:r>
@@ -10973,11 +14630,39 @@
         </m:r>
       </m:oMath>
       <w:r>
+        <w:t xml:space="preserve"> </w:t>
+      </w:r>
+      <w:r>
+        <w:t xml:space="preserve">(</w:t>
+      </w:r>
+      <w:hyperlink w:anchor="def-sufficient-condition">
+        <w:r>
+          <w:rPr>
+            <w:rStyle w:val="Hyperlink"/>
+          </w:rPr>
+          <w:t xml:space="preserve">Definition 22</w:t>
+        </w:r>
+      </w:hyperlink>
+      <w:r>
         <w:t xml:space="preserve">,</w:t>
       </w:r>
       <w:r>
         <w:t xml:space="preserve"> </w:t>
       </w:r>
+      <w:hyperlink w:anchor="def-necessary-condition">
+        <w:r>
+          <w:rPr>
+            <w:rStyle w:val="Hyperlink"/>
+          </w:rPr>
+          <w:t xml:space="preserve">Definition 23</w:t>
+        </w:r>
+      </w:hyperlink>
+      <w:r>
+        <w:t xml:space="preserve">),</w:t>
+      </w:r>
+      <w:r>
+        <w:t xml:space="preserve"> </w:t>
+      </w:r>
       <w:r>
         <w:t xml:space="preserve">written</w:t>
       </w:r>
@@ -11013,8 +14698,8 @@
         <w:t xml:space="preserve">.</w:t>
       </w:r>
     </w:p>
-    <w:bookmarkEnd w:id="43"/>
-    <w:bookmarkStart w:id="44" w:name="exm-necessary-sufficient"/>
+    <w:bookmarkEnd w:id="68"/>
+    <w:bookmarkStart w:id="69" w:name="exm-necessary-sufficient"/>
     <w:p>
       <w:pPr>
         <w:pStyle w:val="BodyText"/>
@@ -11024,7 +14709,7 @@
           <w:b/>
           <w:bCs/>
         </w:rPr>
-        <w:t xml:space="preserve">Example 13 (Necessary but not sufficient)</w:t>
+        <w:t xml:space="preserve">Example 25 (Necessary but not sufficient)</w:t>
       </w:r>
       <w:r>
         <w:t xml:space="preserve"> </w:t>
@@ -11040,7 +14725,7 @@
           <w:rPr>
             <w:rStyle w:val="Hyperlink"/>
           </w:rPr>
-          <w:t xml:space="preserve">Example 12</w:t>
+          <w:t xml:space="preserve">Example 22</w:t>
         </w:r>
       </w:hyperlink>
       <w:r>
@@ -11103,7 +14788,7 @@
         <w:pStyle w:val="Compact"/>
         <w:numPr>
           <w:ilvl w:val="0"/>
-          <w:numId w:val="1017"/>
+          <w:numId w:val="1021"/>
         </w:numPr>
       </w:pPr>
       <w:r>
@@ -11143,7 +14828,7 @@
         <w:pStyle w:val="Compact"/>
         <w:numPr>
           <w:ilvl w:val="0"/>
-          <w:numId w:val="1017"/>
+          <w:numId w:val="1021"/>
         </w:numPr>
       </w:pPr>
       <w:r>
@@ -11228,8 +14913,8 @@
         <w:t xml:space="preserve">.</w:t>
       </w:r>
     </w:p>
-    <w:bookmarkEnd w:id="44"/>
-    <w:bookmarkStart w:id="45" w:name="def-proof-by-contradiction"/>
+    <w:bookmarkEnd w:id="69"/>
+    <w:bookmarkStart w:id="70" w:name="def-proof-by-contradiction"/>
     <w:p>
       <w:pPr>
         <w:pStyle w:val="BodyText"/>
@@ -11239,7 +14924,7 @@
           <w:b/>
           <w:bCs/>
         </w:rPr>
-        <w:t xml:space="preserve">Definition 13 (Proof by contradiction)</w:t>
+        <w:t xml:space="preserve">Definition 25 (Proof by contradiction)</w:t>
       </w:r>
       <w:r>
         <w:t xml:space="preserve"> </w:t>
@@ -11298,8 +14983,8 @@
         <w:t xml:space="preserve">and derives from that assumption a proposition that is known to be false.</w:t>
       </w:r>
     </w:p>
-    <w:bookmarkEnd w:id="45"/>
-    <w:bookmarkStart w:id="46" w:name="exm-proof-by-contradiction"/>
+    <w:bookmarkEnd w:id="70"/>
+    <w:bookmarkStart w:id="71" w:name="exm-proof-by-contradiction"/>
     <w:p>
       <w:pPr>
         <w:pStyle w:val="BodyText"/>
@@ -11309,7 +14994,7 @@
           <w:b/>
           <w:bCs/>
         </w:rPr>
-        <w:t xml:space="preserve">Example 14 (No integer is both even and odd)</w:t>
+        <w:t xml:space="preserve">Example 26 (No integer is both even and odd)</w:t>
       </w:r>
       <w:r>
         <w:t xml:space="preserve"> </w:t>
@@ -11687,7 +15372,7 @@
       <w:r>
         <w:t xml:space="preserve"> </w:t>
       </w:r>
-      <w:hyperlink r:id="rId26">
+      <w:hyperlink r:id="rId40">
         <w:r>
           <w:rPr>
             <w:rStyle w:val="Hyperlink"/>
@@ -11865,8 +15550,8 @@
         <w:t xml:space="preserve">, which is not an integer.</w:t>
       </w:r>
     </w:p>
-    <w:bookmarkEnd w:id="46"/>
-    <w:bookmarkStart w:id="47" w:name="thm-proof-by-contradiction"/>
+    <w:bookmarkEnd w:id="71"/>
+    <w:bookmarkStart w:id="72" w:name="thm-proof-by-contradiction"/>
     <w:p>
       <w:pPr>
         <w:pStyle w:val="BodyText"/>
@@ -11987,7 +15672,7 @@
         <w:t xml:space="preserve">is true.</w:t>
       </w:r>
     </w:p>
-    <w:bookmarkEnd w:id="47"/>
+    <w:bookmarkEnd w:id="72"/>
     <w:p>
       <w:pPr>
         <w:pStyle w:val="BodyText"/>
@@ -12008,12 +15693,12 @@
       <w:r>
         <w:t xml:space="preserve"> </w:t>
       </w:r>
-      <w:hyperlink w:anchor="def-logical-connective">
+      <w:hyperlink w:anchor="def-implies">
         <w:r>
           <w:rPr>
             <w:rStyle w:val="Hyperlink"/>
           </w:rPr>
-          <w:t xml:space="preserve">Definition 3</w:t>
+          <w:t xml:space="preserve">Definition 7</w:t>
         </w:r>
       </w:hyperlink>
       <w:r>
@@ -12238,7 +15923,7 @@
         <w:t xml:space="preserve">must be true.</w:t>
       </w:r>
     </w:p>
-    <w:bookmarkStart w:id="48" w:name="exm-proof-by-contradiction-truth-table"/>
+    <w:bookmarkStart w:id="73" w:name="exm-proof-by-contradiction-truth-table"/>
     <w:p>
       <w:pPr>
         <w:pStyle w:val="BodyText"/>
@@ -12248,7 +15933,7 @@
           <w:b/>
           <w:bCs/>
         </w:rPr>
-        <w:t xml:space="preserve">Example 15 (A truth table for a proof by contradiction)</w:t>
+        <w:t xml:space="preserve">Example 27 (A truth table for a proof by contradiction)</w:t>
       </w:r>
       <w:r>
         <w:t xml:space="preserve"> </w:t>
@@ -12811,9 +16496,9 @@
         <w:t xml:space="preserve">is true.</w:t>
       </w:r>
     </w:p>
-    <w:bookmarkEnd w:id="48"/>
-    <w:bookmarkEnd w:id="49"/>
-    <w:bookmarkStart w:id="50" w:name="sec-dont-skip-steps"/>
+    <w:bookmarkEnd w:id="73"/>
+    <w:bookmarkEnd w:id="74"/>
+    <w:bookmarkStart w:id="75" w:name="sec-dont-skip-steps"/>
     <w:p>
       <w:pPr>
         <w:pStyle w:val="Heading2"/>
@@ -12841,7 +16526,7 @@
         <w:pStyle w:val="Compact"/>
         <w:numPr>
           <w:ilvl w:val="0"/>
-          <w:numId w:val="1018"/>
+          <w:numId w:val="1022"/>
         </w:numPr>
       </w:pPr>
       <w:r>
@@ -12853,7 +16538,7 @@
         <w:pStyle w:val="Compact"/>
         <w:numPr>
           <w:ilvl w:val="0"/>
-          <w:numId w:val="1018"/>
+          <w:numId w:val="1022"/>
         </w:numPr>
       </w:pPr>
       <w:r>
@@ -12865,7 +16550,7 @@
         <w:pStyle w:val="Compact"/>
         <w:numPr>
           <w:ilvl w:val="0"/>
-          <w:numId w:val="1018"/>
+          <w:numId w:val="1022"/>
         </w:numPr>
       </w:pPr>
       <w:r>
@@ -12968,8 +16653,8 @@
         <w:t xml:space="preserve">show the step instead.</w:t>
       </w:r>
     </w:p>
-    <w:bookmarkEnd w:id="50"/>
-    <w:bookmarkStart w:id="56" w:name="sec-annotate-each-step"/>
+    <w:bookmarkEnd w:id="75"/>
+    <w:bookmarkStart w:id="81" w:name="sec-annotate-each-step"/>
     <w:p>
       <w:pPr>
         <w:pStyle w:val="Heading2"/>
@@ -13040,7 +16725,7 @@
       <w:r>
         <w:t xml:space="preserve"> </w:t>
       </w:r>
-      <w:hyperlink r:id="rId51">
+      <w:hyperlink r:id="rId76">
         <w:r>
           <w:rPr>
             <w:rStyle w:val="Hyperlink"/>
@@ -13149,7 +16834,7 @@
       <w:r>
         <w:t xml:space="preserve"> </w:t>
       </w:r>
-      <w:hyperlink r:id="rId52">
+      <w:hyperlink r:id="rId77">
         <w:r>
           <w:rPr>
             <w:rStyle w:val="Hyperlink"/>
@@ -13937,7 +17622,7 @@
       <w:r>
         <w:t xml:space="preserve"> </w:t>
       </w:r>
-      <w:hyperlink r:id="rId53">
+      <w:hyperlink r:id="rId78">
         <w:r>
           <w:rPr>
             <w:rStyle w:val="Hyperlink"/>
@@ -13977,7 +17662,7 @@
       <w:r>
         <w:t xml:space="preserve"> </w:t>
       </w:r>
-      <w:hyperlink r:id="rId54">
+      <w:hyperlink r:id="rId79">
         <w:r>
           <w:rPr>
             <w:rStyle w:val="Hyperlink"/>
@@ -14123,7 +17808,7 @@
       <w:r>
         <w:t xml:space="preserve"> </w:t>
       </w:r>
-      <w:hyperlink r:id="rId55">
+      <w:hyperlink r:id="rId80">
         <w:r>
           <w:rPr>
             <w:rStyle w:val="Hyperlink"/>
@@ -14135,8 +17820,8 @@
         <w:t xml:space="preserve">.</w:t>
       </w:r>
     </w:p>
-    <w:bookmarkEnd w:id="56"/>
-    <w:bookmarkStart w:id="59" w:name="sec-direct-proof"/>
+    <w:bookmarkEnd w:id="81"/>
+    <w:bookmarkStart w:id="85" w:name="sec-direct-proof"/>
     <w:p>
       <w:pPr>
         <w:pStyle w:val="Heading2"/>
@@ -14145,7 +17830,7 @@
         <w:t xml:space="preserve">4 Direct proof</w:t>
       </w:r>
     </w:p>
-    <w:bookmarkStart w:id="57" w:name="def-direct-proof"/>
+    <w:bookmarkStart w:id="82" w:name="def-direct-proof"/>
     <w:p>
       <w:pPr>
         <w:pStyle w:val="FirstParagraph"/>
@@ -14155,7 +17840,7 @@
           <w:b/>
           <w:bCs/>
         </w:rPr>
-        <w:t xml:space="preserve">Definition 14 (Direct proof)</w:t>
+        <w:t xml:space="preserve">Definition 26 (Direct proof)</w:t>
       </w:r>
       <w:r>
         <w:t xml:space="preserve"> </w:t>
@@ -14298,8 +17983,8 @@
         <w:t xml:space="preserve">which does.</w:t>
       </w:r>
     </w:p>
-    <w:bookmarkEnd w:id="57"/>
-    <w:bookmarkStart w:id="58" w:name="exm-direct-proof"/>
+    <w:bookmarkEnd w:id="82"/>
+    <w:bookmarkStart w:id="84" w:name="exm-direct-proof"/>
     <w:p>
       <w:pPr>
         <w:pStyle w:val="BodyText"/>
@@ -14309,7 +17994,7 @@
           <w:b/>
           <w:bCs/>
         </w:rPr>
-        <w:t xml:space="preserve">Example 16 (The square of an odd integer is odd)</w:t>
+        <w:t xml:space="preserve">Example 28 (The square of an odd integer is odd)</w:t>
       </w:r>
       <w:r>
         <w:t xml:space="preserve"> </w:t>
@@ -14334,7 +18019,7 @@
       <w:r>
         <w:t xml:space="preserve"> </w:t>
       </w:r>
-      <w:hyperlink r:id="rId10">
+      <w:hyperlink r:id="rId83">
         <w:r>
           <w:rPr>
             <w:rStyle w:val="Hyperlink"/>
@@ -15174,9 +18859,9 @@
         <w:t xml:space="preserve">is also a direct proof.</w:t>
       </w:r>
     </w:p>
-    <w:bookmarkEnd w:id="58"/>
-    <w:bookmarkEnd w:id="59"/>
-    <w:bookmarkStart w:id="60" w:name="sec-golden-rule"/>
+    <w:bookmarkEnd w:id="84"/>
+    <w:bookmarkEnd w:id="85"/>
+    <w:bookmarkStart w:id="86" w:name="sec-golden-rule"/>
     <w:p>
       <w:pPr>
         <w:pStyle w:val="Heading2"/>
@@ -15237,8 +18922,8 @@
         <w:t xml:space="preserve">Write your own proofs to meet that same standard.</w:t>
       </w:r>
     </w:p>
-    <w:bookmarkEnd w:id="60"/>
-    <w:bookmarkStart w:id="67" w:name="sec-proof-by-induction"/>
+    <w:bookmarkEnd w:id="86"/>
+    <w:bookmarkStart w:id="93" w:name="sec-proof-by-induction"/>
     <w:p>
       <w:pPr>
         <w:pStyle w:val="Heading2"/>
@@ -15263,7 +18948,7 @@
       <w:r>
         <w:t xml:space="preserve"> </w:t>
       </w:r>
-      <w:hyperlink r:id="rId61">
+      <w:hyperlink r:id="rId87">
         <w:r>
           <w:rPr>
             <w:rStyle w:val="Hyperlink"/>
@@ -15329,7 +19014,7 @@
         <w:t xml:space="preserve">induction proves it for all of them with two arguments.</w:t>
       </w:r>
     </w:p>
-    <w:bookmarkStart w:id="63" w:name="def-proof-by-induction"/>
+    <w:bookmarkStart w:id="89" w:name="def-proof-by-induction"/>
     <w:p>
       <w:pPr>
         <w:pStyle w:val="BodyText"/>
@@ -15339,7 +19024,7 @@
           <w:b/>
           <w:bCs/>
         </w:rPr>
-        <w:t xml:space="preserve">Definition 15 (Proof by induction)</w:t>
+        <w:t xml:space="preserve">Definition 27 (Proof by induction)</w:t>
       </w:r>
       <w:r>
         <w:t xml:space="preserve"> </w:t>
@@ -15373,7 +19058,7 @@
       <w:r>
         <w:t xml:space="preserve"> </w:t>
       </w:r>
-      <w:hyperlink r:id="rId17">
+      <w:hyperlink r:id="rId31">
         <w:r>
           <w:rPr>
             <w:rStyle w:val="Hyperlink"/>
@@ -15422,7 +19107,7 @@
       <w:r>
         <w:t xml:space="preserve"> </w:t>
       </w:r>
-      <w:hyperlink r:id="rId62">
+      <w:hyperlink r:id="rId88">
         <w:r>
           <w:rPr>
             <w:rStyle w:val="Hyperlink"/>
@@ -15568,7 +19253,7 @@
         <w:pStyle w:val="Compact"/>
         <w:numPr>
           <w:ilvl w:val="0"/>
-          <w:numId w:val="1019"/>
+          <w:numId w:val="1023"/>
         </w:numPr>
       </w:pPr>
       <w:r>
@@ -15622,7 +19307,7 @@
         <w:pStyle w:val="Compact"/>
         <w:numPr>
           <w:ilvl w:val="0"/>
-          <w:numId w:val="1019"/>
+          <w:numId w:val="1023"/>
         </w:numPr>
       </w:pPr>
       <w:r>
@@ -15812,8 +19497,8 @@
         <w:t xml:space="preserve">.</w:t>
       </w:r>
     </w:p>
-    <w:bookmarkEnd w:id="63"/>
-    <w:bookmarkStart w:id="64" w:name="rem-induction-why"/>
+    <w:bookmarkEnd w:id="89"/>
+    <w:bookmarkStart w:id="90" w:name="rem-induction-why"/>
     <w:p>
       <w:pPr>
         <w:pStyle w:val="BodyText"/>
@@ -16282,7 +19967,7 @@
         <w:t xml:space="preserve">.</w:t>
       </w:r>
     </w:p>
-    <w:bookmarkEnd w:id="64"/>
+    <w:bookmarkEnd w:id="90"/>
     <w:p>
       <w:pPr>
         <w:pStyle w:val="BodyText"/>
@@ -16293,7 +19978,7 @@
       <w:r>
         <w:t xml:space="preserve"> </w:t>
       </w:r>
-      <w:hyperlink r:id="rId65">
+      <w:hyperlink r:id="rId91">
         <w:r>
           <w:rPr>
             <w:rStyle w:val="Hyperlink"/>
@@ -16305,7 +19990,7 @@
         <w:t xml:space="preserve">.</w:t>
       </w:r>
     </w:p>
-    <w:bookmarkStart w:id="66" w:name="exm-induction-sum"/>
+    <w:bookmarkStart w:id="92" w:name="exm-induction-sum"/>
     <w:p>
       <w:pPr>
         <w:pStyle w:val="BodyText"/>
@@ -16315,7 +20000,7 @@
           <w:b/>
           <w:bCs/>
         </w:rPr>
-        <w:t xml:space="preserve">Example 17 (Sum of the first</w:t>
+        <w:t xml:space="preserve">Example 29 (Sum of the first</w:t>
       </w:r>
       <w:r>
         <w:rPr>
@@ -16638,7 +20323,7 @@
           <w:rPr>
             <w:rStyle w:val="Hyperlink"/>
           </w:rPr>
-          <w:t xml:space="preserve">Definition 15</w:t>
+          <w:t xml:space="preserve">Definition 27</w:t>
         </w:r>
       </w:hyperlink>
       <w:r>
@@ -18429,7 +22114,7 @@
           <w:rPr>
             <w:rStyle w:val="Hyperlink"/>
           </w:rPr>
-          <w:t xml:space="preserve">Definition 15</w:t>
+          <w:t xml:space="preserve">Definition 27</w:t>
         </w:r>
       </w:hyperlink>
       <w:r>
@@ -18466,9 +22151,9 @@
         <w:t xml:space="preserve">.</w:t>
       </w:r>
     </w:p>
-    <w:bookmarkEnd w:id="66"/>
-    <w:bookmarkEnd w:id="67"/>
-    <w:bookmarkStart w:id="75" w:name="sec-formal-logic"/>
+    <w:bookmarkEnd w:id="92"/>
+    <w:bookmarkEnd w:id="93"/>
+    <w:bookmarkStart w:id="101" w:name="sec-formal-logic"/>
     <w:p>
       <w:pPr>
         <w:pStyle w:val="Heading2"/>
@@ -18477,7 +22162,7 @@
         <w:t xml:space="preserve">7 Formal logic</w:t>
       </w:r>
     </w:p>
-    <w:bookmarkStart w:id="68" w:name="def-propositional-logic"/>
+    <w:bookmarkStart w:id="94" w:name="def-propositional-logic"/>
     <w:p>
       <w:pPr>
         <w:pStyle w:val="FirstParagraph"/>
@@ -18487,7 +22172,7 @@
           <w:b/>
           <w:bCs/>
         </w:rPr>
-        <w:t xml:space="preserve">Definition 16 (Propositional logic)</w:t>
+        <w:t xml:space="preserve">Definition 28 (Propositional logic)</w:t>
       </w:r>
       <w:r>
         <w:t xml:space="preserve"> </w:t>
@@ -18616,8 +22301,8 @@
         <w:t xml:space="preserve">not on what the basic propositions say.</w:t>
       </w:r>
     </w:p>
-    <w:bookmarkEnd w:id="68"/>
-    <w:bookmarkStart w:id="69" w:name="exm-propositional-logic"/>
+    <w:bookmarkEnd w:id="94"/>
+    <w:bookmarkStart w:id="95" w:name="exm-propositional-logic"/>
     <w:p>
       <w:pPr>
         <w:pStyle w:val="BodyText"/>
@@ -18627,7 +22312,7 @@
           <w:b/>
           <w:bCs/>
         </w:rPr>
-        <w:t xml:space="preserve">Example 18 (</w:t>
+        <w:t xml:space="preserve">Example 30 (</w:t>
       </w:r>
       <m:oMath>
         <m:r>
@@ -18963,8 +22648,8 @@
         <w:t xml:space="preserve">.</w:t>
       </w:r>
     </w:p>
-    <w:bookmarkEnd w:id="69"/>
-    <w:bookmarkStart w:id="71" w:name="def-first-order-logic"/>
+    <w:bookmarkEnd w:id="95"/>
+    <w:bookmarkStart w:id="97" w:name="def-first-order-logic"/>
     <w:p>
       <w:pPr>
         <w:pStyle w:val="BodyText"/>
@@ -18974,7 +22659,7 @@
           <w:b/>
           <w:bCs/>
         </w:rPr>
-        <w:t xml:space="preserve">Definition 17 (First-order logic)</w:t>
+        <w:t xml:space="preserve">Definition 29 (First-order logic)</w:t>
       </w:r>
       <w:r>
         <w:t xml:space="preserve"> </w:t>
@@ -18997,7 +22682,7 @@
           <w:rPr>
             <w:rStyle w:val="Hyperlink"/>
           </w:rPr>
-          <w:t xml:space="preserve">Definition 16</w:t>
+          <w:t xml:space="preserve">Definition 28</w:t>
         </w:r>
       </w:hyperlink>
       <w:r>
@@ -19015,7 +22700,7 @@
         <w:pStyle w:val="Compact"/>
         <w:numPr>
           <w:ilvl w:val="0"/>
-          <w:numId w:val="1020"/>
+          <w:numId w:val="1024"/>
         </w:numPr>
       </w:pPr>
       <w:r>
@@ -19062,7 +22747,7 @@
         <w:pStyle w:val="Compact"/>
         <w:numPr>
           <w:ilvl w:val="0"/>
-          <w:numId w:val="1020"/>
+          <w:numId w:val="1024"/>
         </w:numPr>
       </w:pPr>
       <w:hyperlink w:anchor="def-predicate">
@@ -19140,10 +22825,10 @@
         <w:pStyle w:val="Compact"/>
         <w:numPr>
           <w:ilvl w:val="0"/>
-          <w:numId w:val="1020"/>
+          <w:numId w:val="1024"/>
         </w:numPr>
       </w:pPr>
-      <w:hyperlink r:id="rId70">
+      <w:hyperlink r:id="rId96">
         <w:r>
           <w:rPr>
             <w:rStyle w:val="Hyperlink"/>
@@ -19183,7 +22868,7 @@
         <w:pStyle w:val="Compact"/>
         <w:numPr>
           <w:ilvl w:val="0"/>
-          <w:numId w:val="1020"/>
+          <w:numId w:val="1024"/>
         </w:numPr>
       </w:pPr>
       <w:r>
@@ -19195,7 +22880,7 @@
         <w:pStyle w:val="Compact"/>
         <w:numPr>
           <w:ilvl w:val="0"/>
-          <w:numId w:val="1020"/>
+          <w:numId w:val="1024"/>
         </w:numPr>
       </w:pPr>
       <w:hyperlink w:anchor="def-quantifier">
@@ -19241,8 +22926,8 @@
         <w:t xml:space="preserve">over them.</w:t>
       </w:r>
     </w:p>
-    <w:bookmarkEnd w:id="71"/>
-    <w:bookmarkStart w:id="72" w:name="exm-first-order-logic"/>
+    <w:bookmarkEnd w:id="97"/>
+    <w:bookmarkStart w:id="98" w:name="exm-first-order-logic"/>
     <w:p>
       <w:pPr>
         <w:pStyle w:val="FirstParagraph"/>
@@ -19252,7 +22937,7 @@
           <w:b/>
           <w:bCs/>
         </w:rPr>
-        <w:t xml:space="preserve">Example 19 (From</w:t>
+        <w:t xml:space="preserve">Example 31 (From</w:t>
       </w:r>
       <w:r>
         <w:rPr>
@@ -19658,8 +23343,8 @@
         <w:t xml:space="preserve">.</w:t>
       </w:r>
     </w:p>
-    <w:bookmarkEnd w:id="72"/>
-    <w:bookmarkStart w:id="73" w:name="def-formal-proof"/>
+    <w:bookmarkEnd w:id="98"/>
+    <w:bookmarkStart w:id="99" w:name="def-formal-proof"/>
     <w:p>
       <w:pPr>
         <w:pStyle w:val="BodyText"/>
@@ -19669,7 +23354,7 @@
           <w:b/>
           <w:bCs/>
         </w:rPr>
-        <w:t xml:space="preserve">Definition 18 (Formal proof)</w:t>
+        <w:t xml:space="preserve">Definition 30 (Formal proof)</w:t>
       </w:r>
       <w:r>
         <w:t xml:space="preserve"> </w:t>
@@ -19715,7 +23400,7 @@
           <w:rPr>
             <w:rStyle w:val="Hyperlink"/>
           </w:rPr>
-          <w:t xml:space="preserve">Definition 16</w:t>
+          <w:t xml:space="preserve">Definition 28</w:t>
         </w:r>
       </w:hyperlink>
       <w:r>
@@ -19732,7 +23417,7 @@
           <w:rPr>
             <w:rStyle w:val="Hyperlink"/>
           </w:rPr>
-          <w:t xml:space="preserve">Definition 17</w:t>
+          <w:t xml:space="preserve">Definition 29</w:t>
         </w:r>
       </w:hyperlink>
       <w:r>
@@ -19763,8 +23448,8 @@
         <w:t xml:space="preserve">so that checking the proof needs no understanding of what its propositions mean.</w:t>
       </w:r>
     </w:p>
-    <w:bookmarkEnd w:id="73"/>
-    <w:bookmarkStart w:id="74" w:name="exm-formal-proof"/>
+    <w:bookmarkEnd w:id="99"/>
+    <w:bookmarkStart w:id="100" w:name="exm-formal-proof"/>
     <w:p>
       <w:pPr>
         <w:pStyle w:val="BodyText"/>
@@ -19774,7 +23459,7 @@
           <w:b/>
           <w:bCs/>
         </w:rPr>
-        <w:t xml:space="preserve">Example 20 (A three-step formal proof)</w:t>
+        <w:t xml:space="preserve">Example 32 (A three-step formal proof)</w:t>
       </w:r>
       <w:r>
         <w:t xml:space="preserve"> </w:t>
@@ -19896,7 +23581,7 @@
         <w:pStyle w:val="Compact"/>
         <w:numPr>
           <w:ilvl w:val="0"/>
-          <w:numId w:val="1021"/>
+          <w:numId w:val="1025"/>
         </w:numPr>
       </w:pPr>
       <m:oMath>
@@ -19916,7 +23601,7 @@
         <w:pStyle w:val="Compact"/>
         <w:numPr>
           <w:ilvl w:val="0"/>
-          <w:numId w:val="1021"/>
+          <w:numId w:val="1025"/>
         </w:numPr>
       </w:pPr>
       <m:oMath>
@@ -19945,7 +23630,7 @@
         <w:pStyle w:val="Compact"/>
         <w:numPr>
           <w:ilvl w:val="0"/>
-          <w:numId w:val="1021"/>
+          <w:numId w:val="1025"/>
         </w:numPr>
       </w:pPr>
       <m:oMath>
@@ -19960,9 +23645,9 @@
         <w:t xml:space="preserve">(from steps 1 and 2, by the rule above)</w:t>
       </w:r>
     </w:p>
-    <w:bookmarkEnd w:id="74"/>
-    <w:bookmarkEnd w:id="75"/>
-    <w:bookmarkStart w:id="77" w:name="sec-further-reading"/>
+    <w:bookmarkEnd w:id="100"/>
+    <w:bookmarkEnd w:id="101"/>
+    <w:bookmarkStart w:id="106" w:name="sec-further-reading"/>
     <w:p>
       <w:pPr>
         <w:pStyle w:val="Heading2"/>
@@ -19976,7 +23661,7 @@
         <w:pStyle w:val="Compact"/>
         <w:numPr>
           <w:ilvl w:val="0"/>
-          <w:numId w:val="1022"/>
+          <w:numId w:val="1026"/>
         </w:numPr>
       </w:pPr>
       <w:r>
@@ -20011,7 +23696,7 @@
       <w:r>
         <w:t xml:space="preserve"> </w:t>
       </w:r>
-      <w:hyperlink r:id="rId76">
+      <w:hyperlink r:id="rId102">
         <w:r>
           <w:rPr>
             <w:rStyle w:val="Hyperlink"/>
@@ -20028,7 +23713,7 @@
         <w:pStyle w:val="Compact"/>
         <w:numPr>
           <w:ilvl w:val="0"/>
-          <w:numId w:val="1022"/>
+          <w:numId w:val="1026"/>
         </w:numPr>
       </w:pPr>
       <w:r>
@@ -20089,8 +23774,115 @@
         <w:t xml:space="preserve">.</w:t>
       </w:r>
     </w:p>
-    <w:bookmarkEnd w:id="77"/>
-    <w:bookmarkStart w:id="83" w:name="references"/>
+    <w:p>
+      <w:pPr>
+        <w:pStyle w:val="FirstParagraph"/>
+      </w:pPr>
+      <w:r>
+        <w:t xml:space="preserve">Free course materials on formal logic:</w:t>
+      </w:r>
+    </w:p>
+    <w:p>
+      <w:pPr>
+        <w:pStyle w:val="Compact"/>
+        <w:numPr>
+          <w:ilvl w:val="0"/>
+          <w:numId w:val="1027"/>
+        </w:numPr>
+      </w:pPr>
+      <w:r>
+        <w:t xml:space="preserve">Thomas Icard’s</w:t>
+      </w:r>
+      <w:r>
+        <w:t xml:space="preserve"> </w:t>
+      </w:r>
+      <w:hyperlink r:id="rId103">
+        <w:r>
+          <w:rPr>
+            <w:rStyle w:val="Hyperlink"/>
+          </w:rPr>
+          <w:t xml:space="preserve">Phil 150/250, Mathematical Logic course notes</w:t>
+        </w:r>
+      </w:hyperlink>
+      <w:r>
+        <w:t xml:space="preserve"> </w:t>
+      </w:r>
+      <w:r>
+        <w:t xml:space="preserve">(Stanford) review sets, relations and functions,</w:t>
+      </w:r>
+      <w:r>
+        <w:t xml:space="preserve"> </w:t>
+      </w:r>
+      <w:r>
+        <w:t xml:space="preserve">then cover propositional, modal and first-order logic.</w:t>
+      </w:r>
+    </w:p>
+    <w:p>
+      <w:pPr>
+        <w:pStyle w:val="Compact"/>
+        <w:numPr>
+          <w:ilvl w:val="0"/>
+          <w:numId w:val="1027"/>
+        </w:numPr>
+      </w:pPr>
+      <w:r>
+        <w:t xml:space="preserve">John Wilcox’s</w:t>
+      </w:r>
+      <w:r>
+        <w:t xml:space="preserve"> </w:t>
+      </w:r>
+      <w:hyperlink r:id="rId104">
+        <w:r>
+          <w:rPr>
+            <w:rStyle w:val="Hyperlink"/>
+          </w:rPr>
+          <w:t xml:space="preserve">logic handouts</w:t>
+        </w:r>
+      </w:hyperlink>
+      <w:r>
+        <w:t xml:space="preserve"> </w:t>
+      </w:r>
+      <w:r>
+        <w:t xml:space="preserve">supplement the same Stanford course,</w:t>
+      </w:r>
+      <w:r>
+        <w:t xml:space="preserve"> </w:t>
+      </w:r>
+      <w:r>
+        <w:t xml:space="preserve">with a handout per week on the syntax and semantics of propositional and first-order logic, natural deduction and metalogic.</w:t>
+      </w:r>
+    </w:p>
+    <w:p>
+      <w:pPr>
+        <w:pStyle w:val="Compact"/>
+        <w:numPr>
+          <w:ilvl w:val="0"/>
+          <w:numId w:val="1027"/>
+        </w:numPr>
+      </w:pPr>
+      <w:r>
+        <w:t xml:space="preserve">Eric Pacuit’s</w:t>
+      </w:r>
+      <w:r>
+        <w:t xml:space="preserve"> </w:t>
+      </w:r>
+      <w:hyperlink r:id="rId105">
+        <w:r>
+          <w:rPr>
+            <w:rStyle w:val="Hyperlink"/>
+          </w:rPr>
+          <w:t xml:space="preserve">Phil 151: First Order Logic</w:t>
+        </w:r>
+      </w:hyperlink>
+      <w:r>
+        <w:t xml:space="preserve"> </w:t>
+      </w:r>
+      <w:r>
+        <w:t xml:space="preserve">(Stanford, Winter 2009) posts a syllabus, a modal logic study guide and problem sets.</w:t>
+      </w:r>
+    </w:p>
+    <w:bookmarkEnd w:id="106"/>
+    <w:bookmarkStart w:id="112" w:name="references"/>
     <w:p>
       <w:pPr>
         <w:pStyle w:val="Heading2"/>
@@ -20099,8 +23891,8 @@
         <w:t xml:space="preserve">References</w:t>
       </w:r>
     </w:p>
-    <w:bookmarkStart w:id="82" w:name="refs"/>
-    <w:bookmarkStart w:id="79" w:name="ref-barkerplummer2011language"/>
+    <w:bookmarkStart w:id="111" w:name="refs"/>
+    <w:bookmarkStart w:id="108" w:name="ref-barkerplummer2011language"/>
     <w:p>
       <w:pPr>
         <w:pStyle w:val="Bibliography"/>
@@ -20124,7 +23916,7 @@
       <w:r>
         <w:t xml:space="preserve"> </w:t>
       </w:r>
-      <w:hyperlink r:id="rId78">
+      <w:hyperlink r:id="rId107">
         <w:r>
           <w:rPr>
             <w:rStyle w:val="Hyperlink"/>
@@ -20136,8 +23928,8 @@
         <w:t xml:space="preserve">.</w:t>
       </w:r>
     </w:p>
-    <w:bookmarkEnd w:id="79"/>
-    <w:bookmarkStart w:id="81" w:name="ref-velleman2019prove"/>
+    <w:bookmarkEnd w:id="108"/>
+    <w:bookmarkStart w:id="110" w:name="ref-velleman2019prove"/>
     <w:p>
       <w:pPr>
         <w:pStyle w:val="Bibliography"/>
@@ -20161,7 +23953,7 @@
       <w:r>
         <w:t xml:space="preserve"> </w:t>
       </w:r>
-      <w:hyperlink r:id="rId80">
+      <w:hyperlink r:id="rId109">
         <w:r>
           <w:rPr>
             <w:rStyle w:val="Hyperlink"/>
@@ -20173,9 +23965,9 @@
         <w:t xml:space="preserve">.</w:t>
       </w:r>
     </w:p>
-    <w:bookmarkEnd w:id="81"/>
-    <w:bookmarkEnd w:id="82"/>
-    <w:bookmarkEnd w:id="83"/>
+    <w:bookmarkEnd w:id="110"/>
+    <w:bookmarkEnd w:id="111"/>
+    <w:bookmarkEnd w:id="112"/>
     <w:sectPr>
       <w:footnotePr>
         <w:numRestart w:val="eachSect"/>
@@ -20511,6 +24303,21 @@
     <w:abstractNumId w:val="991"/>
   </w:num>
   <w:num w:numId="1012">
+    <w:abstractNumId w:val="991"/>
+  </w:num>
+  <w:num w:numId="1013">
+    <w:abstractNumId w:val="991"/>
+  </w:num>
+  <w:num w:numId="1014">
+    <w:abstractNumId w:val="991"/>
+  </w:num>
+  <w:num w:numId="1015">
+    <w:abstractNumId w:val="991"/>
+  </w:num>
+  <w:num w:numId="1016">
+    <w:abstractNumId w:val="991"/>
+  </w:num>
+  <w:num w:numId="1017">
     <w:abstractNumId w:val="99411"/>
     <w:lvlOverride w:ilvl="0">
       <w:startOverride w:val="1"/>
@@ -20540,25 +24347,22 @@
       <w:startOverride w:val="1"/>
     </w:lvlOverride>
   </w:num>
-  <w:num w:numId="1013">
-    <w:abstractNumId w:val="991"/>
-  </w:num>
-  <w:num w:numId="1014">
-    <w:abstractNumId w:val="991"/>
-  </w:num>
-  <w:num w:numId="1015">
-    <w:abstractNumId w:val="991"/>
-  </w:num>
-  <w:num w:numId="1016">
-    <w:abstractNumId w:val="991"/>
-  </w:num>
-  <w:num w:numId="1017">
-    <w:abstractNumId w:val="991"/>
-  </w:num>
   <w:num w:numId="1018">
     <w:abstractNumId w:val="991"/>
   </w:num>
   <w:num w:numId="1019">
+    <w:abstractNumId w:val="991"/>
+  </w:num>
+  <w:num w:numId="1020">
+    <w:abstractNumId w:val="991"/>
+  </w:num>
+  <w:num w:numId="1021">
+    <w:abstractNumId w:val="991"/>
+  </w:num>
+  <w:num w:numId="1022">
+    <w:abstractNumId w:val="991"/>
+  </w:num>
+  <w:num w:numId="1023">
     <w:abstractNumId w:val="99411"/>
     <w:lvlOverride w:ilvl="0">
       <w:startOverride w:val="1"/>
@@ -20588,10 +24392,10 @@
       <w:startOverride w:val="1"/>
     </w:lvlOverride>
   </w:num>
-  <w:num w:numId="1020">
+  <w:num w:numId="1024">
     <w:abstractNumId w:val="991"/>
   </w:num>
-  <w:num w:numId="1021">
+  <w:num w:numId="1025">
     <w:abstractNumId w:val="99411"/>
     <w:lvlOverride w:ilvl="0">
       <w:startOverride w:val="1"/>
@@ -20621,7 +24425,10 @@
       <w:startOverride w:val="1"/>
     </w:lvlOverride>
   </w:num>
-  <w:num w:numId="1022">
+  <w:num w:numId="1026">
+    <w:abstractNumId w:val="991"/>
+  </w:num>
+  <w:num w:numId="1027">
     <w:abstractNumId w:val="991"/>
   </w:num>
 </w:numbering>
